--- a/team_brief/KG-LLM_연구팀_공유_요약_규칙추가.docx
+++ b/team_brief/KG-LLM_연구팀_공유_요약_규칙추가.docx
@@ -663,7 +663,7 @@
           <w:szCs w:val="20"/>
           <w:lang w:eastAsia="ko-KR"/>
         </w:rPr>
-        <w:t xml:space="preserve">이 구성에서 말하는 “규칙”은 아래와 같다. 어떤 값이 들어가면 무엇이 나오는지를 실제 자료의 예로 보였다.</w:t>
+        <w:t xml:space="preserve">이 구성에서 말하는 “규칙”은 아래와 같다. 규칙마다 입력이 어떻게 바뀌는지를 실제 자료의 예로 보였다.</w:t>
       </w:r>
     </w:p>
     <w:p>
@@ -864,7 +864,7 @@
                 <w:szCs w:val="18"/>
                 <w:lang w:eastAsia="ko-KR"/>
               </w:rPr>
-              <w:t xml:space="preserve">승인 기록에서 값이 모두 같은 행(순차번호만 다름)은 첫 행만 남긴다.</w:t>
+              <w:t xml:space="preserve">승인 기록에서 값이 모두 같은 행(순차번호만 다름)은 한 건으로 본다. 같은 승인이 두 번 세어지는 것을 막기 위한 규칙이다.</w:t>
             </w:r>
           </w:p>
         </w:tc>
@@ -893,7 +893,7 @@
                 <w:szCs w:val="18"/>
                 <w:lang w:eastAsia="ko-KR"/>
               </w:rPr>
-              <w:t xml:space="preserve">• 광동댐 승인 2218과 2220은 승인일, 방류 시작 시각, 접수방류량, 비고가 모두 같다.</w:t>
+              <w:t xml:space="preserve">• 입력: 광동댐 승인 2218과 2220. 승인일, 방류 시작 시각, 접수방류량, 비고가 모두 같고 순차번호만 다르다.</w:t>
             </w:r>
           </w:p>
           <w:p>
@@ -910,7 +910,7 @@
                 <w:szCs w:val="18"/>
                 <w:lang w:eastAsia="ko-KR"/>
               </w:rPr>
-              <w:t xml:space="preserve">• 2218만 남기고 2220은 제거한다.</w:t>
+              <w:t xml:space="preserve">• 결과: 같은 승인이 두 번 적힌 것으로 보고 2218만 남긴다.</w:t>
             </w:r>
           </w:p>
         </w:tc>
@@ -976,7 +976,7 @@
                 <w:szCs w:val="18"/>
                 <w:lang w:eastAsia="ko-KR"/>
               </w:rPr>
-              <w:t xml:space="preserve">시간 자료의 시각은 “연월일+시(01~24)” 형태의 번호이다. 이를 날짜와 시각으로 바꾸고, 24시는 다음 날 00:00으로 본다.</w:t>
+              <w:t xml:space="preserve">시간 자료의 시각은 “연월일 + 시(01~24)” 숫자로 적혀 있다. 이를 날짜와 시각으로 바꾸고, 24시는 다음 날 00:00으로 본다.</w:t>
             </w:r>
           </w:p>
         </w:tc>
@@ -1022,7 +1022,7 @@
                 <w:szCs w:val="18"/>
                 <w:lang w:eastAsia="ko-KR"/>
               </w:rPr>
-              <w:t xml:space="preserve">• 2017082524 → 2017-08-26 00:00</w:t>
+              <w:t xml:space="preserve">• 2017082524 → 2017-08-26 00:00 (24시는 하루가 끝나는 시각이라 다음 날 0시로 처리)</w:t>
             </w:r>
           </w:p>
         </w:tc>
@@ -1088,7 +1088,7 @@
                 <w:szCs w:val="18"/>
                 <w:lang w:eastAsia="ko-KR"/>
               </w:rPr>
-              <w:t xml:space="preserve">승인 기록의 한 행을 개체 하나로 만들고, 열의 값을 Ontology의 속성에 옮긴다.</w:t>
+              <w:t xml:space="preserve">승인 기록의 한 행을 “승인” 개체 하나로 만들고, 열의 값을 승인일, 승인 내용 같은 속성에 옮긴다. 관측소코드로 어느 댐의 승인인지도 정한다.</w:t>
             </w:r>
           </w:p>
         </w:tc>
@@ -1117,7 +1117,7 @@
                 <w:szCs w:val="18"/>
                 <w:lang w:eastAsia="ko-KR"/>
               </w:rPr>
-              <w:t xml:space="preserve">• 원본 한 행: 순차번호 1368, 관측소코드 1003110(충주), 승인일 2012-08-24, 방류 시작 2012-08-24 15:00, 접수방류량 2000, 비고 “이내 탄력적 조정”</w:t>
+              <w:t xml:space="preserve">• 입력(원본 한 행): 순차번호 1368, 관측소코드 1003110, 승인일 2012-08-24, 방류 시작 2012-08-24 15:00, 접수방류량 2000, 비고 “이내 탄력적 조정”</w:t>
             </w:r>
           </w:p>
           <w:p>
@@ -1134,7 +1134,24 @@
                 <w:szCs w:val="18"/>
                 <w:lang w:eastAsia="ko-KR"/>
               </w:rPr>
-              <w:t xml:space="preserve">• 결과: 승인 1368(승인일 2012-08-24, 승인 내용 “방류시작 2012-08-24 15:00; 접수방류량 2000㎥/s; 비고: 이내 탄력적 조정”)이 충주댐(DAM:1003110)에 연결된다.</w:t>
+              <w:t xml:space="preserve">• 결과: 개체 “승인 1368”이 만들어지고, 승인일 = 2012-08-24, 승인 내용 = “방류시작 2012-08-24 15:00; 접수방류량 2000㎥/s; 비고: 이내 탄력적 조정”이 붙는다.</w:t>
+            </w:r>
+          </w:p>
+          <w:p>
+            <w:pPr>
+              <w:spacing w:after="20" w:line="252" w:lineRule="auto"/>
+              <w:ind w:left="180" w:hanging="180"/>
+              <w:rPr>
+                <w:lang w:eastAsia="ko-KR"/>
+              </w:rPr>
+            </w:pPr>
+            <w:r>
+              <w:rPr>
+                <w:sz w:val="18"/>
+                <w:szCs w:val="18"/>
+                <w:lang w:eastAsia="ko-KR"/>
+              </w:rPr>
+              <w:t xml:space="preserve">• 코드 1003110은 충주댐의 코드라서 이 승인은 충주댐에 연결된다.</w:t>
             </w:r>
           </w:p>
         </w:tc>
@@ -1200,7 +1217,7 @@
                 <w:szCs w:val="18"/>
                 <w:lang w:eastAsia="ko-KR"/>
               </w:rPr>
-              <w:t xml:space="preserve">승인 비고에 적힌 낱말로 운영행위의 종류를 정한다. 비고가 없거나 수치뿐이면 일반 “방류”로 두고, “변경·연장·정정” 문구가 있으면 새 운영행위를 만들지 않는다.</w:t>
+              <w:t xml:space="preserve">승인 비고의 낱말을 보고 어떤 방류였는지(운영행위의 종류)를 정한다. 비고가 없거나 수치뿐이면 종류를 알 수 없어 그냥 “방류”로 둔다. “변경·연장·정정” 문구가 있으면 같은 방류를 바꾸는 승인이므로 새 운영행위를 만들지 않는다.</w:t>
             </w:r>
           </w:p>
         </w:tc>
@@ -1229,7 +1246,7 @@
                 <w:szCs w:val="18"/>
                 <w:lang w:eastAsia="ko-KR"/>
               </w:rPr>
-              <w:t xml:space="preserve">• 승인 1368 “이내 탄력적 조정” → “탄력” → 탄력적 방류</w:t>
+              <w:t xml:space="preserve">• 승인 1368 비고 “이내 탄력적 조정” → 낱말 “탄력” → 탄력적 방류 1개</w:t>
             </w:r>
           </w:p>
           <w:p>
@@ -1246,7 +1263,7 @@
                 <w:szCs w:val="18"/>
                 <w:lang w:eastAsia="ko-KR"/>
               </w:rPr>
-              <w:t xml:space="preserve">• 승인 2754 “…이내 탄력적 방류 (초기 1000㎥/s이내 방류)” → “초기”, “탄력” 두 낱말 → 초기방류와 탄력적 방류 2개</w:t>
+              <w:t xml:space="preserve">• 승인 2754 비고 “…이내 탄력적 방류 (초기 1000㎥/s이내 방류)” → 낱말 “탄력”과 “초기” → 탄력적 방류와 초기방류 2개</w:t>
             </w:r>
           </w:p>
           <w:p>
@@ -1263,7 +1280,7 @@
                 <w:szCs w:val="18"/>
                 <w:lang w:eastAsia="ko-KR"/>
               </w:rPr>
-              <w:t xml:space="preserve">• 승인 2804 “…(기간연장)”, 승인 1369 “방류 시간 정정” → 변경 문구 → 새 운영행위를 만들지 않음</w:t>
+              <w:t xml:space="preserve">• 승인 2804 비고 “…(기간연장)”, 승인 1369 비고 “방류 시간 정정” → 변경 문구 → 새 운영행위를 만들지 않음</w:t>
             </w:r>
           </w:p>
         </w:tc>
@@ -1329,7 +1346,55 @@
                 <w:szCs w:val="18"/>
                 <w:lang w:eastAsia="ko-KR"/>
               </w:rPr>
-              <w:t xml:space="preserve">① 비고에 시각이 있으면 그 시각을 쓴다. ② 없으면 방류 시작 3시간 전부터 6시간 후까지 총방류량이 직전 시각보다 크게(1 CMS와 직전 값의 10% 중 큰 값 이상) 변한 시각 중 방류 시작에 가장 가까운 시각을 쓴다. ③ 그런 변화가 없으면 승인의 방류 시작 시각을 쓴다.</w:t>
+              <w:t xml:space="preserve">운영행위가 언제 일어났는지 정한다.</w:t>
+            </w:r>
+          </w:p>
+          <w:p>
+            <w:pPr>
+              <w:spacing w:after="20" w:line="252" w:lineRule="auto"/>
+              <w:rPr>
+                <w:lang w:eastAsia="ko-KR"/>
+              </w:rPr>
+            </w:pPr>
+            <w:r>
+              <w:rPr>
+                <w:sz w:val="18"/>
+                <w:szCs w:val="18"/>
+                <w:lang w:eastAsia="ko-KR"/>
+              </w:rPr>
+              <w:t xml:space="preserve">① 비고에 시각이 적혀 있으면 그 시각을 쓴다.</w:t>
+            </w:r>
+          </w:p>
+          <w:p>
+            <w:pPr>
+              <w:spacing w:after="20" w:line="252" w:lineRule="auto"/>
+              <w:rPr>
+                <w:lang w:eastAsia="ko-KR"/>
+              </w:rPr>
+            </w:pPr>
+            <w:r>
+              <w:rPr>
+                <w:sz w:val="18"/>
+                <w:szCs w:val="18"/>
+                <w:lang w:eastAsia="ko-KR"/>
+              </w:rPr>
+              <w:t xml:space="preserve">② 없으면 방류 시작 3시간 전부터 6시간 후까지의 총방류량(댐에서 내보낸 물의 양, CMS는 초당 ㎥)을 보고, 직전 시각보다 크게 변한 시각 중 방류 시작에 가장 가까운 시각을 쓴다. “크게”는 1 CMS와 직전 값의 10% 중 큰 값 이상이다.</w:t>
+            </w:r>
+          </w:p>
+          <w:p>
+            <w:pPr>
+              <w:spacing w:after="20" w:line="252" w:lineRule="auto"/>
+              <w:rPr>
+                <w:lang w:eastAsia="ko-KR"/>
+              </w:rPr>
+            </w:pPr>
+            <w:r>
+              <w:rPr>
+                <w:sz w:val="18"/>
+                <w:szCs w:val="18"/>
+                <w:lang w:eastAsia="ko-KR"/>
+              </w:rPr>
+              <w:t xml:space="preserve">③ 그런 변화가 없으면 승인의 방류 시작 시각을 쓴다.</w:t>
             </w:r>
           </w:p>
         </w:tc>
@@ -1358,7 +1423,7 @@
                 <w:szCs w:val="18"/>
                 <w:lang w:eastAsia="ko-KR"/>
               </w:rPr>
-              <w:t xml:space="preserve">• ①: 승인 279 비고 “9.11 16:00 수문방류종료” → 2010-09-11 16:00</w:t>
+              <w:t xml:space="preserve">• ① 승인 279 비고 “9.11 16:00 수문방류종료” → 운영행위 시각 2010-09-11 16:00</w:t>
             </w:r>
           </w:p>
           <w:p>
@@ -1375,7 +1440,7 @@
                 <w:szCs w:val="18"/>
                 <w:lang w:eastAsia="ko-KR"/>
               </w:rPr>
-              <w:t xml:space="preserve">• ②: 승인 2754는 방류 시작이 2017-08-25 14:00이고, 총방류량이 14:00 97.134 → 15:00 523.33 CMS로 늘었다(+426.196). 운영행위 시각 = 15:00</w:t>
+              <w:t xml:space="preserve">• ② 승인 2754(소양강댐): 방류 시작은 2017-08-25 14:00이다. 총방류량은 13:00 98.985, 14:00 97.134, 15:00 523.33 CMS이다. 15:00에 426.196 CMS 늘었고, 이는 기준(97.134의 10% ≈ 9.7 CMS)보다 크다 → 운영행위 시각 15:00</w:t>
             </w:r>
           </w:p>
           <w:p>
@@ -1392,7 +1457,7 @@
                 <w:szCs w:val="18"/>
                 <w:lang w:eastAsia="ko-KR"/>
               </w:rPr>
-              <w:t xml:space="preserve">• 승인 1368은 방류 시작 15:00, 총방류량이 16:00에 +252.601 CMS 변하여 운영행위 시각 = 16:00</w:t>
+              <w:t xml:space="preserve">• 승인 1368(충주댐)은 방류 시작이 15:00이지만 총방류량이 크게 변한 시각이 16:00(252.601 CMS 증가)이라 → 16:00</w:t>
             </w:r>
           </w:p>
           <w:p>
@@ -1409,7 +1474,7 @@
                 <w:szCs w:val="18"/>
                 <w:lang w:eastAsia="ko-KR"/>
               </w:rPr>
-              <w:t xml:space="preserve">• 운영행위 68개의 시각은 측정 변화 54개, 승인 시작 시각 11개, 비고 명시 3개이다.</w:t>
+              <w:t xml:space="preserve">• 운영행위 68개의 시각 출처: 측정 변화 54개, 승인의 방류 시작 시각 11개, 비고에 적힌 시각 3개</w:t>
             </w:r>
           </w:p>
         </w:tc>
@@ -1475,7 +1540,7 @@
                 <w:szCs w:val="18"/>
                 <w:lang w:eastAsia="ko-KR"/>
               </w:rPr>
-              <w:t xml:space="preserve">같은 댐을 가리키는 개체끼리 코드나 이름이 정확히 같을 때만 연결한다. 변경 승인은 같은 댐·같은 방류 시작 시각의 원 승인에 연결한다.</w:t>
+              <w:t xml:space="preserve">자료마다 같은 댐이 다르게 적혀 있어서, 코드나 이름이 정확히 같을 때만 같은 댐으로 연결한다. 변경 승인은 같은 댐이고 방류 시작 시각이 같은 원래 승인에 연결한다.</w:t>
             </w:r>
           </w:p>
         </w:tc>
@@ -1504,7 +1569,7 @@
                 <w:szCs w:val="18"/>
                 <w:lang w:eastAsia="ko-KR"/>
               </w:rPr>
-              <w:t xml:space="preserve">• 코드: 승인 1368의 관측소코드 1003110 = 충주댐 코드 → 연결</w:t>
+              <w:t xml:space="preserve">• 코드: 승인 1368의 관측소코드 1003110은 충주댐의 코드와 같다 → 연결</w:t>
             </w:r>
           </w:p>
           <w:p>
@@ -1521,7 +1586,7 @@
                 <w:szCs w:val="18"/>
                 <w:lang w:eastAsia="ko-KR"/>
               </w:rPr>
-              <w:t xml:space="preserve">• 이름: 별표3의 “충 주 댐”에서 공백을 지우면 “충주댐” = 댐 이름 → 연결</w:t>
+              <w:t xml:space="preserve">• 이름: 별표3 원문에는 “충 주 댐”처럼 글자 사이에 공백이 있다. 공백을 지우면 “충주댐”으로 댐 이름과 같다 → 연결</w:t>
             </w:r>
           </w:p>
           <w:p>
@@ -1538,7 +1603,7 @@
                 <w:szCs w:val="18"/>
                 <w:lang w:eastAsia="ko-KR"/>
               </w:rPr>
-              <w:t xml:space="preserve">• 변경 승인: 승인 2804(기간연장)는 같은 댐·같은 방류 시작 시각(2017-08-25 14:00)의 승인 2754가 만든 운영행위에 연결한다(추정).</w:t>
+              <w:t xml:space="preserve">• 변경 승인: 승인 2804(기간연장)는 소양강댐이고 방류 시작이 2017-08-25 14:00으로 승인 2754와 같다 → 승인 2754가 만든 운영행위에 연결한다(확정이 아니라 규칙으로 추정한 연결이다).</w:t>
             </w:r>
           </w:p>
           <w:p>
@@ -1555,7 +1620,7 @@
                 <w:szCs w:val="18"/>
                 <w:lang w:eastAsia="ko-KR"/>
               </w:rPr>
-              <w:t xml:space="preserve">• 원 승인을 찾지 못한 승인 1369(방류 시간 정정)는 연결하지 않는다.</w:t>
+              <w:t xml:space="preserve">• 원래 승인을 찾지 못한 승인 1369(방류 시간 정정)는 연결하지 않는다.</w:t>
             </w:r>
           </w:p>
         </w:tc>
@@ -1621,7 +1686,7 @@
                 <w:szCs w:val="18"/>
                 <w:lang w:eastAsia="ko-KR"/>
               </w:rPr>
-              <w:t xml:space="preserve">만든 KG가 Ontology의 정의를 지키는지 5가지를 검사한다: 관계 양 끝 종류, 필수 속성, 값 형식, 근거 연결, 경로 일치.</w:t>
+              <w:t xml:space="preserve">만든 KG가 설계한 Ontology를 지키는지 5가지를 검사한다: 관계의 양쪽 개체 종류가 맞는지, 필수 속성이 있는지, 값의 형식이 맞는지, 근거자료가 연결되어 있는지, 승인에서 댐으로 가는 두 길이 같은 댐을 가리키는지.</w:t>
             </w:r>
           </w:p>
         </w:tc>
@@ -1650,7 +1715,7 @@
                 <w:szCs w:val="18"/>
                 <w:lang w:eastAsia="ko-KR"/>
               </w:rPr>
-              <w:t xml:space="preserve">• “승인에는 승인일이 있어야 한다”를 80건 모두 검사 → 위반 0건</w:t>
+              <w:t xml:space="preserve">• 필수 속성 검사: “승인에는 승인일이 있어야 한다”를 승인 80건 모두 확인 → 어긋난 곳 0건</w:t>
             </w:r>
           </w:p>
           <w:p>
@@ -1667,7 +1732,7 @@
                 <w:szCs w:val="18"/>
                 <w:lang w:eastAsia="ko-KR"/>
               </w:rPr>
-              <w:t xml:space="preserve">• 검사 중 발견: 연결된 운영행위가 없는 승인 1369는 “댐 → 운영행위 → 승인” 순서로는 찾을 수 없었다. 승인 → 댐 관계를 추가하여 80건 모두 찾을 수 있게 하였다.</w:t>
+              <w:t xml:space="preserve">• 검사 중 발견한 문제: 승인 1369는 연결된 운영행위가 없어서, 댐에서 “운영행위 → 승인” 순서로 따라가면 찾을 수 없었다. 승인과 댐을 바로 잇는 관계를 추가하여 80건 모두 찾을 수 있게 하였다.</w:t>
             </w:r>
           </w:p>
         </w:tc>
@@ -1871,7 +1936,7 @@
                 <w:szCs w:val="18"/>
                 <w:lang w:eastAsia="ko-KR"/>
               </w:rPr>
-              <w:t xml:space="preserve">LLM이 낸 값이 질문 유형 목록, 4개 댐, 날짜 형식에 맞는지 확인한다. 어긋나거나 같은 항목이 두 번 나오면 “범위 밖”으로 처리한다.</w:t>
+              <w:t xml:space="preserve">LLM이 낸 질문 유형과 값이 허용 범위인지 확인한다. 질문 유형이 정해 둔 목록에 있는지, 댐이 4개 댐 중 하나인지, 날짜 형식이 맞는지, 같은 종류의 값이 두 번 나오지 않았는지 본다. 어긋나면 “범위 밖”으로 처리한다.</w:t>
             </w:r>
           </w:p>
         </w:tc>
@@ -1900,7 +1965,7 @@
                 <w:szCs w:val="18"/>
                 <w:lang w:eastAsia="ko-KR"/>
               </w:rPr>
-              <w:t xml:space="preserve">• {"intent": "SIMILAR", "slots": {"dam": "소양강댐", "k": 1}} → 통과</w:t>
+              <w:t xml:space="preserve">• 통과: 질문 “소양강댐 지금 상태를 제한수위와 비교하고, 비슷했던 과거 사례에서 승인된 방류량 대비 실제 방류량이 어땠는지 알려줘” → LLM 출력 질문 유형 = 비슷한 과거 사례, 댐 = 소양강댐 → 모두 허용 범위</w:t>
             </w:r>
           </w:p>
           <w:p>
@@ -1917,24 +1982,7 @@
                 <w:szCs w:val="18"/>
                 <w:lang w:eastAsia="ko-KR"/>
               </w:rPr>
-              <w:t xml:space="preserve">• 질문 유형 목록에 없는 이름이거나 댐이 4개 댐이 아니면(예: 팔당댐) → 범위 밖</w:t>
-            </w:r>
-          </w:p>
-          <w:p>
-            <w:pPr>
-              <w:spacing w:after="20" w:line="252" w:lineRule="auto"/>
-              <w:ind w:left="180" w:hanging="180"/>
-              <w:rPr>
-                <w:lang w:eastAsia="ko-KR"/>
-              </w:rPr>
-            </w:pPr>
-            <w:r>
-              <w:rPr>
-                <w:sz w:val="18"/>
-                <w:szCs w:val="18"/>
-                <w:lang w:eastAsia="ko-KR"/>
-              </w:rPr>
-              <w:t xml:space="preserve">• 시험에서 두 댐을 비교하는 질문에 LLM이 dam 항목을 두 번 써서 한 댐으로 처리된 사례가 있었고, 같은 항목이 두 번 나오면 범위 밖으로 처리하도록 규칙을 보완하였다(재시험 전).</w:t>
+              <w:t xml:space="preserve">• 범위 밖: 댐이 4개 댐이 아니면(예: 팔당댐), 두 댐을 한꺼번에 묻는 질문처럼 댐 값이 두 개 나오면 “범위 밖”으로 처리한다.</w:t>
             </w:r>
           </w:p>
         </w:tc>
@@ -2029,7 +2077,7 @@
                 <w:szCs w:val="18"/>
                 <w:lang w:eastAsia="ko-KR"/>
               </w:rPr>
-              <w:t xml:space="preserve">• 질문 유형 CQ5(현재 운영기준), 댐 = 소양강댐</w:t>
+              <w:t xml:space="preserve">• 예) 질문 “소양강댐의 홍수기 제한수위는?” → 질문 유형 = 현재 운영기준, 댐 = 소양강댐</w:t>
             </w:r>
           </w:p>
           <w:p>
@@ -2046,7 +2094,7 @@
                 <w:szCs w:val="18"/>
                 <w:lang w:eastAsia="ko-KR"/>
               </w:rPr>
-              <w:t xml:space="preserve">• 조회문: MATCH (c:Criterion)-[:appliesToDam]-&gt;(d:Dam {damName: “소양강댐”}) RETURN c.criterionValue, c.unit</w:t>
+              <w:t xml:space="preserve">• 미리 만들어 둔 조회문: “○○댐에 적용되는 운영기준을 찾아 기준값과 단위를 돌려 달라” → ○○ 자리에 소양강댐을 채운다.</w:t>
             </w:r>
           </w:p>
           <w:p>
@@ -2063,7 +2111,7 @@
                 <w:szCs w:val="18"/>
                 <w:lang w:eastAsia="ko-KR"/>
               </w:rPr>
-              <w:t xml:space="preserve">• 결과: 홍수기 제한수위 190.3 EL.m (운영기준 CRI:CR-01)</w:t>
+              <w:t xml:space="preserve">• 결과: 홍수기 제한수위 190.3 EL.m</w:t>
             </w:r>
           </w:p>
         </w:tc>
@@ -2129,7 +2177,7 @@
                 <w:szCs w:val="18"/>
                 <w:lang w:eastAsia="ko-KR"/>
               </w:rPr>
-              <w:t xml:space="preserve">차이와 비율을 계산하고, 비슷한 과거 사례를 거리로 고른다. 수위와 유입량은 단위가 달라서, 소양강댐의 전체 기록에서 최솟값을 0, 최댓값을 1로 맞춘 뒤 거리를 잰다.</w:t>
+              <w:t xml:space="preserve">조회한 값으로 차이와 비율을 계산하고, 현재와 비슷한 과거 사례를 거리로 고른다.</w:t>
             </w:r>
           </w:p>
         </w:tc>
@@ -2158,7 +2206,7 @@
                 <w:szCs w:val="18"/>
                 <w:lang w:eastAsia="ko-KR"/>
               </w:rPr>
-              <w:t xml:space="preserve">• 차이: 현재 수위 185.2644 − 제한수위 190.3 = −5.04 m</w:t>
+              <w:t xml:space="preserve">• 차이: 현재 수위 185.2644 EL.m − 제한수위 190.3 EL.m = −5.04 m (현재가 5.04 m 낮다)</w:t>
             </w:r>
           </w:p>
           <w:p>
@@ -2175,7 +2223,7 @@
                 <w:szCs w:val="18"/>
                 <w:lang w:eastAsia="ko-KR"/>
               </w:rPr>
-              <w:t xml:space="preserve">• 비율: 창 내 최대 총방류량 1011.2 ÷ 승인량 1500 = 0.674 → 67.4%</w:t>
+              <w:t xml:space="preserve">• 비율: 비슷한 사례의 방류 구간 최대 총방류량 1011.2 CMS ÷ 승인된 방류량 1500 CMS = 0.674 → 67.4%</w:t>
             </w:r>
           </w:p>
           <w:p>
@@ -2192,7 +2240,7 @@
                 <w:szCs w:val="18"/>
                 <w:lang w:eastAsia="ko-KR"/>
               </w:rPr>
-              <w:t xml:space="preserve">• 유사 사례 거리: 현재(수위 185.2644, 유입량 95.079)는 0~1로 맞추면 (0.802, 0.014), 2017-08-25 15:00 사례(수위 192.53, 유입량 1027.58)는 (0.979, 0.150)이다. 거리 = √((0.979−0.802)² + (0.150−0.014)²) = 0.223</w:t>
+              <w:t xml:space="preserve">• 비슷한 사례 고르기: 수위(소양강댐 기록 범위 152.25~193.4 EL.m)와 유입량(0~6848 CMS, 댐으로 들어오는 물의 양)은 숫자 크기가 달라 그대로 비교할 수 없다. 그래서 각각 그 댐 전체 기록의 최솟값을 0, 최댓값을 1로 환산한다.</w:t>
             </w:r>
           </w:p>
           <w:p>
@@ -2209,7 +2257,24 @@
                 <w:szCs w:val="18"/>
                 <w:lang w:eastAsia="ko-KR"/>
               </w:rPr>
-              <w:t xml:space="preserve">• 이 거리가 가장 작은 시점을 비슷한 사례로 고른다.</w:t>
+              <w:t xml:space="preserve">• 현재(수위 185.2644, 유입량 95.079)는 (0.802, 0.014), 후보 2017-08-25 15:00(수위 192.53, 유입량 1027.58)는 (0.979, 0.150)이다.</w:t>
+            </w:r>
+          </w:p>
+          <w:p>
+            <w:pPr>
+              <w:spacing w:after="20" w:line="252" w:lineRule="auto"/>
+              <w:ind w:left="180" w:hanging="180"/>
+              <w:rPr>
+                <w:lang w:eastAsia="ko-KR"/>
+              </w:rPr>
+            </w:pPr>
+            <w:r>
+              <w:rPr>
+                <w:sz w:val="18"/>
+                <w:szCs w:val="18"/>
+                <w:lang w:eastAsia="ko-KR"/>
+              </w:rPr>
+              <w:t xml:space="preserve">• 두 점 사이 거리 = √((0.979−0.802)² + (0.150−0.014)²) = 0.223. 후보 중 거리가 가장 작은 시점을 비슷한 사례로 고른다(0이면 현재와 똑같다).</w:t>
             </w:r>
           </w:p>
         </w:tc>

--- a/team_brief/KG-LLM_연구팀_공유_요약_규칙추가.docx
+++ b/team_brief/KG-LLM_연구팀_공유_요약_규칙추가.docx
@@ -663,7 +663,7 @@
           <w:szCs w:val="20"/>
           <w:lang w:eastAsia="ko-KR"/>
         </w:rPr>
-        <w:t xml:space="preserve">이 구성에서 말하는 “규칙”은 아래와 같다. 규칙마다 입력이 어떻게 바뀌는지를 실제 자료의 예로 보였다.</w:t>
+        <w:t xml:space="preserve">이 구성에서 말하는 “규칙”은 아래와 같다. 처리 순서대로 정리하였다.</w:t>
       </w:r>
     </w:p>
     <w:p>
@@ -680,7 +680,7 @@
           <w:szCs w:val="20"/>
           <w:lang w:eastAsia="ko-KR"/>
         </w:rPr>
-        <w:t xml:space="preserve">KG 구축(STEP 2)에서 쓴 규칙</w:t>
+        <w:t xml:space="preserve">KG 구축(STEP 2)의 규칙: 중복 제거 → 시각 변환 → 열·속성 대응 → 운영행위 종류 분류 → 운영행위 시각 → 개체 연결 → 구조 검증</w:t>
       </w:r>
     </w:p>
     <w:tbl>
@@ -699,9 +699,8 @@
         <w:tblLook w:val="04A0" w:firstRow="1" w:lastRow="0" w:firstColumn="1" w:lastColumn="0" w:noHBand="0" w:noVBand="1"/>
       </w:tblPr>
       <w:tblGrid>
-        <w:gridCol w:w="1600"/>
-        <w:gridCol w:w="3300"/>
-        <w:gridCol w:w="5072"/>
+        <w:gridCol w:w="2000"/>
+        <w:gridCol w:w="7972"/>
       </w:tblGrid>
       <w:tr>
         <w:trPr>
@@ -711,7 +710,7 @@
         </w:trPr>
         <w:tc>
           <w:tcPr>
-            <w:tcW w:w="1600" w:type="dxa"/>
+            <w:tcW w:w="2000" w:type="dxa"/>
             <w:shd w:val="clear" w:color="auto" w:fill="D9EAF7"/>
             <w:tcMar>
               <w:top w:w="80" w:type="dxa"/>
@@ -742,7 +741,7 @@
         </w:tc>
         <w:tc>
           <w:tcPr>
-            <w:tcW w:w="3300" w:type="dxa"/>
+            <w:tcW w:w="7972" w:type="dxa"/>
             <w:shd w:val="clear" w:color="auto" w:fill="D9EAF7"/>
             <w:tcMar>
               <w:top w:w="80" w:type="dxa"/>
@@ -771,37 +770,6 @@
             </w:r>
           </w:p>
         </w:tc>
-        <w:tc>
-          <w:tcPr>
-            <w:tcW w:w="5072" w:type="dxa"/>
-            <w:shd w:val="clear" w:color="auto" w:fill="D9EAF7"/>
-            <w:tcMar>
-              <w:top w:w="80" w:type="dxa"/>
-              <w:left w:w="110" w:type="dxa"/>
-              <w:bottom w:w="80" w:type="dxa"/>
-              <w:right w:w="110" w:type="dxa"/>
-            </w:tcMar>
-            <w:vAlign w:val="center"/>
-          </w:tcPr>
-          <w:p>
-            <w:pPr>
-              <w:spacing w:after="20" w:line="252" w:lineRule="auto"/>
-              <w:jc w:val="center"/>
-              <w:rPr>
-                <w:lang w:eastAsia="ko-KR"/>
-              </w:rPr>
-            </w:pPr>
-            <w:r>
-              <w:rPr>
-                <w:b/>
-                <w:sz w:val="18"/>
-                <w:szCs w:val="18"/>
-                <w:lang w:eastAsia="ko-KR"/>
-              </w:rPr>
-              <w:t xml:space="preserve">예</w:t>
-            </w:r>
-          </w:p>
-        </w:tc>
       </w:tr>
       <w:tr>
         <w:trPr>
@@ -810,7 +778,7 @@
         </w:trPr>
         <w:tc>
           <w:tcPr>
-            <w:tcW w:w="1600" w:type="dxa"/>
+            <w:tcW w:w="2000" w:type="dxa"/>
             <w:shd w:val="clear" w:color="auto" w:fill="EEF5FA"/>
             <w:tcMar>
               <w:top w:w="80" w:type="dxa"/>
@@ -836,13 +804,13 @@
                 <w:szCs w:val="18"/>
                 <w:lang w:eastAsia="ko-KR"/>
               </w:rPr>
-              <w:t xml:space="preserve">중복 제거</w:t>
+              <w:t xml:space="preserve">① 중복 제거</w:t>
             </w:r>
           </w:p>
         </w:tc>
         <w:tc>
           <w:tcPr>
-            <w:tcW w:w="3300" w:type="dxa"/>
+            <w:tcW w:w="7972" w:type="dxa"/>
             <w:tcMar>
               <w:top w:w="80" w:type="dxa"/>
               <w:left w:w="110" w:type="dxa"/>
@@ -864,53 +832,7 @@
                 <w:szCs w:val="18"/>
                 <w:lang w:eastAsia="ko-KR"/>
               </w:rPr>
-              <w:t xml:space="preserve">승인 기록에서 값이 모두 같은 행(순차번호만 다름)은 한 건으로 본다. 같은 승인이 두 번 세어지는 것을 막기 위한 규칙이다.</w:t>
-            </w:r>
-          </w:p>
-        </w:tc>
-        <w:tc>
-          <w:tcPr>
-            <w:tcW w:w="5072" w:type="dxa"/>
-            <w:tcMar>
-              <w:top w:w="80" w:type="dxa"/>
-              <w:left w:w="110" w:type="dxa"/>
-              <w:bottom w:w="80" w:type="dxa"/>
-              <w:right w:w="110" w:type="dxa"/>
-            </w:tcMar>
-            <w:vAlign w:val="center"/>
-          </w:tcPr>
-          <w:p>
-            <w:pPr>
-              <w:spacing w:after="20" w:line="252" w:lineRule="auto"/>
-              <w:ind w:left="180" w:hanging="180"/>
-              <w:rPr>
-                <w:lang w:eastAsia="ko-KR"/>
-              </w:rPr>
-            </w:pPr>
-            <w:r>
-              <w:rPr>
-                <w:sz w:val="18"/>
-                <w:szCs w:val="18"/>
-                <w:lang w:eastAsia="ko-KR"/>
-              </w:rPr>
-              <w:t xml:space="preserve">• 입력: 광동댐 승인 2218과 2220. 승인일, 방류 시작 시각, 접수방류량, 비고가 모두 같고 순차번호만 다르다.</w:t>
-            </w:r>
-          </w:p>
-          <w:p>
-            <w:pPr>
-              <w:spacing w:after="20" w:line="252" w:lineRule="auto"/>
-              <w:ind w:left="180" w:hanging="180"/>
-              <w:rPr>
-                <w:lang w:eastAsia="ko-KR"/>
-              </w:rPr>
-            </w:pPr>
-            <w:r>
-              <w:rPr>
-                <w:sz w:val="18"/>
-                <w:szCs w:val="18"/>
-                <w:lang w:eastAsia="ko-KR"/>
-              </w:rPr>
-              <w:t xml:space="preserve">• 결과: 같은 승인이 두 번 적힌 것으로 보고 2218만 남긴다.</w:t>
+              <w:t xml:space="preserve">승인 기록에서 값이 모두 같은 행(순차번호만 다름)은 한 건만 남긴다.</w:t>
             </w:r>
           </w:p>
         </w:tc>
@@ -922,7 +844,7 @@
         </w:trPr>
         <w:tc>
           <w:tcPr>
-            <w:tcW w:w="1600" w:type="dxa"/>
+            <w:tcW w:w="2000" w:type="dxa"/>
             <w:shd w:val="clear" w:color="auto" w:fill="EEF5FA"/>
             <w:tcMar>
               <w:top w:w="80" w:type="dxa"/>
@@ -948,13 +870,13 @@
                 <w:szCs w:val="18"/>
                 <w:lang w:eastAsia="ko-KR"/>
               </w:rPr>
-              <w:t xml:space="preserve">시각 라벨 변환</w:t>
+              <w:t xml:space="preserve">② 시각 변환</w:t>
             </w:r>
           </w:p>
         </w:tc>
         <w:tc>
           <w:tcPr>
-            <w:tcW w:w="3300" w:type="dxa"/>
+            <w:tcW w:w="7972" w:type="dxa"/>
             <w:tcMar>
               <w:top w:w="80" w:type="dxa"/>
               <w:left w:w="110" w:type="dxa"/>
@@ -976,53 +898,7 @@
                 <w:szCs w:val="18"/>
                 <w:lang w:eastAsia="ko-KR"/>
               </w:rPr>
-              <w:t xml:space="preserve">시간 자료의 시각은 “연월일 + 시(01~24)” 숫자로 적혀 있다. 이를 날짜와 시각으로 바꾸고, 24시는 다음 날 00:00으로 본다.</w:t>
-            </w:r>
-          </w:p>
-        </w:tc>
-        <w:tc>
-          <w:tcPr>
-            <w:tcW w:w="5072" w:type="dxa"/>
-            <w:tcMar>
-              <w:top w:w="80" w:type="dxa"/>
-              <w:left w:w="110" w:type="dxa"/>
-              <w:bottom w:w="80" w:type="dxa"/>
-              <w:right w:w="110" w:type="dxa"/>
-            </w:tcMar>
-            <w:vAlign w:val="center"/>
-          </w:tcPr>
-          <w:p>
-            <w:pPr>
-              <w:spacing w:after="20" w:line="252" w:lineRule="auto"/>
-              <w:ind w:left="180" w:hanging="180"/>
-              <w:rPr>
-                <w:lang w:eastAsia="ko-KR"/>
-              </w:rPr>
-            </w:pPr>
-            <w:r>
-              <w:rPr>
-                <w:sz w:val="18"/>
-                <w:szCs w:val="18"/>
-                <w:lang w:eastAsia="ko-KR"/>
-              </w:rPr>
-              <w:t xml:space="preserve">• 2017082515 → 2017-08-25 15:00</w:t>
-            </w:r>
-          </w:p>
-          <w:p>
-            <w:pPr>
-              <w:spacing w:after="20" w:line="252" w:lineRule="auto"/>
-              <w:ind w:left="180" w:hanging="180"/>
-              <w:rPr>
-                <w:lang w:eastAsia="ko-KR"/>
-              </w:rPr>
-            </w:pPr>
-            <w:r>
-              <w:rPr>
-                <w:sz w:val="18"/>
-                <w:szCs w:val="18"/>
-                <w:lang w:eastAsia="ko-KR"/>
-              </w:rPr>
-              <w:t xml:space="preserve">• 2017082524 → 2017-08-26 00:00 (24시는 하루가 끝나는 시각이라 다음 날 0시로 처리)</w:t>
+              <w:t xml:space="preserve">시간 자료의 시각 번호(연월일 + 시, 01~24시)를 날짜와 시각으로 바꾼다. 24시는 다음 날 00:00으로 본다.</w:t>
             </w:r>
           </w:p>
         </w:tc>
@@ -1034,7 +910,7 @@
         </w:trPr>
         <w:tc>
           <w:tcPr>
-            <w:tcW w:w="1600" w:type="dxa"/>
+            <w:tcW w:w="2000" w:type="dxa"/>
             <w:shd w:val="clear" w:color="auto" w:fill="EEF5FA"/>
             <w:tcMar>
               <w:top w:w="80" w:type="dxa"/>
@@ -1060,13 +936,13 @@
                 <w:szCs w:val="18"/>
                 <w:lang w:eastAsia="ko-KR"/>
               </w:rPr>
-              <w:t xml:space="preserve">열 → 속성 대응</w:t>
+              <w:t xml:space="preserve">③ 열 → 속성 대응</w:t>
             </w:r>
           </w:p>
         </w:tc>
         <w:tc>
           <w:tcPr>
-            <w:tcW w:w="3300" w:type="dxa"/>
+            <w:tcW w:w="7972" w:type="dxa"/>
             <w:tcMar>
               <w:top w:w="80" w:type="dxa"/>
               <w:left w:w="110" w:type="dxa"/>
@@ -1088,70 +964,7 @@
                 <w:szCs w:val="18"/>
                 <w:lang w:eastAsia="ko-KR"/>
               </w:rPr>
-              <w:t xml:space="preserve">승인 기록의 한 행을 “승인” 개체 하나로 만들고, 열의 값을 승인일, 승인 내용 같은 속성에 옮긴다. 관측소코드로 어느 댐의 승인인지도 정한다.</w:t>
-            </w:r>
-          </w:p>
-        </w:tc>
-        <w:tc>
-          <w:tcPr>
-            <w:tcW w:w="5072" w:type="dxa"/>
-            <w:tcMar>
-              <w:top w:w="80" w:type="dxa"/>
-              <w:left w:w="110" w:type="dxa"/>
-              <w:bottom w:w="80" w:type="dxa"/>
-              <w:right w:w="110" w:type="dxa"/>
-            </w:tcMar>
-            <w:vAlign w:val="center"/>
-          </w:tcPr>
-          <w:p>
-            <w:pPr>
-              <w:spacing w:after="20" w:line="252" w:lineRule="auto"/>
-              <w:ind w:left="180" w:hanging="180"/>
-              <w:rPr>
-                <w:lang w:eastAsia="ko-KR"/>
-              </w:rPr>
-            </w:pPr>
-            <w:r>
-              <w:rPr>
-                <w:sz w:val="18"/>
-                <w:szCs w:val="18"/>
-                <w:lang w:eastAsia="ko-KR"/>
-              </w:rPr>
-              <w:t xml:space="preserve">• 입력(원본 한 행): 순차번호 1368, 관측소코드 1003110, 승인일 2012-08-24, 방류 시작 2012-08-24 15:00, 접수방류량 2000, 비고 “이내 탄력적 조정”</w:t>
-            </w:r>
-          </w:p>
-          <w:p>
-            <w:pPr>
-              <w:spacing w:after="20" w:line="252" w:lineRule="auto"/>
-              <w:ind w:left="180" w:hanging="180"/>
-              <w:rPr>
-                <w:lang w:eastAsia="ko-KR"/>
-              </w:rPr>
-            </w:pPr>
-            <w:r>
-              <w:rPr>
-                <w:sz w:val="18"/>
-                <w:szCs w:val="18"/>
-                <w:lang w:eastAsia="ko-KR"/>
-              </w:rPr>
-              <w:t xml:space="preserve">• 결과: 개체 “승인 1368”이 만들어지고, 승인일 = 2012-08-24, 승인 내용 = “방류시작 2012-08-24 15:00; 접수방류량 2000㎥/s; 비고: 이내 탄력적 조정”이 붙는다.</w:t>
-            </w:r>
-          </w:p>
-          <w:p>
-            <w:pPr>
-              <w:spacing w:after="20" w:line="252" w:lineRule="auto"/>
-              <w:ind w:left="180" w:hanging="180"/>
-              <w:rPr>
-                <w:lang w:eastAsia="ko-KR"/>
-              </w:rPr>
-            </w:pPr>
-            <w:r>
-              <w:rPr>
-                <w:sz w:val="18"/>
-                <w:szCs w:val="18"/>
-                <w:lang w:eastAsia="ko-KR"/>
-              </w:rPr>
-              <w:t xml:space="preserve">• 코드 1003110은 충주댐의 코드라서 이 승인은 충주댐에 연결된다.</w:t>
+              <w:t xml:space="preserve">승인 기록의 한 행을 승인 개체 하나로 만들고, 열의 값을 승인일, 승인 내용 같은 속성으로 옮긴다. 관측소코드로 어느 댐의 승인인지 정한다.</w:t>
             </w:r>
           </w:p>
         </w:tc>
@@ -1163,7 +976,7 @@
         </w:trPr>
         <w:tc>
           <w:tcPr>
-            <w:tcW w:w="1600" w:type="dxa"/>
+            <w:tcW w:w="2000" w:type="dxa"/>
             <w:shd w:val="clear" w:color="auto" w:fill="EEF5FA"/>
             <w:tcMar>
               <w:top w:w="80" w:type="dxa"/>
@@ -1189,13 +1002,13 @@
                 <w:szCs w:val="18"/>
                 <w:lang w:eastAsia="ko-KR"/>
               </w:rPr>
-              <w:t xml:space="preserve">운영행위 종류 분류</w:t>
+              <w:t xml:space="preserve">④ 운영행위 종류 분류</w:t>
             </w:r>
           </w:p>
         </w:tc>
         <w:tc>
           <w:tcPr>
-            <w:tcW w:w="3300" w:type="dxa"/>
+            <w:tcW w:w="7972" w:type="dxa"/>
             <w:tcMar>
               <w:top w:w="80" w:type="dxa"/>
               <w:left w:w="110" w:type="dxa"/>
@@ -1217,70 +1030,7 @@
                 <w:szCs w:val="18"/>
                 <w:lang w:eastAsia="ko-KR"/>
               </w:rPr>
-              <w:t xml:space="preserve">승인 비고의 낱말을 보고 어떤 방류였는지(운영행위의 종류)를 정한다. 비고가 없거나 수치뿐이면 종류를 알 수 없어 그냥 “방류”로 둔다. “변경·연장·정정” 문구가 있으면 같은 방류를 바꾸는 승인이므로 새 운영행위를 만들지 않는다.</w:t>
-            </w:r>
-          </w:p>
-        </w:tc>
-        <w:tc>
-          <w:tcPr>
-            <w:tcW w:w="5072" w:type="dxa"/>
-            <w:tcMar>
-              <w:top w:w="80" w:type="dxa"/>
-              <w:left w:w="110" w:type="dxa"/>
-              <w:bottom w:w="80" w:type="dxa"/>
-              <w:right w:w="110" w:type="dxa"/>
-            </w:tcMar>
-            <w:vAlign w:val="center"/>
-          </w:tcPr>
-          <w:p>
-            <w:pPr>
-              <w:spacing w:after="20" w:line="252" w:lineRule="auto"/>
-              <w:ind w:left="180" w:hanging="180"/>
-              <w:rPr>
-                <w:lang w:eastAsia="ko-KR"/>
-              </w:rPr>
-            </w:pPr>
-            <w:r>
-              <w:rPr>
-                <w:sz w:val="18"/>
-                <w:szCs w:val="18"/>
-                <w:lang w:eastAsia="ko-KR"/>
-              </w:rPr>
-              <w:t xml:space="preserve">• 승인 1368 비고 “이내 탄력적 조정” → 낱말 “탄력” → 탄력적 방류 1개</w:t>
-            </w:r>
-          </w:p>
-          <w:p>
-            <w:pPr>
-              <w:spacing w:after="20" w:line="252" w:lineRule="auto"/>
-              <w:ind w:left="180" w:hanging="180"/>
-              <w:rPr>
-                <w:lang w:eastAsia="ko-KR"/>
-              </w:rPr>
-            </w:pPr>
-            <w:r>
-              <w:rPr>
-                <w:sz w:val="18"/>
-                <w:szCs w:val="18"/>
-                <w:lang w:eastAsia="ko-KR"/>
-              </w:rPr>
-              <w:t xml:space="preserve">• 승인 2754 비고 “…이내 탄력적 방류 (초기 1000㎥/s이내 방류)” → 낱말 “탄력”과 “초기” → 탄력적 방류와 초기방류 2개</w:t>
-            </w:r>
-          </w:p>
-          <w:p>
-            <w:pPr>
-              <w:spacing w:after="20" w:line="252" w:lineRule="auto"/>
-              <w:ind w:left="180" w:hanging="180"/>
-              <w:rPr>
-                <w:lang w:eastAsia="ko-KR"/>
-              </w:rPr>
-            </w:pPr>
-            <w:r>
-              <w:rPr>
-                <w:sz w:val="18"/>
-                <w:szCs w:val="18"/>
-                <w:lang w:eastAsia="ko-KR"/>
-              </w:rPr>
-              <w:t xml:space="preserve">• 승인 2804 비고 “…(기간연장)”, 승인 1369 비고 “방류 시간 정정” → 변경 문구 → 새 운영행위를 만들지 않음</w:t>
+              <w:t xml:space="preserve">승인 비고의 낱말(탄력, 초기, 증가 등)로 운영행위의 종류를 정한다. 비고가 없거나 수치뿐이면 “방류”로 둔다. “변경·연장·정정” 문구가 있는 승인은 새 운영행위를 만들지 않는다.</w:t>
             </w:r>
           </w:p>
         </w:tc>
@@ -1292,7 +1042,7 @@
         </w:trPr>
         <w:tc>
           <w:tcPr>
-            <w:tcW w:w="1600" w:type="dxa"/>
+            <w:tcW w:w="2000" w:type="dxa"/>
             <w:shd w:val="clear" w:color="auto" w:fill="EEF5FA"/>
             <w:tcMar>
               <w:top w:w="80" w:type="dxa"/>
@@ -1318,13 +1068,13 @@
                 <w:szCs w:val="18"/>
                 <w:lang w:eastAsia="ko-KR"/>
               </w:rPr>
-              <w:t xml:space="preserve">운영행위 시각</w:t>
+              <w:t xml:space="preserve">⑤ 운영행위 시각</w:t>
             </w:r>
           </w:p>
         </w:tc>
         <w:tc>
           <w:tcPr>
-            <w:tcW w:w="3300" w:type="dxa"/>
+            <w:tcW w:w="7972" w:type="dxa"/>
             <w:tcMar>
               <w:top w:w="80" w:type="dxa"/>
               <w:left w:w="110" w:type="dxa"/>
@@ -1346,135 +1096,7 @@
                 <w:szCs w:val="18"/>
                 <w:lang w:eastAsia="ko-KR"/>
               </w:rPr>
-              <w:t xml:space="preserve">운영행위가 언제 일어났는지 정한다.</w:t>
-            </w:r>
-          </w:p>
-          <w:p>
-            <w:pPr>
-              <w:spacing w:after="20" w:line="252" w:lineRule="auto"/>
-              <w:rPr>
-                <w:lang w:eastAsia="ko-KR"/>
-              </w:rPr>
-            </w:pPr>
-            <w:r>
-              <w:rPr>
-                <w:sz w:val="18"/>
-                <w:szCs w:val="18"/>
-                <w:lang w:eastAsia="ko-KR"/>
-              </w:rPr>
-              <w:t xml:space="preserve">① 비고에 시각이 적혀 있으면 그 시각을 쓴다.</w:t>
-            </w:r>
-          </w:p>
-          <w:p>
-            <w:pPr>
-              <w:spacing w:after="20" w:line="252" w:lineRule="auto"/>
-              <w:rPr>
-                <w:lang w:eastAsia="ko-KR"/>
-              </w:rPr>
-            </w:pPr>
-            <w:r>
-              <w:rPr>
-                <w:sz w:val="18"/>
-                <w:szCs w:val="18"/>
-                <w:lang w:eastAsia="ko-KR"/>
-              </w:rPr>
-              <w:t xml:space="preserve">② 없으면 방류 시작 3시간 전부터 6시간 후까지의 총방류량(댐에서 내보낸 물의 양, CMS는 초당 ㎥)을 보고, 직전 시각보다 크게 변한 시각 중 방류 시작에 가장 가까운 시각을 쓴다. “크게”는 1 CMS와 직전 값의 10% 중 큰 값 이상이다.</w:t>
-            </w:r>
-          </w:p>
-          <w:p>
-            <w:pPr>
-              <w:spacing w:after="20" w:line="252" w:lineRule="auto"/>
-              <w:rPr>
-                <w:lang w:eastAsia="ko-KR"/>
-              </w:rPr>
-            </w:pPr>
-            <w:r>
-              <w:rPr>
-                <w:sz w:val="18"/>
-                <w:szCs w:val="18"/>
-                <w:lang w:eastAsia="ko-KR"/>
-              </w:rPr>
-              <w:t xml:space="preserve">③ 그런 변화가 없으면 승인의 방류 시작 시각을 쓴다.</w:t>
-            </w:r>
-          </w:p>
-        </w:tc>
-        <w:tc>
-          <w:tcPr>
-            <w:tcW w:w="5072" w:type="dxa"/>
-            <w:tcMar>
-              <w:top w:w="80" w:type="dxa"/>
-              <w:left w:w="110" w:type="dxa"/>
-              <w:bottom w:w="80" w:type="dxa"/>
-              <w:right w:w="110" w:type="dxa"/>
-            </w:tcMar>
-            <w:vAlign w:val="center"/>
-          </w:tcPr>
-          <w:p>
-            <w:pPr>
-              <w:spacing w:after="20" w:line="252" w:lineRule="auto"/>
-              <w:ind w:left="180" w:hanging="180"/>
-              <w:rPr>
-                <w:lang w:eastAsia="ko-KR"/>
-              </w:rPr>
-            </w:pPr>
-            <w:r>
-              <w:rPr>
-                <w:sz w:val="18"/>
-                <w:szCs w:val="18"/>
-                <w:lang w:eastAsia="ko-KR"/>
-              </w:rPr>
-              <w:t xml:space="preserve">• ① 승인 279 비고 “9.11 16:00 수문방류종료” → 운영행위 시각 2010-09-11 16:00</w:t>
-            </w:r>
-          </w:p>
-          <w:p>
-            <w:pPr>
-              <w:spacing w:after="20" w:line="252" w:lineRule="auto"/>
-              <w:ind w:left="180" w:hanging="180"/>
-              <w:rPr>
-                <w:lang w:eastAsia="ko-KR"/>
-              </w:rPr>
-            </w:pPr>
-            <w:r>
-              <w:rPr>
-                <w:sz w:val="18"/>
-                <w:szCs w:val="18"/>
-                <w:lang w:eastAsia="ko-KR"/>
-              </w:rPr>
-              <w:t xml:space="preserve">• ② 승인 2754(소양강댐): 방류 시작은 2017-08-25 14:00이다. 총방류량은 13:00 98.985, 14:00 97.134, 15:00 523.33 CMS이다. 15:00에 426.196 CMS 늘었고, 이는 기준(97.134의 10% ≈ 9.7 CMS)보다 크다 → 운영행위 시각 15:00</w:t>
-            </w:r>
-          </w:p>
-          <w:p>
-            <w:pPr>
-              <w:spacing w:after="20" w:line="252" w:lineRule="auto"/>
-              <w:ind w:left="180" w:hanging="180"/>
-              <w:rPr>
-                <w:lang w:eastAsia="ko-KR"/>
-              </w:rPr>
-            </w:pPr>
-            <w:r>
-              <w:rPr>
-                <w:sz w:val="18"/>
-                <w:szCs w:val="18"/>
-                <w:lang w:eastAsia="ko-KR"/>
-              </w:rPr>
-              <w:t xml:space="preserve">• 승인 1368(충주댐)은 방류 시작이 15:00이지만 총방류량이 크게 변한 시각이 16:00(252.601 CMS 증가)이라 → 16:00</w:t>
-            </w:r>
-          </w:p>
-          <w:p>
-            <w:pPr>
-              <w:spacing w:after="20" w:line="252" w:lineRule="auto"/>
-              <w:ind w:left="180" w:hanging="180"/>
-              <w:rPr>
-                <w:lang w:eastAsia="ko-KR"/>
-              </w:rPr>
-            </w:pPr>
-            <w:r>
-              <w:rPr>
-                <w:sz w:val="18"/>
-                <w:szCs w:val="18"/>
-                <w:lang w:eastAsia="ko-KR"/>
-              </w:rPr>
-              <w:t xml:space="preserve">• 운영행위 68개의 시각 출처: 측정 변화 54개, 승인의 방류 시작 시각 11개, 비고에 적힌 시각 3개</w:t>
+              <w:t xml:space="preserve">비고에 시각이 있으면 그 시각을 쓴다. 없으면 방류 시작 3시간 전~6시간 후의 총방류량(CMS, 초당 ㎥)이 직전 시각보다 크게 변한 시각(1 CMS와 직전 값의 10% 중 큰 값 이상) 중 방류 시작에 가장 가까운 시각을 쓴다. 그런 변화가 없으면 승인의 방류 시작 시각을 쓴다.</w:t>
             </w:r>
           </w:p>
         </w:tc>
@@ -1486,7 +1108,7 @@
         </w:trPr>
         <w:tc>
           <w:tcPr>
-            <w:tcW w:w="1600" w:type="dxa"/>
+            <w:tcW w:w="2000" w:type="dxa"/>
             <w:shd w:val="clear" w:color="auto" w:fill="EEF5FA"/>
             <w:tcMar>
               <w:top w:w="80" w:type="dxa"/>
@@ -1512,13 +1134,13 @@
                 <w:szCs w:val="18"/>
                 <w:lang w:eastAsia="ko-KR"/>
               </w:rPr>
-              <w:t xml:space="preserve">개체 연결</w:t>
+              <w:t xml:space="preserve">⑥ 개체 연결</w:t>
             </w:r>
           </w:p>
         </w:tc>
         <w:tc>
           <w:tcPr>
-            <w:tcW w:w="3300" w:type="dxa"/>
+            <w:tcW w:w="7972" w:type="dxa"/>
             <w:tcMar>
               <w:top w:w="80" w:type="dxa"/>
               <w:left w:w="110" w:type="dxa"/>
@@ -1540,87 +1162,7 @@
                 <w:szCs w:val="18"/>
                 <w:lang w:eastAsia="ko-KR"/>
               </w:rPr>
-              <w:t xml:space="preserve">자료마다 같은 댐이 다르게 적혀 있어서, 코드나 이름이 정확히 같을 때만 같은 댐으로 연결한다. 변경 승인은 같은 댐이고 방류 시작 시각이 같은 원래 승인에 연결한다.</w:t>
-            </w:r>
-          </w:p>
-        </w:tc>
-        <w:tc>
-          <w:tcPr>
-            <w:tcW w:w="5072" w:type="dxa"/>
-            <w:tcMar>
-              <w:top w:w="80" w:type="dxa"/>
-              <w:left w:w="110" w:type="dxa"/>
-              <w:bottom w:w="80" w:type="dxa"/>
-              <w:right w:w="110" w:type="dxa"/>
-            </w:tcMar>
-            <w:vAlign w:val="center"/>
-          </w:tcPr>
-          <w:p>
-            <w:pPr>
-              <w:spacing w:after="20" w:line="252" w:lineRule="auto"/>
-              <w:ind w:left="180" w:hanging="180"/>
-              <w:rPr>
-                <w:lang w:eastAsia="ko-KR"/>
-              </w:rPr>
-            </w:pPr>
-            <w:r>
-              <w:rPr>
-                <w:sz w:val="18"/>
-                <w:szCs w:val="18"/>
-                <w:lang w:eastAsia="ko-KR"/>
-              </w:rPr>
-              <w:t xml:space="preserve">• 코드: 승인 1368의 관측소코드 1003110은 충주댐의 코드와 같다 → 연결</w:t>
-            </w:r>
-          </w:p>
-          <w:p>
-            <w:pPr>
-              <w:spacing w:after="20" w:line="252" w:lineRule="auto"/>
-              <w:ind w:left="180" w:hanging="180"/>
-              <w:rPr>
-                <w:lang w:eastAsia="ko-KR"/>
-              </w:rPr>
-            </w:pPr>
-            <w:r>
-              <w:rPr>
-                <w:sz w:val="18"/>
-                <w:szCs w:val="18"/>
-                <w:lang w:eastAsia="ko-KR"/>
-              </w:rPr>
-              <w:t xml:space="preserve">• 이름: 별표3 원문에는 “충 주 댐”처럼 글자 사이에 공백이 있다. 공백을 지우면 “충주댐”으로 댐 이름과 같다 → 연결</w:t>
-            </w:r>
-          </w:p>
-          <w:p>
-            <w:pPr>
-              <w:spacing w:after="20" w:line="252" w:lineRule="auto"/>
-              <w:ind w:left="180" w:hanging="180"/>
-              <w:rPr>
-                <w:lang w:eastAsia="ko-KR"/>
-              </w:rPr>
-            </w:pPr>
-            <w:r>
-              <w:rPr>
-                <w:sz w:val="18"/>
-                <w:szCs w:val="18"/>
-                <w:lang w:eastAsia="ko-KR"/>
-              </w:rPr>
-              <w:t xml:space="preserve">• 변경 승인: 승인 2804(기간연장)는 소양강댐이고 방류 시작이 2017-08-25 14:00으로 승인 2754와 같다 → 승인 2754가 만든 운영행위에 연결한다(확정이 아니라 규칙으로 추정한 연결이다).</w:t>
-            </w:r>
-          </w:p>
-          <w:p>
-            <w:pPr>
-              <w:spacing w:after="20" w:line="252" w:lineRule="auto"/>
-              <w:ind w:left="180" w:hanging="180"/>
-              <w:rPr>
-                <w:lang w:eastAsia="ko-KR"/>
-              </w:rPr>
-            </w:pPr>
-            <w:r>
-              <w:rPr>
-                <w:sz w:val="18"/>
-                <w:szCs w:val="18"/>
-                <w:lang w:eastAsia="ko-KR"/>
-              </w:rPr>
-              <w:t xml:space="preserve">• 원래 승인을 찾지 못한 승인 1369(방류 시간 정정)는 연결하지 않는다.</w:t>
+              <w:t xml:space="preserve">자료마다 같은 댐이 다르게 적혀 있어, 댐코드가 같거나 공백을 뺀 이름이 같을 때만 같은 댐으로 연결한다. 변경 승인은 같은 댐·같은 방류 시작 시각의 원래 승인에 연결한다(추정).</w:t>
             </w:r>
           </w:p>
         </w:tc>
@@ -1632,7 +1174,7 @@
         </w:trPr>
         <w:tc>
           <w:tcPr>
-            <w:tcW w:w="1600" w:type="dxa"/>
+            <w:tcW w:w="2000" w:type="dxa"/>
             <w:shd w:val="clear" w:color="auto" w:fill="EEF5FA"/>
             <w:tcMar>
               <w:top w:w="80" w:type="dxa"/>
@@ -1658,13 +1200,13 @@
                 <w:szCs w:val="18"/>
                 <w:lang w:eastAsia="ko-KR"/>
               </w:rPr>
-              <w:t xml:space="preserve">구조 검증</w:t>
+              <w:t xml:space="preserve">⑦ 구조 검증</w:t>
             </w:r>
           </w:p>
         </w:tc>
         <w:tc>
           <w:tcPr>
-            <w:tcW w:w="3300" w:type="dxa"/>
+            <w:tcW w:w="7972" w:type="dxa"/>
             <w:tcMar>
               <w:top w:w="80" w:type="dxa"/>
               <w:left w:w="110" w:type="dxa"/>
@@ -1686,53 +1228,7 @@
                 <w:szCs w:val="18"/>
                 <w:lang w:eastAsia="ko-KR"/>
               </w:rPr>
-              <w:t xml:space="preserve">만든 KG가 설계한 Ontology를 지키는지 5가지를 검사한다: 관계의 양쪽 개체 종류가 맞는지, 필수 속성이 있는지, 값의 형식이 맞는지, 근거자료가 연결되어 있는지, 승인에서 댐으로 가는 두 길이 같은 댐을 가리키는지.</w:t>
-            </w:r>
-          </w:p>
-        </w:tc>
-        <w:tc>
-          <w:tcPr>
-            <w:tcW w:w="5072" w:type="dxa"/>
-            <w:tcMar>
-              <w:top w:w="80" w:type="dxa"/>
-              <w:left w:w="110" w:type="dxa"/>
-              <w:bottom w:w="80" w:type="dxa"/>
-              <w:right w:w="110" w:type="dxa"/>
-            </w:tcMar>
-            <w:vAlign w:val="center"/>
-          </w:tcPr>
-          <w:p>
-            <w:pPr>
-              <w:spacing w:after="20" w:line="252" w:lineRule="auto"/>
-              <w:ind w:left="180" w:hanging="180"/>
-              <w:rPr>
-                <w:lang w:eastAsia="ko-KR"/>
-              </w:rPr>
-            </w:pPr>
-            <w:r>
-              <w:rPr>
-                <w:sz w:val="18"/>
-                <w:szCs w:val="18"/>
-                <w:lang w:eastAsia="ko-KR"/>
-              </w:rPr>
-              <w:t xml:space="preserve">• 필수 속성 검사: “승인에는 승인일이 있어야 한다”를 승인 80건 모두 확인 → 어긋난 곳 0건</w:t>
-            </w:r>
-          </w:p>
-          <w:p>
-            <w:pPr>
-              <w:spacing w:after="20" w:line="252" w:lineRule="auto"/>
-              <w:ind w:left="180" w:hanging="180"/>
-              <w:rPr>
-                <w:lang w:eastAsia="ko-KR"/>
-              </w:rPr>
-            </w:pPr>
-            <w:r>
-              <w:rPr>
-                <w:sz w:val="18"/>
-                <w:szCs w:val="18"/>
-                <w:lang w:eastAsia="ko-KR"/>
-              </w:rPr>
-              <w:t xml:space="preserve">• 검사 중 발견한 문제: 승인 1369는 연결된 운영행위가 없어서, 댐에서 “운영행위 → 승인” 순서로 따라가면 찾을 수 없었다. 승인과 댐을 바로 잇는 관계를 추가하여 80건 모두 찾을 수 있게 하였다.</w:t>
+              <w:t xml:space="preserve">만든 KG가 Ontology를 지키는지 5가지를 검사한다: 관계의 양쪽 개체 종류, 필수 속성, 값 형식, 근거자료 연결, 승인에서 댐으로 가는 두 경로의 일치.</w:t>
             </w:r>
           </w:p>
         </w:tc>
@@ -1752,7 +1248,7 @@
           <w:szCs w:val="20"/>
           <w:lang w:eastAsia="ko-KR"/>
         </w:rPr>
-        <w:t xml:space="preserve">질문 처리(STEP 3)에서 쓴 규칙</w:t>
+        <w:t xml:space="preserve">질문 처리(STEP 3)의 규칙: 값 검증 → KG 조회 → 저장소 조회 → 비교 값 계산</w:t>
       </w:r>
     </w:p>
     <w:tbl>
@@ -1771,9 +1267,8 @@
         <w:tblLook w:val="04A0" w:firstRow="1" w:lastRow="0" w:firstColumn="1" w:lastColumn="0" w:noHBand="0" w:noVBand="1"/>
       </w:tblPr>
       <w:tblGrid>
-        <w:gridCol w:w="1600"/>
-        <w:gridCol w:w="3300"/>
-        <w:gridCol w:w="5072"/>
+        <w:gridCol w:w="2000"/>
+        <w:gridCol w:w="7972"/>
       </w:tblGrid>
       <w:tr>
         <w:trPr>
@@ -1783,7 +1278,7 @@
         </w:trPr>
         <w:tc>
           <w:tcPr>
-            <w:tcW w:w="1600" w:type="dxa"/>
+            <w:tcW w:w="2000" w:type="dxa"/>
             <w:shd w:val="clear" w:color="auto" w:fill="D9EAF7"/>
             <w:tcMar>
               <w:top w:w="80" w:type="dxa"/>
@@ -1814,7 +1309,7 @@
         </w:tc>
         <w:tc>
           <w:tcPr>
-            <w:tcW w:w="3300" w:type="dxa"/>
+            <w:tcW w:w="7972" w:type="dxa"/>
             <w:shd w:val="clear" w:color="auto" w:fill="D9EAF7"/>
             <w:tcMar>
               <w:top w:w="80" w:type="dxa"/>
@@ -1843,37 +1338,6 @@
             </w:r>
           </w:p>
         </w:tc>
-        <w:tc>
-          <w:tcPr>
-            <w:tcW w:w="5072" w:type="dxa"/>
-            <w:shd w:val="clear" w:color="auto" w:fill="D9EAF7"/>
-            <w:tcMar>
-              <w:top w:w="80" w:type="dxa"/>
-              <w:left w:w="110" w:type="dxa"/>
-              <w:bottom w:w="80" w:type="dxa"/>
-              <w:right w:w="110" w:type="dxa"/>
-            </w:tcMar>
-            <w:vAlign w:val="center"/>
-          </w:tcPr>
-          <w:p>
-            <w:pPr>
-              <w:spacing w:after="20" w:line="252" w:lineRule="auto"/>
-              <w:jc w:val="center"/>
-              <w:rPr>
-                <w:lang w:eastAsia="ko-KR"/>
-              </w:rPr>
-            </w:pPr>
-            <w:r>
-              <w:rPr>
-                <w:b/>
-                <w:sz w:val="18"/>
-                <w:szCs w:val="18"/>
-                <w:lang w:eastAsia="ko-KR"/>
-              </w:rPr>
-              <w:t xml:space="preserve">예</w:t>
-            </w:r>
-          </w:p>
-        </w:tc>
       </w:tr>
       <w:tr>
         <w:trPr>
@@ -1882,7 +1346,7 @@
         </w:trPr>
         <w:tc>
           <w:tcPr>
-            <w:tcW w:w="1600" w:type="dxa"/>
+            <w:tcW w:w="2000" w:type="dxa"/>
             <w:shd w:val="clear" w:color="auto" w:fill="EEF5FA"/>
             <w:tcMar>
               <w:top w:w="80" w:type="dxa"/>
@@ -1908,13 +1372,13 @@
                 <w:szCs w:val="18"/>
                 <w:lang w:eastAsia="ko-KR"/>
               </w:rPr>
-              <w:t xml:space="preserve">값 검증</w:t>
+              <w:t xml:space="preserve">① 값 검증</w:t>
             </w:r>
           </w:p>
         </w:tc>
         <w:tc>
           <w:tcPr>
-            <w:tcW w:w="3300" w:type="dxa"/>
+            <w:tcW w:w="7972" w:type="dxa"/>
             <w:tcMar>
               <w:top w:w="80" w:type="dxa"/>
               <w:left w:w="110" w:type="dxa"/>
@@ -1936,53 +1400,7 @@
                 <w:szCs w:val="18"/>
                 <w:lang w:eastAsia="ko-KR"/>
               </w:rPr>
-              <w:t xml:space="preserve">LLM이 낸 질문 유형과 값이 허용 범위인지 확인한다. 질문 유형이 정해 둔 목록에 있는지, 댐이 4개 댐 중 하나인지, 날짜 형식이 맞는지, 같은 종류의 값이 두 번 나오지 않았는지 본다. 어긋나면 “범위 밖”으로 처리한다.</w:t>
-            </w:r>
-          </w:p>
-        </w:tc>
-        <w:tc>
-          <w:tcPr>
-            <w:tcW w:w="5072" w:type="dxa"/>
-            <w:tcMar>
-              <w:top w:w="80" w:type="dxa"/>
-              <w:left w:w="110" w:type="dxa"/>
-              <w:bottom w:w="80" w:type="dxa"/>
-              <w:right w:w="110" w:type="dxa"/>
-            </w:tcMar>
-            <w:vAlign w:val="center"/>
-          </w:tcPr>
-          <w:p>
-            <w:pPr>
-              <w:spacing w:after="20" w:line="252" w:lineRule="auto"/>
-              <w:ind w:left="180" w:hanging="180"/>
-              <w:rPr>
-                <w:lang w:eastAsia="ko-KR"/>
-              </w:rPr>
-            </w:pPr>
-            <w:r>
-              <w:rPr>
-                <w:sz w:val="18"/>
-                <w:szCs w:val="18"/>
-                <w:lang w:eastAsia="ko-KR"/>
-              </w:rPr>
-              <w:t xml:space="preserve">• 통과: 질문 “소양강댐 지금 상태를 제한수위와 비교하고, 비슷했던 과거 사례에서 승인된 방류량 대비 실제 방류량이 어땠는지 알려줘” → LLM 출력 질문 유형 = 비슷한 과거 사례, 댐 = 소양강댐 → 모두 허용 범위</w:t>
-            </w:r>
-          </w:p>
-          <w:p>
-            <w:pPr>
-              <w:spacing w:after="20" w:line="252" w:lineRule="auto"/>
-              <w:ind w:left="180" w:hanging="180"/>
-              <w:rPr>
-                <w:lang w:eastAsia="ko-KR"/>
-              </w:rPr>
-            </w:pPr>
-            <w:r>
-              <w:rPr>
-                <w:sz w:val="18"/>
-                <w:szCs w:val="18"/>
-                <w:lang w:eastAsia="ko-KR"/>
-              </w:rPr>
-              <w:t xml:space="preserve">• 범위 밖: 댐이 4개 댐이 아니면(예: 팔당댐), 두 댐을 한꺼번에 묻는 질문처럼 댐 값이 두 개 나오면 “범위 밖”으로 처리한다.</w:t>
+              <w:t xml:space="preserve">LLM이 낸 질문 유형과 값이 허용 범위인지 확인한다: 질문 유형 목록, 4개 댐, 날짜 형식, 같은 종류의 값이 두 번 나오지 않는지. 어긋나면 “범위 밖”으로 처리한다.</w:t>
             </w:r>
           </w:p>
         </w:tc>
@@ -1994,7 +1412,7 @@
         </w:trPr>
         <w:tc>
           <w:tcPr>
-            <w:tcW w:w="1600" w:type="dxa"/>
+            <w:tcW w:w="2000" w:type="dxa"/>
             <w:shd w:val="clear" w:color="auto" w:fill="EEF5FA"/>
             <w:tcMar>
               <w:top w:w="80" w:type="dxa"/>
@@ -2020,13 +1438,13 @@
                 <w:szCs w:val="18"/>
                 <w:lang w:eastAsia="ko-KR"/>
               </w:rPr>
-              <w:t xml:space="preserve">KG 조회</w:t>
+              <w:t xml:space="preserve">② KG 조회</w:t>
             </w:r>
           </w:p>
         </w:tc>
         <w:tc>
           <w:tcPr>
-            <w:tcW w:w="3300" w:type="dxa"/>
+            <w:tcW w:w="7972" w:type="dxa"/>
             <w:tcMar>
               <w:top w:w="80" w:type="dxa"/>
               <w:left w:w="110" w:type="dxa"/>
@@ -2048,70 +1466,7 @@
                 <w:szCs w:val="18"/>
                 <w:lang w:eastAsia="ko-KR"/>
               </w:rPr>
-              <w:t xml:space="preserve">질문 유형마다 미리 만들어 둔 조회문에 값을 채워 KG에서 조회한다.</w:t>
-            </w:r>
-          </w:p>
-        </w:tc>
-        <w:tc>
-          <w:tcPr>
-            <w:tcW w:w="5072" w:type="dxa"/>
-            <w:tcMar>
-              <w:top w:w="80" w:type="dxa"/>
-              <w:left w:w="110" w:type="dxa"/>
-              <w:bottom w:w="80" w:type="dxa"/>
-              <w:right w:w="110" w:type="dxa"/>
-            </w:tcMar>
-            <w:vAlign w:val="center"/>
-          </w:tcPr>
-          <w:p>
-            <w:pPr>
-              <w:spacing w:after="20" w:line="252" w:lineRule="auto"/>
-              <w:ind w:left="180" w:hanging="180"/>
-              <w:rPr>
-                <w:lang w:eastAsia="ko-KR"/>
-              </w:rPr>
-            </w:pPr>
-            <w:r>
-              <w:rPr>
-                <w:sz w:val="18"/>
-                <w:szCs w:val="18"/>
-                <w:lang w:eastAsia="ko-KR"/>
-              </w:rPr>
-              <w:t xml:space="preserve">• 예) 질문 “소양강댐의 홍수기 제한수위는?” → 질문 유형 = 현재 운영기준, 댐 = 소양강댐</w:t>
-            </w:r>
-          </w:p>
-          <w:p>
-            <w:pPr>
-              <w:spacing w:after="20" w:line="252" w:lineRule="auto"/>
-              <w:ind w:left="180" w:hanging="180"/>
-              <w:rPr>
-                <w:lang w:eastAsia="ko-KR"/>
-              </w:rPr>
-            </w:pPr>
-            <w:r>
-              <w:rPr>
-                <w:sz w:val="18"/>
-                <w:szCs w:val="18"/>
-                <w:lang w:eastAsia="ko-KR"/>
-              </w:rPr>
-              <w:t xml:space="preserve">• 미리 만들어 둔 조회문: “○○댐에 적용되는 운영기준을 찾아 기준값과 단위를 돌려 달라” → ○○ 자리에 소양강댐을 채운다.</w:t>
-            </w:r>
-          </w:p>
-          <w:p>
-            <w:pPr>
-              <w:spacing w:after="20" w:line="252" w:lineRule="auto"/>
-              <w:ind w:left="180" w:hanging="180"/>
-              <w:rPr>
-                <w:lang w:eastAsia="ko-KR"/>
-              </w:rPr>
-            </w:pPr>
-            <w:r>
-              <w:rPr>
-                <w:sz w:val="18"/>
-                <w:szCs w:val="18"/>
-                <w:lang w:eastAsia="ko-KR"/>
-              </w:rPr>
-              <w:t xml:space="preserve">• 결과: 홍수기 제한수위 190.3 EL.m</w:t>
+              <w:t xml:space="preserve">질문 유형마다 미리 만든 조회문에 값(댐, 기간 등)을 채워 KG에서 조회한다.</w:t>
             </w:r>
           </w:p>
         </w:tc>
@@ -2123,7 +1478,7 @@
         </w:trPr>
         <w:tc>
           <w:tcPr>
-            <w:tcW w:w="1600" w:type="dxa"/>
+            <w:tcW w:w="2000" w:type="dxa"/>
             <w:shd w:val="clear" w:color="auto" w:fill="EEF5FA"/>
             <w:tcMar>
               <w:top w:w="80" w:type="dxa"/>
@@ -2149,13 +1504,13 @@
                 <w:szCs w:val="18"/>
                 <w:lang w:eastAsia="ko-KR"/>
               </w:rPr>
-              <w:t xml:space="preserve">비교 값 계산</w:t>
+              <w:t xml:space="preserve">③ 저장소 조회</w:t>
             </w:r>
           </w:p>
         </w:tc>
         <w:tc>
           <w:tcPr>
-            <w:tcW w:w="3300" w:type="dxa"/>
+            <w:tcW w:w="7972" w:type="dxa"/>
             <w:tcMar>
               <w:top w:w="80" w:type="dxa"/>
               <w:left w:w="110" w:type="dxa"/>
@@ -2177,13 +1532,20 @@
                 <w:szCs w:val="18"/>
                 <w:lang w:eastAsia="ko-KR"/>
               </w:rPr>
-              <w:t xml:space="preserve">조회한 값으로 차이와 비율을 계산하고, 현재와 비슷한 과거 사례를 거리로 고른다.</w:t>
+              <w:t xml:space="preserve">KG가 알려 준 번호(측정소 번호, 조각 번호)로 측정자료 저장소의 값과 문서 저장소의 규정 원문을 읽어 온다.</w:t>
             </w:r>
           </w:p>
         </w:tc>
+      </w:tr>
+      <w:tr>
+        <w:trPr>
+          <w:cantSplit/>
+          <w:jc w:val="center"/>
+        </w:trPr>
         <w:tc>
           <w:tcPr>
-            <w:tcW w:w="5072" w:type="dxa"/>
+            <w:tcW w:w="2000" w:type="dxa"/>
+            <w:shd w:val="clear" w:color="auto" w:fill="EEF5FA"/>
             <w:tcMar>
               <w:top w:w="80" w:type="dxa"/>
               <w:left w:w="110" w:type="dxa"/>
@@ -2195,24 +1557,37 @@
           <w:p>
             <w:pPr>
               <w:spacing w:after="20" w:line="252" w:lineRule="auto"/>
-              <w:ind w:left="180" w:hanging="180"/>
+              <w:jc w:val="center"/>
               <w:rPr>
                 <w:lang w:eastAsia="ko-KR"/>
               </w:rPr>
             </w:pPr>
             <w:r>
               <w:rPr>
+                <w:b/>
+                <w:color w:val="1F4E79"/>
                 <w:sz w:val="18"/>
                 <w:szCs w:val="18"/>
                 <w:lang w:eastAsia="ko-KR"/>
               </w:rPr>
-              <w:t xml:space="preserve">• 차이: 현재 수위 185.2644 EL.m − 제한수위 190.3 EL.m = −5.04 m (현재가 5.04 m 낮다)</w:t>
+              <w:t xml:space="preserve">④ 비교 값 계산</w:t>
             </w:r>
           </w:p>
+        </w:tc>
+        <w:tc>
+          <w:tcPr>
+            <w:tcW w:w="7972" w:type="dxa"/>
+            <w:tcMar>
+              <w:top w:w="80" w:type="dxa"/>
+              <w:left w:w="110" w:type="dxa"/>
+              <w:bottom w:w="80" w:type="dxa"/>
+              <w:right w:w="110" w:type="dxa"/>
+            </w:tcMar>
+            <w:vAlign w:val="center"/>
+          </w:tcPr>
           <w:p>
             <w:pPr>
               <w:spacing w:after="20" w:line="252" w:lineRule="auto"/>
-              <w:ind w:left="180" w:hanging="180"/>
               <w:rPr>
                 <w:lang w:eastAsia="ko-KR"/>
               </w:rPr>
@@ -2223,58 +1598,7 @@
                 <w:szCs w:val="18"/>
                 <w:lang w:eastAsia="ko-KR"/>
               </w:rPr>
-              <w:t xml:space="preserve">• 비율: 비슷한 사례의 방류 구간 최대 총방류량 1011.2 CMS ÷ 승인된 방류량 1500 CMS = 0.674 → 67.4%</w:t>
-            </w:r>
-          </w:p>
-          <w:p>
-            <w:pPr>
-              <w:spacing w:after="20" w:line="252" w:lineRule="auto"/>
-              <w:ind w:left="180" w:hanging="180"/>
-              <w:rPr>
-                <w:lang w:eastAsia="ko-KR"/>
-              </w:rPr>
-            </w:pPr>
-            <w:r>
-              <w:rPr>
-                <w:sz w:val="18"/>
-                <w:szCs w:val="18"/>
-                <w:lang w:eastAsia="ko-KR"/>
-              </w:rPr>
-              <w:t xml:space="preserve">• 비슷한 사례 고르기: 수위(소양강댐 기록 범위 152.25~193.4 EL.m)와 유입량(0~6848 CMS, 댐으로 들어오는 물의 양)은 숫자 크기가 달라 그대로 비교할 수 없다. 그래서 각각 그 댐 전체 기록의 최솟값을 0, 최댓값을 1로 환산한다.</w:t>
-            </w:r>
-          </w:p>
-          <w:p>
-            <w:pPr>
-              <w:spacing w:after="20" w:line="252" w:lineRule="auto"/>
-              <w:ind w:left="180" w:hanging="180"/>
-              <w:rPr>
-                <w:lang w:eastAsia="ko-KR"/>
-              </w:rPr>
-            </w:pPr>
-            <w:r>
-              <w:rPr>
-                <w:sz w:val="18"/>
-                <w:szCs w:val="18"/>
-                <w:lang w:eastAsia="ko-KR"/>
-              </w:rPr>
-              <w:t xml:space="preserve">• 현재(수위 185.2644, 유입량 95.079)는 (0.802, 0.014), 후보 2017-08-25 15:00(수위 192.53, 유입량 1027.58)는 (0.979, 0.150)이다.</w:t>
-            </w:r>
-          </w:p>
-          <w:p>
-            <w:pPr>
-              <w:spacing w:after="20" w:line="252" w:lineRule="auto"/>
-              <w:ind w:left="180" w:hanging="180"/>
-              <w:rPr>
-                <w:lang w:eastAsia="ko-KR"/>
-              </w:rPr>
-            </w:pPr>
-            <w:r>
-              <w:rPr>
-                <w:sz w:val="18"/>
-                <w:szCs w:val="18"/>
-                <w:lang w:eastAsia="ko-KR"/>
-              </w:rPr>
-              <w:t xml:space="preserve">• 두 점 사이 거리 = √((0.979−0.802)² + (0.150−0.014)²) = 0.223. 후보 중 거리가 가장 작은 시점을 비슷한 사례로 고른다(0이면 현재와 똑같다).</w:t>
+              <w:t xml:space="preserve">조회한 값으로 차이(현재 − 기준)와 비율(방류량 ÷ 승인량)을 계산한다. 비슷한 과거 사례는 수위와 유입량을 각각 0~1로 환산한 뒤, 현재와의 거리가 가장 작은 시점으로 고른다.</w:t>
             </w:r>
           </w:p>
         </w:tc>

--- a/team_brief/KG-LLM_연구팀_공유_요약_규칙추가.docx
+++ b/team_brief/KG-LLM_연구팀_공유_요약_규칙추가.docx
@@ -527,7 +527,709 @@
           <w:szCs w:val="20"/>
           <w:lang w:eastAsia="ko-KR"/>
         </w:rPr>
-        <w:t>세부 질문 6개: 현재 상태, 과거 상태, 과거 운영행위(실제 수행된 방류 같은 조작), 과거 방류 승인, 현재 운영기준, 공식 근거</w:t>
+        <w:t xml:space="preserve">세부 질문 6개는 CQ(Competency Question, Ontology가 답할 수 있어야 하는 질문)라고 부르며 아래와 같다.</w:t>
+      </w:r>
+    </w:p>
+    <w:tbl>
+      <w:tblPr>
+        <w:tblW w:w="9972" w:type="dxa"/>
+        <w:jc w:val="center"/>
+        <w:tblBorders>
+          <w:top w:val="single" w:sz="5" w:space="0" w:color="A6A6A6"/>
+          <w:left w:val="single" w:sz="5" w:space="0" w:color="A6A6A6"/>
+          <w:bottom w:val="single" w:sz="5" w:space="0" w:color="A6A6A6"/>
+          <w:right w:val="single" w:sz="5" w:space="0" w:color="A6A6A6"/>
+          <w:insideH w:val="single" w:sz="5" w:space="0" w:color="A6A6A6"/>
+          <w:insideV w:val="single" w:sz="5" w:space="0" w:color="A6A6A6"/>
+        </w:tblBorders>
+        <w:tblLayout w:type="fixed"/>
+        <w:tblLook w:val="04A0" w:firstRow="1" w:lastRow="0" w:firstColumn="1" w:lastColumn="0" w:noHBand="0" w:noVBand="1"/>
+      </w:tblPr>
+      <w:tblGrid>
+        <w:gridCol w:w="900"/>
+        <w:gridCol w:w="2100"/>
+        <w:gridCol w:w="6972"/>
+      </w:tblGrid>
+      <w:tr>
+        <w:trPr>
+          <w:cantSplit/>
+          <w:tblHeader/>
+          <w:jc w:val="center"/>
+        </w:trPr>
+        <w:tc>
+          <w:tcPr>
+            <w:tcW w:w="900" w:type="dxa"/>
+            <w:shd w:val="clear" w:color="auto" w:fill="D9EAF7"/>
+            <w:tcMar>
+              <w:top w:w="80" w:type="dxa"/>
+              <w:left w:w="110" w:type="dxa"/>
+              <w:bottom w:w="80" w:type="dxa"/>
+              <w:right w:w="110" w:type="dxa"/>
+            </w:tcMar>
+            <w:vAlign w:val="center"/>
+          </w:tcPr>
+          <w:p>
+            <w:pPr>
+              <w:spacing w:after="20" w:line="252" w:lineRule="auto"/>
+              <w:jc w:val="center"/>
+              <w:rPr>
+                <w:lang w:eastAsia="ko-KR"/>
+              </w:rPr>
+            </w:pPr>
+            <w:r>
+              <w:rPr>
+                <w:b/>
+                <w:sz w:val="18"/>
+                <w:szCs w:val="18"/>
+                <w:lang w:eastAsia="ko-KR"/>
+              </w:rPr>
+              <w:t xml:space="preserve">CQ</w:t>
+            </w:r>
+          </w:p>
+        </w:tc>
+        <w:tc>
+          <w:tcPr>
+            <w:tcW w:w="2100" w:type="dxa"/>
+            <w:shd w:val="clear" w:color="auto" w:fill="D9EAF7"/>
+            <w:tcMar>
+              <w:top w:w="80" w:type="dxa"/>
+              <w:left w:w="110" w:type="dxa"/>
+              <w:bottom w:w="80" w:type="dxa"/>
+              <w:right w:w="110" w:type="dxa"/>
+            </w:tcMar>
+            <w:vAlign w:val="center"/>
+          </w:tcPr>
+          <w:p>
+            <w:pPr>
+              <w:spacing w:after="20" w:line="252" w:lineRule="auto"/>
+              <w:jc w:val="center"/>
+              <w:rPr>
+                <w:lang w:eastAsia="ko-KR"/>
+              </w:rPr>
+            </w:pPr>
+            <w:r>
+              <w:rPr>
+                <w:b/>
+                <w:sz w:val="18"/>
+                <w:szCs w:val="18"/>
+                <w:lang w:eastAsia="ko-KR"/>
+              </w:rPr>
+              <w:t xml:space="preserve">질문 대상</w:t>
+            </w:r>
+          </w:p>
+        </w:tc>
+        <w:tc>
+          <w:tcPr>
+            <w:tcW w:w="6972" w:type="dxa"/>
+            <w:shd w:val="clear" w:color="auto" w:fill="D9EAF7"/>
+            <w:tcMar>
+              <w:top w:w="80" w:type="dxa"/>
+              <w:left w:w="110" w:type="dxa"/>
+              <w:bottom w:w="80" w:type="dxa"/>
+              <w:right w:w="110" w:type="dxa"/>
+            </w:tcMar>
+            <w:vAlign w:val="center"/>
+          </w:tcPr>
+          <w:p>
+            <w:pPr>
+              <w:spacing w:after="20" w:line="252" w:lineRule="auto"/>
+              <w:jc w:val="center"/>
+              <w:rPr>
+                <w:lang w:eastAsia="ko-KR"/>
+              </w:rPr>
+            </w:pPr>
+            <w:r>
+              <w:rPr>
+                <w:b/>
+                <w:sz w:val="18"/>
+                <w:szCs w:val="18"/>
+                <w:lang w:eastAsia="ko-KR"/>
+              </w:rPr>
+              <w:t xml:space="preserve">세부 질문</w:t>
+            </w:r>
+          </w:p>
+        </w:tc>
+      </w:tr>
+      <w:tr>
+        <w:trPr>
+          <w:cantSplit/>
+          <w:jc w:val="center"/>
+        </w:trPr>
+        <w:tc>
+          <w:tcPr>
+            <w:tcW w:w="900" w:type="dxa"/>
+            <w:shd w:val="clear" w:color="auto" w:fill="EEF5FA"/>
+            <w:tcMar>
+              <w:top w:w="80" w:type="dxa"/>
+              <w:left w:w="110" w:type="dxa"/>
+              <w:bottom w:w="80" w:type="dxa"/>
+              <w:right w:w="110" w:type="dxa"/>
+            </w:tcMar>
+            <w:vAlign w:val="center"/>
+          </w:tcPr>
+          <w:p>
+            <w:pPr>
+              <w:spacing w:after="20" w:line="252" w:lineRule="auto"/>
+              <w:jc w:val="center"/>
+              <w:rPr>
+                <w:lang w:eastAsia="ko-KR"/>
+              </w:rPr>
+            </w:pPr>
+            <w:r>
+              <w:rPr>
+                <w:b/>
+                <w:color w:val="1F4E79"/>
+                <w:sz w:val="18"/>
+                <w:szCs w:val="18"/>
+                <w:lang w:eastAsia="ko-KR"/>
+              </w:rPr>
+              <w:t xml:space="preserve">CQ1</w:t>
+            </w:r>
+          </w:p>
+        </w:tc>
+        <w:tc>
+          <w:tcPr>
+            <w:tcW w:w="2100" w:type="dxa"/>
+            <w:tcMar>
+              <w:top w:w="80" w:type="dxa"/>
+              <w:left w:w="110" w:type="dxa"/>
+              <w:bottom w:w="80" w:type="dxa"/>
+              <w:right w:w="110" w:type="dxa"/>
+            </w:tcMar>
+            <w:vAlign w:val="center"/>
+          </w:tcPr>
+          <w:p>
+            <w:pPr>
+              <w:spacing w:after="20" w:line="252" w:lineRule="auto"/>
+              <w:rPr>
+                <w:lang w:eastAsia="ko-KR"/>
+              </w:rPr>
+            </w:pPr>
+            <w:r>
+              <w:rPr>
+                <w:sz w:val="18"/>
+                <w:szCs w:val="18"/>
+                <w:lang w:eastAsia="ko-KR"/>
+              </w:rPr>
+              <w:t xml:space="preserve">현재 수문기상 상태</w:t>
+            </w:r>
+          </w:p>
+        </w:tc>
+        <w:tc>
+          <w:tcPr>
+            <w:tcW w:w="6972" w:type="dxa"/>
+            <w:tcMar>
+              <w:top w:w="80" w:type="dxa"/>
+              <w:left w:w="110" w:type="dxa"/>
+              <w:bottom w:w="80" w:type="dxa"/>
+              <w:right w:w="110" w:type="dxa"/>
+            </w:tcMar>
+            <w:vAlign w:val="center"/>
+          </w:tcPr>
+          <w:p>
+            <w:pPr>
+              <w:spacing w:after="20" w:line="252" w:lineRule="auto"/>
+              <w:rPr>
+                <w:lang w:eastAsia="ko-KR"/>
+              </w:rPr>
+            </w:pPr>
+            <w:r>
+              <w:rPr>
+                <w:sz w:val="18"/>
+                <w:szCs w:val="18"/>
+                <w:lang w:eastAsia="ko-KR"/>
+              </w:rPr>
+              <w:t xml:space="preserve">대상 댐의 현재 또는 기준 시점의 강우, 수위, 유입량, 방류량 등 수문·기상 상태는 무엇인가?</w:t>
+            </w:r>
+          </w:p>
+        </w:tc>
+      </w:tr>
+      <w:tr>
+        <w:trPr>
+          <w:cantSplit/>
+          <w:jc w:val="center"/>
+        </w:trPr>
+        <w:tc>
+          <w:tcPr>
+            <w:tcW w:w="900" w:type="dxa"/>
+            <w:shd w:val="clear" w:color="auto" w:fill="EEF5FA"/>
+            <w:tcMar>
+              <w:top w:w="80" w:type="dxa"/>
+              <w:left w:w="110" w:type="dxa"/>
+              <w:bottom w:w="80" w:type="dxa"/>
+              <w:right w:w="110" w:type="dxa"/>
+            </w:tcMar>
+            <w:vAlign w:val="center"/>
+          </w:tcPr>
+          <w:p>
+            <w:pPr>
+              <w:spacing w:after="20" w:line="252" w:lineRule="auto"/>
+              <w:jc w:val="center"/>
+              <w:rPr>
+                <w:lang w:eastAsia="ko-KR"/>
+              </w:rPr>
+            </w:pPr>
+            <w:r>
+              <w:rPr>
+                <w:b/>
+                <w:color w:val="1F4E79"/>
+                <w:sz w:val="18"/>
+                <w:szCs w:val="18"/>
+                <w:lang w:eastAsia="ko-KR"/>
+              </w:rPr>
+              <w:t xml:space="preserve">CQ2</w:t>
+            </w:r>
+          </w:p>
+        </w:tc>
+        <w:tc>
+          <w:tcPr>
+            <w:tcW w:w="2100" w:type="dxa"/>
+            <w:tcMar>
+              <w:top w:w="80" w:type="dxa"/>
+              <w:left w:w="110" w:type="dxa"/>
+              <w:bottom w:w="80" w:type="dxa"/>
+              <w:right w:w="110" w:type="dxa"/>
+            </w:tcMar>
+            <w:vAlign w:val="center"/>
+          </w:tcPr>
+          <w:p>
+            <w:pPr>
+              <w:spacing w:after="20" w:line="252" w:lineRule="auto"/>
+              <w:rPr>
+                <w:lang w:eastAsia="ko-KR"/>
+              </w:rPr>
+            </w:pPr>
+            <w:r>
+              <w:rPr>
+                <w:sz w:val="18"/>
+                <w:szCs w:val="18"/>
+                <w:lang w:eastAsia="ko-KR"/>
+              </w:rPr>
+              <w:t xml:space="preserve">과거 수문기상 상태</w:t>
+            </w:r>
+          </w:p>
+        </w:tc>
+        <w:tc>
+          <w:tcPr>
+            <w:tcW w:w="6972" w:type="dxa"/>
+            <w:tcMar>
+              <w:top w:w="80" w:type="dxa"/>
+              <w:left w:w="110" w:type="dxa"/>
+              <w:bottom w:w="80" w:type="dxa"/>
+              <w:right w:w="110" w:type="dxa"/>
+            </w:tcMar>
+            <w:vAlign w:val="center"/>
+          </w:tcPr>
+          <w:p>
+            <w:pPr>
+              <w:spacing w:after="20" w:line="252" w:lineRule="auto"/>
+              <w:rPr>
+                <w:lang w:eastAsia="ko-KR"/>
+              </w:rPr>
+            </w:pPr>
+            <w:r>
+              <w:rPr>
+                <w:sz w:val="18"/>
+                <w:szCs w:val="18"/>
+                <w:lang w:eastAsia="ko-KR"/>
+              </w:rPr>
+              <w:t xml:space="preserve">선택된 과거 시점 또는 사례에서 대상 댐의 강우, 수위, 유입량, 방류량 등 수문·기상 상태는 어떠했는가?</w:t>
+            </w:r>
+          </w:p>
+        </w:tc>
+      </w:tr>
+      <w:tr>
+        <w:trPr>
+          <w:cantSplit/>
+          <w:jc w:val="center"/>
+        </w:trPr>
+        <w:tc>
+          <w:tcPr>
+            <w:tcW w:w="900" w:type="dxa"/>
+            <w:shd w:val="clear" w:color="auto" w:fill="EEF5FA"/>
+            <w:tcMar>
+              <w:top w:w="80" w:type="dxa"/>
+              <w:left w:w="110" w:type="dxa"/>
+              <w:bottom w:w="80" w:type="dxa"/>
+              <w:right w:w="110" w:type="dxa"/>
+            </w:tcMar>
+            <w:vAlign w:val="center"/>
+          </w:tcPr>
+          <w:p>
+            <w:pPr>
+              <w:spacing w:after="20" w:line="252" w:lineRule="auto"/>
+              <w:jc w:val="center"/>
+              <w:rPr>
+                <w:lang w:eastAsia="ko-KR"/>
+              </w:rPr>
+            </w:pPr>
+            <w:r>
+              <w:rPr>
+                <w:b/>
+                <w:color w:val="1F4E79"/>
+                <w:sz w:val="18"/>
+                <w:szCs w:val="18"/>
+                <w:lang w:eastAsia="ko-KR"/>
+              </w:rPr>
+              <w:t xml:space="preserve">CQ3</w:t>
+            </w:r>
+          </w:p>
+        </w:tc>
+        <w:tc>
+          <w:tcPr>
+            <w:tcW w:w="2100" w:type="dxa"/>
+            <w:tcMar>
+              <w:top w:w="80" w:type="dxa"/>
+              <w:left w:w="110" w:type="dxa"/>
+              <w:bottom w:w="80" w:type="dxa"/>
+              <w:right w:w="110" w:type="dxa"/>
+            </w:tcMar>
+            <w:vAlign w:val="center"/>
+          </w:tcPr>
+          <w:p>
+            <w:pPr>
+              <w:spacing w:after="20" w:line="252" w:lineRule="auto"/>
+              <w:rPr>
+                <w:lang w:eastAsia="ko-KR"/>
+              </w:rPr>
+            </w:pPr>
+            <w:r>
+              <w:rPr>
+                <w:sz w:val="18"/>
+                <w:szCs w:val="18"/>
+                <w:lang w:eastAsia="ko-KR"/>
+              </w:rPr>
+              <w:t xml:space="preserve">과거 운영행위</w:t>
+            </w:r>
+          </w:p>
+        </w:tc>
+        <w:tc>
+          <w:tcPr>
+            <w:tcW w:w="6972" w:type="dxa"/>
+            <w:tcMar>
+              <w:top w:w="80" w:type="dxa"/>
+              <w:left w:w="110" w:type="dxa"/>
+              <w:bottom w:w="80" w:type="dxa"/>
+              <w:right w:w="110" w:type="dxa"/>
+            </w:tcMar>
+            <w:vAlign w:val="center"/>
+          </w:tcPr>
+          <w:p>
+            <w:pPr>
+              <w:spacing w:after="20" w:line="252" w:lineRule="auto"/>
+              <w:rPr>
+                <w:lang w:eastAsia="ko-KR"/>
+              </w:rPr>
+            </w:pPr>
+            <w:r>
+              <w:rPr>
+                <w:sz w:val="18"/>
+                <w:szCs w:val="18"/>
+                <w:lang w:eastAsia="ko-KR"/>
+              </w:rPr>
+              <w:t xml:space="preserve">해당 과거 시점 또는 사례에서 수행된 댐 운영행위는 무엇이었는가?</w:t>
+            </w:r>
+          </w:p>
+        </w:tc>
+      </w:tr>
+      <w:tr>
+        <w:trPr>
+          <w:cantSplit/>
+          <w:jc w:val="center"/>
+        </w:trPr>
+        <w:tc>
+          <w:tcPr>
+            <w:tcW w:w="900" w:type="dxa"/>
+            <w:shd w:val="clear" w:color="auto" w:fill="EEF5FA"/>
+            <w:tcMar>
+              <w:top w:w="80" w:type="dxa"/>
+              <w:left w:w="110" w:type="dxa"/>
+              <w:bottom w:w="80" w:type="dxa"/>
+              <w:right w:w="110" w:type="dxa"/>
+            </w:tcMar>
+            <w:vAlign w:val="center"/>
+          </w:tcPr>
+          <w:p>
+            <w:pPr>
+              <w:spacing w:after="20" w:line="252" w:lineRule="auto"/>
+              <w:jc w:val="center"/>
+              <w:rPr>
+                <w:lang w:eastAsia="ko-KR"/>
+              </w:rPr>
+            </w:pPr>
+            <w:r>
+              <w:rPr>
+                <w:b/>
+                <w:color w:val="1F4E79"/>
+                <w:sz w:val="18"/>
+                <w:szCs w:val="18"/>
+                <w:lang w:eastAsia="ko-KR"/>
+              </w:rPr>
+              <w:t xml:space="preserve">CQ4</w:t>
+            </w:r>
+          </w:p>
+        </w:tc>
+        <w:tc>
+          <w:tcPr>
+            <w:tcW w:w="2100" w:type="dxa"/>
+            <w:tcMar>
+              <w:top w:w="80" w:type="dxa"/>
+              <w:left w:w="110" w:type="dxa"/>
+              <w:bottom w:w="80" w:type="dxa"/>
+              <w:right w:w="110" w:type="dxa"/>
+            </w:tcMar>
+            <w:vAlign w:val="center"/>
+          </w:tcPr>
+          <w:p>
+            <w:pPr>
+              <w:spacing w:after="20" w:line="252" w:lineRule="auto"/>
+              <w:rPr>
+                <w:lang w:eastAsia="ko-KR"/>
+              </w:rPr>
+            </w:pPr>
+            <w:r>
+              <w:rPr>
+                <w:sz w:val="18"/>
+                <w:szCs w:val="18"/>
+                <w:lang w:eastAsia="ko-KR"/>
+              </w:rPr>
+              <w:t xml:space="preserve">과거 방류 승인</w:t>
+            </w:r>
+          </w:p>
+        </w:tc>
+        <w:tc>
+          <w:tcPr>
+            <w:tcW w:w="6972" w:type="dxa"/>
+            <w:tcMar>
+              <w:top w:w="80" w:type="dxa"/>
+              <w:left w:w="110" w:type="dxa"/>
+              <w:bottom w:w="80" w:type="dxa"/>
+              <w:right w:w="110" w:type="dxa"/>
+            </w:tcMar>
+            <w:vAlign w:val="center"/>
+          </w:tcPr>
+          <w:p>
+            <w:pPr>
+              <w:spacing w:after="20" w:line="252" w:lineRule="auto"/>
+              <w:rPr>
+                <w:lang w:eastAsia="ko-KR"/>
+              </w:rPr>
+            </w:pPr>
+            <w:r>
+              <w:rPr>
+                <w:sz w:val="18"/>
+                <w:szCs w:val="18"/>
+                <w:lang w:eastAsia="ko-KR"/>
+              </w:rPr>
+              <w:t xml:space="preserve">해당 과거 시점 또는 사례에서 어떤 방류 승인이 있었으며, 그 승인 내용은 무엇인가?</w:t>
+            </w:r>
+          </w:p>
+        </w:tc>
+      </w:tr>
+      <w:tr>
+        <w:trPr>
+          <w:cantSplit/>
+          <w:jc w:val="center"/>
+        </w:trPr>
+        <w:tc>
+          <w:tcPr>
+            <w:tcW w:w="900" w:type="dxa"/>
+            <w:shd w:val="clear" w:color="auto" w:fill="EEF5FA"/>
+            <w:tcMar>
+              <w:top w:w="80" w:type="dxa"/>
+              <w:left w:w="110" w:type="dxa"/>
+              <w:bottom w:w="80" w:type="dxa"/>
+              <w:right w:w="110" w:type="dxa"/>
+            </w:tcMar>
+            <w:vAlign w:val="center"/>
+          </w:tcPr>
+          <w:p>
+            <w:pPr>
+              <w:spacing w:after="20" w:line="252" w:lineRule="auto"/>
+              <w:jc w:val="center"/>
+              <w:rPr>
+                <w:lang w:eastAsia="ko-KR"/>
+              </w:rPr>
+            </w:pPr>
+            <w:r>
+              <w:rPr>
+                <w:b/>
+                <w:color w:val="1F4E79"/>
+                <w:sz w:val="18"/>
+                <w:szCs w:val="18"/>
+                <w:lang w:eastAsia="ko-KR"/>
+              </w:rPr>
+              <w:t xml:space="preserve">CQ5</w:t>
+            </w:r>
+          </w:p>
+        </w:tc>
+        <w:tc>
+          <w:tcPr>
+            <w:tcW w:w="2100" w:type="dxa"/>
+            <w:tcMar>
+              <w:top w:w="80" w:type="dxa"/>
+              <w:left w:w="110" w:type="dxa"/>
+              <w:bottom w:w="80" w:type="dxa"/>
+              <w:right w:w="110" w:type="dxa"/>
+            </w:tcMar>
+            <w:vAlign w:val="center"/>
+          </w:tcPr>
+          <w:p>
+            <w:pPr>
+              <w:spacing w:after="20" w:line="252" w:lineRule="auto"/>
+              <w:rPr>
+                <w:lang w:eastAsia="ko-KR"/>
+              </w:rPr>
+            </w:pPr>
+            <w:r>
+              <w:rPr>
+                <w:sz w:val="18"/>
+                <w:szCs w:val="18"/>
+                <w:lang w:eastAsia="ko-KR"/>
+              </w:rPr>
+              <w:t xml:space="preserve">현재 운영기준</w:t>
+            </w:r>
+          </w:p>
+        </w:tc>
+        <w:tc>
+          <w:tcPr>
+            <w:tcW w:w="6972" w:type="dxa"/>
+            <w:tcMar>
+              <w:top w:w="80" w:type="dxa"/>
+              <w:left w:w="110" w:type="dxa"/>
+              <w:bottom w:w="80" w:type="dxa"/>
+              <w:right w:w="110" w:type="dxa"/>
+            </w:tcMar>
+            <w:vAlign w:val="center"/>
+          </w:tcPr>
+          <w:p>
+            <w:pPr>
+              <w:spacing w:after="20" w:line="252" w:lineRule="auto"/>
+              <w:rPr>
+                <w:lang w:eastAsia="ko-KR"/>
+              </w:rPr>
+            </w:pPr>
+            <w:r>
+              <w:rPr>
+                <w:sz w:val="18"/>
+                <w:szCs w:val="18"/>
+                <w:lang w:eastAsia="ko-KR"/>
+              </w:rPr>
+              <w:t xml:space="preserve">현재 대상 댐에 적용되는 운영기준은 무엇이며, 현재 운영 판단과 관련된 기준값은 무엇인가?</w:t>
+            </w:r>
+          </w:p>
+        </w:tc>
+      </w:tr>
+      <w:tr>
+        <w:trPr>
+          <w:cantSplit/>
+          <w:jc w:val="center"/>
+        </w:trPr>
+        <w:tc>
+          <w:tcPr>
+            <w:tcW w:w="900" w:type="dxa"/>
+            <w:shd w:val="clear" w:color="auto" w:fill="EEF5FA"/>
+            <w:tcMar>
+              <w:top w:w="80" w:type="dxa"/>
+              <w:left w:w="110" w:type="dxa"/>
+              <w:bottom w:w="80" w:type="dxa"/>
+              <w:right w:w="110" w:type="dxa"/>
+            </w:tcMar>
+            <w:vAlign w:val="center"/>
+          </w:tcPr>
+          <w:p>
+            <w:pPr>
+              <w:spacing w:after="20" w:line="252" w:lineRule="auto"/>
+              <w:jc w:val="center"/>
+              <w:rPr>
+                <w:lang w:eastAsia="ko-KR"/>
+              </w:rPr>
+            </w:pPr>
+            <w:r>
+              <w:rPr>
+                <w:b/>
+                <w:color w:val="1F4E79"/>
+                <w:sz w:val="18"/>
+                <w:szCs w:val="18"/>
+                <w:lang w:eastAsia="ko-KR"/>
+              </w:rPr>
+              <w:t xml:space="preserve">CQ6</w:t>
+            </w:r>
+          </w:p>
+        </w:tc>
+        <w:tc>
+          <w:tcPr>
+            <w:tcW w:w="2100" w:type="dxa"/>
+            <w:tcMar>
+              <w:top w:w="80" w:type="dxa"/>
+              <w:left w:w="110" w:type="dxa"/>
+              <w:bottom w:w="80" w:type="dxa"/>
+              <w:right w:w="110" w:type="dxa"/>
+            </w:tcMar>
+            <w:vAlign w:val="center"/>
+          </w:tcPr>
+          <w:p>
+            <w:pPr>
+              <w:spacing w:after="20" w:line="252" w:lineRule="auto"/>
+              <w:rPr>
+                <w:lang w:eastAsia="ko-KR"/>
+              </w:rPr>
+            </w:pPr>
+            <w:r>
+              <w:rPr>
+                <w:sz w:val="18"/>
+                <w:szCs w:val="18"/>
+                <w:lang w:eastAsia="ko-KR"/>
+              </w:rPr>
+              <w:t xml:space="preserve">공식 근거</w:t>
+            </w:r>
+          </w:p>
+        </w:tc>
+        <w:tc>
+          <w:tcPr>
+            <w:tcW w:w="6972" w:type="dxa"/>
+            <w:tcMar>
+              <w:top w:w="80" w:type="dxa"/>
+              <w:left w:w="110" w:type="dxa"/>
+              <w:bottom w:w="80" w:type="dxa"/>
+              <w:right w:w="110" w:type="dxa"/>
+            </w:tcMar>
+            <w:vAlign w:val="center"/>
+          </w:tcPr>
+          <w:p>
+            <w:pPr>
+              <w:spacing w:after="20" w:line="252" w:lineRule="auto"/>
+              <w:rPr>
+                <w:lang w:eastAsia="ko-KR"/>
+              </w:rPr>
+            </w:pPr>
+            <w:r>
+              <w:rPr>
+                <w:sz w:val="18"/>
+                <w:szCs w:val="18"/>
+                <w:lang w:eastAsia="ko-KR"/>
+              </w:rPr>
+              <w:t xml:space="preserve">각 수문·기상 상태, 운영행위, 승인 내용 및 운영기준을 확인할 수 있는 공식 자료 또는 근거문서는 무엇인가?</w:t>
+            </w:r>
+          </w:p>
+        </w:tc>
+      </w:tr>
+    </w:tbl>
+    <w:p>
+      <w:pPr>
+        <w:pStyle w:val="a0"/>
+        <w:spacing w:after="60"/>
+        <w:rPr>
+          <w:lang w:eastAsia="ko-KR"/>
+        </w:rPr>
+      </w:pPr>
+      <w:r>
+        <w:rPr>
+          <w:sz w:val="20"/>
+          <w:szCs w:val="20"/>
+          <w:lang w:eastAsia="ko-KR"/>
+        </w:rPr>
+        <w:t xml:space="preserve">STEP 3의 질문 유형은 CQ1~CQ6에 수치 비교용 “비슷한 과거 사례(SIMILAR)”를 더한 것이다.</w:t>
       </w:r>
     </w:p>
     <w:p>
@@ -1162,7 +1864,7 @@
                 <w:szCs w:val="18"/>
                 <w:lang w:eastAsia="ko-KR"/>
               </w:rPr>
-              <w:t xml:space="preserve">자료마다 같은 댐이 다르게 적혀 있어, 댐코드가 같거나 공백을 뺀 이름이 같을 때만 같은 댐으로 연결한다. 변경 승인은 같은 댐·같은 방류 시작 시각의 원래 승인에 연결한다(추정).</w:t>
+              <w:t xml:space="preserve">자료마다 같은 댐이 다르게 적혀 있어, 댐코드가 같거나 공백을 뺀 이름이 같을 때만 같은 댐으로 연결한다. 변경 승인은 같은 댐·같은 방류 시작 시각의 원래 승인에 연결한다. 자료에 어느 승인의 변경인지 적혀 있지 않아 이 기준으로 짝을 지은 것이므로, 확정된 연결은 아니다.</w:t>
             </w:r>
           </w:p>
         </w:tc>

--- a/team_brief/KG-LLM_연구팀_공유_요약_규칙추가.docx
+++ b/team_brief/KG-LLM_연구팀_공유_요약_규칙추가.docx
@@ -511,6 +511,23 @@
           <w:lang w:eastAsia="ko-KR"/>
         </w:rPr>
         <w:t>STEP 1 Ontology 설계: 운영자에게 필요한 질문 7개(전체 질문 1개, 세부 질문 6개)를 먼저 설정하였다.</w:t>
+      </w:r>
+    </w:p>
+    <w:p>
+      <w:pPr>
+        <w:pStyle w:val="a0"/>
+        <w:spacing w:after="60"/>
+        <w:rPr>
+          <w:lang w:eastAsia="ko-KR"/>
+        </w:rPr>
+      </w:pPr>
+      <w:r>
+        <w:rPr>
+          <w:sz w:val="20"/>
+          <w:szCs w:val="20"/>
+          <w:lang w:eastAsia="ko-KR"/>
+        </w:rPr>
+        <w:t xml:space="preserve">전체 질문: 특정 댐의 현재 수문·기상 상태와 현행 운영기준을 확인하고, 선택된 과거 시점 또는 사례의 수문·기상 상태, 운영행위, 방류 승인 내용 및 관련 근거자료를 함께 추적하여 현재 운영 판단을 지원할 수 있는가?</w:t>
       </w:r>
     </w:p>
     <w:p>

--- a/team_brief/KG-LLM_연구팀_공유_요약_규칙추가.docx
+++ b/team_brief/KG-LLM_연구팀_공유_요약_규칙추가.docx
@@ -527,726 +527,15 @@
           <w:szCs w:val="20"/>
           <w:lang w:eastAsia="ko-KR"/>
         </w:rPr>
-        <w:t xml:space="preserve">전체 질문: 특정 댐의 현재 수문·기상 상태와 현행 운영기준을 확인하고, 선택된 과거 시점 또는 사례의 수문·기상 상태, 운영행위, 방류 승인 내용 및 관련 근거자료를 함께 추적하여 현재 운영 판단을 지원할 수 있는가?</w:t>
+        <w:t>세부 질문 6개: 현재 상태, 과거 상태, 과거 운영행위(실제 수행된 방류 같은 조작), 과거 방류 승인, 현재 운영기준, 공식 근거</w:t>
       </w:r>
-    </w:p>
-    <w:p>
-      <w:pPr>
-        <w:pStyle w:val="a0"/>
-        <w:spacing w:after="60"/>
-        <w:rPr>
-          <w:lang w:eastAsia="ko-KR"/>
-        </w:rPr>
-      </w:pPr>
       <w:r>
         <w:rPr>
           <w:sz w:val="20"/>
           <w:szCs w:val="20"/>
           <w:lang w:eastAsia="ko-KR"/>
         </w:rPr>
-        <w:t xml:space="preserve">세부 질문 6개는 CQ(Competency Question, Ontology가 답할 수 있어야 하는 질문)라고 부르며 아래와 같다.</w:t>
-      </w:r>
-    </w:p>
-    <w:tbl>
-      <w:tblPr>
-        <w:tblW w:w="9972" w:type="dxa"/>
-        <w:jc w:val="center"/>
-        <w:tblBorders>
-          <w:top w:val="single" w:sz="5" w:space="0" w:color="A6A6A6"/>
-          <w:left w:val="single" w:sz="5" w:space="0" w:color="A6A6A6"/>
-          <w:bottom w:val="single" w:sz="5" w:space="0" w:color="A6A6A6"/>
-          <w:right w:val="single" w:sz="5" w:space="0" w:color="A6A6A6"/>
-          <w:insideH w:val="single" w:sz="5" w:space="0" w:color="A6A6A6"/>
-          <w:insideV w:val="single" w:sz="5" w:space="0" w:color="A6A6A6"/>
-        </w:tblBorders>
-        <w:tblLayout w:type="fixed"/>
-        <w:tblLook w:val="04A0" w:firstRow="1" w:lastRow="0" w:firstColumn="1" w:lastColumn="0" w:noHBand="0" w:noVBand="1"/>
-      </w:tblPr>
-      <w:tblGrid>
-        <w:gridCol w:w="900"/>
-        <w:gridCol w:w="2100"/>
-        <w:gridCol w:w="6972"/>
-      </w:tblGrid>
-      <w:tr>
-        <w:trPr>
-          <w:cantSplit/>
-          <w:tblHeader/>
-          <w:jc w:val="center"/>
-        </w:trPr>
-        <w:tc>
-          <w:tcPr>
-            <w:tcW w:w="900" w:type="dxa"/>
-            <w:shd w:val="clear" w:color="auto" w:fill="D9EAF7"/>
-            <w:tcMar>
-              <w:top w:w="80" w:type="dxa"/>
-              <w:left w:w="110" w:type="dxa"/>
-              <w:bottom w:w="80" w:type="dxa"/>
-              <w:right w:w="110" w:type="dxa"/>
-            </w:tcMar>
-            <w:vAlign w:val="center"/>
-          </w:tcPr>
-          <w:p>
-            <w:pPr>
-              <w:spacing w:after="20" w:line="252" w:lineRule="auto"/>
-              <w:jc w:val="center"/>
-              <w:rPr>
-                <w:lang w:eastAsia="ko-KR"/>
-              </w:rPr>
-            </w:pPr>
-            <w:r>
-              <w:rPr>
-                <w:b/>
-                <w:sz w:val="18"/>
-                <w:szCs w:val="18"/>
-                <w:lang w:eastAsia="ko-KR"/>
-              </w:rPr>
-              <w:t xml:space="preserve">CQ</w:t>
-            </w:r>
-          </w:p>
-        </w:tc>
-        <w:tc>
-          <w:tcPr>
-            <w:tcW w:w="2100" w:type="dxa"/>
-            <w:shd w:val="clear" w:color="auto" w:fill="D9EAF7"/>
-            <w:tcMar>
-              <w:top w:w="80" w:type="dxa"/>
-              <w:left w:w="110" w:type="dxa"/>
-              <w:bottom w:w="80" w:type="dxa"/>
-              <w:right w:w="110" w:type="dxa"/>
-            </w:tcMar>
-            <w:vAlign w:val="center"/>
-          </w:tcPr>
-          <w:p>
-            <w:pPr>
-              <w:spacing w:after="20" w:line="252" w:lineRule="auto"/>
-              <w:jc w:val="center"/>
-              <w:rPr>
-                <w:lang w:eastAsia="ko-KR"/>
-              </w:rPr>
-            </w:pPr>
-            <w:r>
-              <w:rPr>
-                <w:b/>
-                <w:sz w:val="18"/>
-                <w:szCs w:val="18"/>
-                <w:lang w:eastAsia="ko-KR"/>
-              </w:rPr>
-              <w:t xml:space="preserve">질문 대상</w:t>
-            </w:r>
-          </w:p>
-        </w:tc>
-        <w:tc>
-          <w:tcPr>
-            <w:tcW w:w="6972" w:type="dxa"/>
-            <w:shd w:val="clear" w:color="auto" w:fill="D9EAF7"/>
-            <w:tcMar>
-              <w:top w:w="80" w:type="dxa"/>
-              <w:left w:w="110" w:type="dxa"/>
-              <w:bottom w:w="80" w:type="dxa"/>
-              <w:right w:w="110" w:type="dxa"/>
-            </w:tcMar>
-            <w:vAlign w:val="center"/>
-          </w:tcPr>
-          <w:p>
-            <w:pPr>
-              <w:spacing w:after="20" w:line="252" w:lineRule="auto"/>
-              <w:jc w:val="center"/>
-              <w:rPr>
-                <w:lang w:eastAsia="ko-KR"/>
-              </w:rPr>
-            </w:pPr>
-            <w:r>
-              <w:rPr>
-                <w:b/>
-                <w:sz w:val="18"/>
-                <w:szCs w:val="18"/>
-                <w:lang w:eastAsia="ko-KR"/>
-              </w:rPr>
-              <w:t xml:space="preserve">세부 질문</w:t>
-            </w:r>
-          </w:p>
-        </w:tc>
-      </w:tr>
-      <w:tr>
-        <w:trPr>
-          <w:cantSplit/>
-          <w:jc w:val="center"/>
-        </w:trPr>
-        <w:tc>
-          <w:tcPr>
-            <w:tcW w:w="900" w:type="dxa"/>
-            <w:shd w:val="clear" w:color="auto" w:fill="EEF5FA"/>
-            <w:tcMar>
-              <w:top w:w="80" w:type="dxa"/>
-              <w:left w:w="110" w:type="dxa"/>
-              <w:bottom w:w="80" w:type="dxa"/>
-              <w:right w:w="110" w:type="dxa"/>
-            </w:tcMar>
-            <w:vAlign w:val="center"/>
-          </w:tcPr>
-          <w:p>
-            <w:pPr>
-              <w:spacing w:after="20" w:line="252" w:lineRule="auto"/>
-              <w:jc w:val="center"/>
-              <w:rPr>
-                <w:lang w:eastAsia="ko-KR"/>
-              </w:rPr>
-            </w:pPr>
-            <w:r>
-              <w:rPr>
-                <w:b/>
-                <w:color w:val="1F4E79"/>
-                <w:sz w:val="18"/>
-                <w:szCs w:val="18"/>
-                <w:lang w:eastAsia="ko-KR"/>
-              </w:rPr>
-              <w:t xml:space="preserve">CQ1</w:t>
-            </w:r>
-          </w:p>
-        </w:tc>
-        <w:tc>
-          <w:tcPr>
-            <w:tcW w:w="2100" w:type="dxa"/>
-            <w:tcMar>
-              <w:top w:w="80" w:type="dxa"/>
-              <w:left w:w="110" w:type="dxa"/>
-              <w:bottom w:w="80" w:type="dxa"/>
-              <w:right w:w="110" w:type="dxa"/>
-            </w:tcMar>
-            <w:vAlign w:val="center"/>
-          </w:tcPr>
-          <w:p>
-            <w:pPr>
-              <w:spacing w:after="20" w:line="252" w:lineRule="auto"/>
-              <w:rPr>
-                <w:lang w:eastAsia="ko-KR"/>
-              </w:rPr>
-            </w:pPr>
-            <w:r>
-              <w:rPr>
-                <w:sz w:val="18"/>
-                <w:szCs w:val="18"/>
-                <w:lang w:eastAsia="ko-KR"/>
-              </w:rPr>
-              <w:t xml:space="preserve">현재 수문기상 상태</w:t>
-            </w:r>
-          </w:p>
-        </w:tc>
-        <w:tc>
-          <w:tcPr>
-            <w:tcW w:w="6972" w:type="dxa"/>
-            <w:tcMar>
-              <w:top w:w="80" w:type="dxa"/>
-              <w:left w:w="110" w:type="dxa"/>
-              <w:bottom w:w="80" w:type="dxa"/>
-              <w:right w:w="110" w:type="dxa"/>
-            </w:tcMar>
-            <w:vAlign w:val="center"/>
-          </w:tcPr>
-          <w:p>
-            <w:pPr>
-              <w:spacing w:after="20" w:line="252" w:lineRule="auto"/>
-              <w:rPr>
-                <w:lang w:eastAsia="ko-KR"/>
-              </w:rPr>
-            </w:pPr>
-            <w:r>
-              <w:rPr>
-                <w:sz w:val="18"/>
-                <w:szCs w:val="18"/>
-                <w:lang w:eastAsia="ko-KR"/>
-              </w:rPr>
-              <w:t xml:space="preserve">대상 댐의 현재 또는 기준 시점의 강우, 수위, 유입량, 방류량 등 수문·기상 상태는 무엇인가?</w:t>
-            </w:r>
-          </w:p>
-        </w:tc>
-      </w:tr>
-      <w:tr>
-        <w:trPr>
-          <w:cantSplit/>
-          <w:jc w:val="center"/>
-        </w:trPr>
-        <w:tc>
-          <w:tcPr>
-            <w:tcW w:w="900" w:type="dxa"/>
-            <w:shd w:val="clear" w:color="auto" w:fill="EEF5FA"/>
-            <w:tcMar>
-              <w:top w:w="80" w:type="dxa"/>
-              <w:left w:w="110" w:type="dxa"/>
-              <w:bottom w:w="80" w:type="dxa"/>
-              <w:right w:w="110" w:type="dxa"/>
-            </w:tcMar>
-            <w:vAlign w:val="center"/>
-          </w:tcPr>
-          <w:p>
-            <w:pPr>
-              <w:spacing w:after="20" w:line="252" w:lineRule="auto"/>
-              <w:jc w:val="center"/>
-              <w:rPr>
-                <w:lang w:eastAsia="ko-KR"/>
-              </w:rPr>
-            </w:pPr>
-            <w:r>
-              <w:rPr>
-                <w:b/>
-                <w:color w:val="1F4E79"/>
-                <w:sz w:val="18"/>
-                <w:szCs w:val="18"/>
-                <w:lang w:eastAsia="ko-KR"/>
-              </w:rPr>
-              <w:t xml:space="preserve">CQ2</w:t>
-            </w:r>
-          </w:p>
-        </w:tc>
-        <w:tc>
-          <w:tcPr>
-            <w:tcW w:w="2100" w:type="dxa"/>
-            <w:tcMar>
-              <w:top w:w="80" w:type="dxa"/>
-              <w:left w:w="110" w:type="dxa"/>
-              <w:bottom w:w="80" w:type="dxa"/>
-              <w:right w:w="110" w:type="dxa"/>
-            </w:tcMar>
-            <w:vAlign w:val="center"/>
-          </w:tcPr>
-          <w:p>
-            <w:pPr>
-              <w:spacing w:after="20" w:line="252" w:lineRule="auto"/>
-              <w:rPr>
-                <w:lang w:eastAsia="ko-KR"/>
-              </w:rPr>
-            </w:pPr>
-            <w:r>
-              <w:rPr>
-                <w:sz w:val="18"/>
-                <w:szCs w:val="18"/>
-                <w:lang w:eastAsia="ko-KR"/>
-              </w:rPr>
-              <w:t xml:space="preserve">과거 수문기상 상태</w:t>
-            </w:r>
-          </w:p>
-        </w:tc>
-        <w:tc>
-          <w:tcPr>
-            <w:tcW w:w="6972" w:type="dxa"/>
-            <w:tcMar>
-              <w:top w:w="80" w:type="dxa"/>
-              <w:left w:w="110" w:type="dxa"/>
-              <w:bottom w:w="80" w:type="dxa"/>
-              <w:right w:w="110" w:type="dxa"/>
-            </w:tcMar>
-            <w:vAlign w:val="center"/>
-          </w:tcPr>
-          <w:p>
-            <w:pPr>
-              <w:spacing w:after="20" w:line="252" w:lineRule="auto"/>
-              <w:rPr>
-                <w:lang w:eastAsia="ko-KR"/>
-              </w:rPr>
-            </w:pPr>
-            <w:r>
-              <w:rPr>
-                <w:sz w:val="18"/>
-                <w:szCs w:val="18"/>
-                <w:lang w:eastAsia="ko-KR"/>
-              </w:rPr>
-              <w:t xml:space="preserve">선택된 과거 시점 또는 사례에서 대상 댐의 강우, 수위, 유입량, 방류량 등 수문·기상 상태는 어떠했는가?</w:t>
-            </w:r>
-          </w:p>
-        </w:tc>
-      </w:tr>
-      <w:tr>
-        <w:trPr>
-          <w:cantSplit/>
-          <w:jc w:val="center"/>
-        </w:trPr>
-        <w:tc>
-          <w:tcPr>
-            <w:tcW w:w="900" w:type="dxa"/>
-            <w:shd w:val="clear" w:color="auto" w:fill="EEF5FA"/>
-            <w:tcMar>
-              <w:top w:w="80" w:type="dxa"/>
-              <w:left w:w="110" w:type="dxa"/>
-              <w:bottom w:w="80" w:type="dxa"/>
-              <w:right w:w="110" w:type="dxa"/>
-            </w:tcMar>
-            <w:vAlign w:val="center"/>
-          </w:tcPr>
-          <w:p>
-            <w:pPr>
-              <w:spacing w:after="20" w:line="252" w:lineRule="auto"/>
-              <w:jc w:val="center"/>
-              <w:rPr>
-                <w:lang w:eastAsia="ko-KR"/>
-              </w:rPr>
-            </w:pPr>
-            <w:r>
-              <w:rPr>
-                <w:b/>
-                <w:color w:val="1F4E79"/>
-                <w:sz w:val="18"/>
-                <w:szCs w:val="18"/>
-                <w:lang w:eastAsia="ko-KR"/>
-              </w:rPr>
-              <w:t xml:space="preserve">CQ3</w:t>
-            </w:r>
-          </w:p>
-        </w:tc>
-        <w:tc>
-          <w:tcPr>
-            <w:tcW w:w="2100" w:type="dxa"/>
-            <w:tcMar>
-              <w:top w:w="80" w:type="dxa"/>
-              <w:left w:w="110" w:type="dxa"/>
-              <w:bottom w:w="80" w:type="dxa"/>
-              <w:right w:w="110" w:type="dxa"/>
-            </w:tcMar>
-            <w:vAlign w:val="center"/>
-          </w:tcPr>
-          <w:p>
-            <w:pPr>
-              <w:spacing w:after="20" w:line="252" w:lineRule="auto"/>
-              <w:rPr>
-                <w:lang w:eastAsia="ko-KR"/>
-              </w:rPr>
-            </w:pPr>
-            <w:r>
-              <w:rPr>
-                <w:sz w:val="18"/>
-                <w:szCs w:val="18"/>
-                <w:lang w:eastAsia="ko-KR"/>
-              </w:rPr>
-              <w:t xml:space="preserve">과거 운영행위</w:t>
-            </w:r>
-          </w:p>
-        </w:tc>
-        <w:tc>
-          <w:tcPr>
-            <w:tcW w:w="6972" w:type="dxa"/>
-            <w:tcMar>
-              <w:top w:w="80" w:type="dxa"/>
-              <w:left w:w="110" w:type="dxa"/>
-              <w:bottom w:w="80" w:type="dxa"/>
-              <w:right w:w="110" w:type="dxa"/>
-            </w:tcMar>
-            <w:vAlign w:val="center"/>
-          </w:tcPr>
-          <w:p>
-            <w:pPr>
-              <w:spacing w:after="20" w:line="252" w:lineRule="auto"/>
-              <w:rPr>
-                <w:lang w:eastAsia="ko-KR"/>
-              </w:rPr>
-            </w:pPr>
-            <w:r>
-              <w:rPr>
-                <w:sz w:val="18"/>
-                <w:szCs w:val="18"/>
-                <w:lang w:eastAsia="ko-KR"/>
-              </w:rPr>
-              <w:t xml:space="preserve">해당 과거 시점 또는 사례에서 수행된 댐 운영행위는 무엇이었는가?</w:t>
-            </w:r>
-          </w:p>
-        </w:tc>
-      </w:tr>
-      <w:tr>
-        <w:trPr>
-          <w:cantSplit/>
-          <w:jc w:val="center"/>
-        </w:trPr>
-        <w:tc>
-          <w:tcPr>
-            <w:tcW w:w="900" w:type="dxa"/>
-            <w:shd w:val="clear" w:color="auto" w:fill="EEF5FA"/>
-            <w:tcMar>
-              <w:top w:w="80" w:type="dxa"/>
-              <w:left w:w="110" w:type="dxa"/>
-              <w:bottom w:w="80" w:type="dxa"/>
-              <w:right w:w="110" w:type="dxa"/>
-            </w:tcMar>
-            <w:vAlign w:val="center"/>
-          </w:tcPr>
-          <w:p>
-            <w:pPr>
-              <w:spacing w:after="20" w:line="252" w:lineRule="auto"/>
-              <w:jc w:val="center"/>
-              <w:rPr>
-                <w:lang w:eastAsia="ko-KR"/>
-              </w:rPr>
-            </w:pPr>
-            <w:r>
-              <w:rPr>
-                <w:b/>
-                <w:color w:val="1F4E79"/>
-                <w:sz w:val="18"/>
-                <w:szCs w:val="18"/>
-                <w:lang w:eastAsia="ko-KR"/>
-              </w:rPr>
-              <w:t xml:space="preserve">CQ4</w:t>
-            </w:r>
-          </w:p>
-        </w:tc>
-        <w:tc>
-          <w:tcPr>
-            <w:tcW w:w="2100" w:type="dxa"/>
-            <w:tcMar>
-              <w:top w:w="80" w:type="dxa"/>
-              <w:left w:w="110" w:type="dxa"/>
-              <w:bottom w:w="80" w:type="dxa"/>
-              <w:right w:w="110" w:type="dxa"/>
-            </w:tcMar>
-            <w:vAlign w:val="center"/>
-          </w:tcPr>
-          <w:p>
-            <w:pPr>
-              <w:spacing w:after="20" w:line="252" w:lineRule="auto"/>
-              <w:rPr>
-                <w:lang w:eastAsia="ko-KR"/>
-              </w:rPr>
-            </w:pPr>
-            <w:r>
-              <w:rPr>
-                <w:sz w:val="18"/>
-                <w:szCs w:val="18"/>
-                <w:lang w:eastAsia="ko-KR"/>
-              </w:rPr>
-              <w:t xml:space="preserve">과거 방류 승인</w:t>
-            </w:r>
-          </w:p>
-        </w:tc>
-        <w:tc>
-          <w:tcPr>
-            <w:tcW w:w="6972" w:type="dxa"/>
-            <w:tcMar>
-              <w:top w:w="80" w:type="dxa"/>
-              <w:left w:w="110" w:type="dxa"/>
-              <w:bottom w:w="80" w:type="dxa"/>
-              <w:right w:w="110" w:type="dxa"/>
-            </w:tcMar>
-            <w:vAlign w:val="center"/>
-          </w:tcPr>
-          <w:p>
-            <w:pPr>
-              <w:spacing w:after="20" w:line="252" w:lineRule="auto"/>
-              <w:rPr>
-                <w:lang w:eastAsia="ko-KR"/>
-              </w:rPr>
-            </w:pPr>
-            <w:r>
-              <w:rPr>
-                <w:sz w:val="18"/>
-                <w:szCs w:val="18"/>
-                <w:lang w:eastAsia="ko-KR"/>
-              </w:rPr>
-              <w:t xml:space="preserve">해당 과거 시점 또는 사례에서 어떤 방류 승인이 있었으며, 그 승인 내용은 무엇인가?</w:t>
-            </w:r>
-          </w:p>
-        </w:tc>
-      </w:tr>
-      <w:tr>
-        <w:trPr>
-          <w:cantSplit/>
-          <w:jc w:val="center"/>
-        </w:trPr>
-        <w:tc>
-          <w:tcPr>
-            <w:tcW w:w="900" w:type="dxa"/>
-            <w:shd w:val="clear" w:color="auto" w:fill="EEF5FA"/>
-            <w:tcMar>
-              <w:top w:w="80" w:type="dxa"/>
-              <w:left w:w="110" w:type="dxa"/>
-              <w:bottom w:w="80" w:type="dxa"/>
-              <w:right w:w="110" w:type="dxa"/>
-            </w:tcMar>
-            <w:vAlign w:val="center"/>
-          </w:tcPr>
-          <w:p>
-            <w:pPr>
-              <w:spacing w:after="20" w:line="252" w:lineRule="auto"/>
-              <w:jc w:val="center"/>
-              <w:rPr>
-                <w:lang w:eastAsia="ko-KR"/>
-              </w:rPr>
-            </w:pPr>
-            <w:r>
-              <w:rPr>
-                <w:b/>
-                <w:color w:val="1F4E79"/>
-                <w:sz w:val="18"/>
-                <w:szCs w:val="18"/>
-                <w:lang w:eastAsia="ko-KR"/>
-              </w:rPr>
-              <w:t xml:space="preserve">CQ5</w:t>
-            </w:r>
-          </w:p>
-        </w:tc>
-        <w:tc>
-          <w:tcPr>
-            <w:tcW w:w="2100" w:type="dxa"/>
-            <w:tcMar>
-              <w:top w:w="80" w:type="dxa"/>
-              <w:left w:w="110" w:type="dxa"/>
-              <w:bottom w:w="80" w:type="dxa"/>
-              <w:right w:w="110" w:type="dxa"/>
-            </w:tcMar>
-            <w:vAlign w:val="center"/>
-          </w:tcPr>
-          <w:p>
-            <w:pPr>
-              <w:spacing w:after="20" w:line="252" w:lineRule="auto"/>
-              <w:rPr>
-                <w:lang w:eastAsia="ko-KR"/>
-              </w:rPr>
-            </w:pPr>
-            <w:r>
-              <w:rPr>
-                <w:sz w:val="18"/>
-                <w:szCs w:val="18"/>
-                <w:lang w:eastAsia="ko-KR"/>
-              </w:rPr>
-              <w:t xml:space="preserve">현재 운영기준</w:t>
-            </w:r>
-          </w:p>
-        </w:tc>
-        <w:tc>
-          <w:tcPr>
-            <w:tcW w:w="6972" w:type="dxa"/>
-            <w:tcMar>
-              <w:top w:w="80" w:type="dxa"/>
-              <w:left w:w="110" w:type="dxa"/>
-              <w:bottom w:w="80" w:type="dxa"/>
-              <w:right w:w="110" w:type="dxa"/>
-            </w:tcMar>
-            <w:vAlign w:val="center"/>
-          </w:tcPr>
-          <w:p>
-            <w:pPr>
-              <w:spacing w:after="20" w:line="252" w:lineRule="auto"/>
-              <w:rPr>
-                <w:lang w:eastAsia="ko-KR"/>
-              </w:rPr>
-            </w:pPr>
-            <w:r>
-              <w:rPr>
-                <w:sz w:val="18"/>
-                <w:szCs w:val="18"/>
-                <w:lang w:eastAsia="ko-KR"/>
-              </w:rPr>
-              <w:t xml:space="preserve">현재 대상 댐에 적용되는 운영기준은 무엇이며, 현재 운영 판단과 관련된 기준값은 무엇인가?</w:t>
-            </w:r>
-          </w:p>
-        </w:tc>
-      </w:tr>
-      <w:tr>
-        <w:trPr>
-          <w:cantSplit/>
-          <w:jc w:val="center"/>
-        </w:trPr>
-        <w:tc>
-          <w:tcPr>
-            <w:tcW w:w="900" w:type="dxa"/>
-            <w:shd w:val="clear" w:color="auto" w:fill="EEF5FA"/>
-            <w:tcMar>
-              <w:top w:w="80" w:type="dxa"/>
-              <w:left w:w="110" w:type="dxa"/>
-              <w:bottom w:w="80" w:type="dxa"/>
-              <w:right w:w="110" w:type="dxa"/>
-            </w:tcMar>
-            <w:vAlign w:val="center"/>
-          </w:tcPr>
-          <w:p>
-            <w:pPr>
-              <w:spacing w:after="20" w:line="252" w:lineRule="auto"/>
-              <w:jc w:val="center"/>
-              <w:rPr>
-                <w:lang w:eastAsia="ko-KR"/>
-              </w:rPr>
-            </w:pPr>
-            <w:r>
-              <w:rPr>
-                <w:b/>
-                <w:color w:val="1F4E79"/>
-                <w:sz w:val="18"/>
-                <w:szCs w:val="18"/>
-                <w:lang w:eastAsia="ko-KR"/>
-              </w:rPr>
-              <w:t xml:space="preserve">CQ6</w:t>
-            </w:r>
-          </w:p>
-        </w:tc>
-        <w:tc>
-          <w:tcPr>
-            <w:tcW w:w="2100" w:type="dxa"/>
-            <w:tcMar>
-              <w:top w:w="80" w:type="dxa"/>
-              <w:left w:w="110" w:type="dxa"/>
-              <w:bottom w:w="80" w:type="dxa"/>
-              <w:right w:w="110" w:type="dxa"/>
-            </w:tcMar>
-            <w:vAlign w:val="center"/>
-          </w:tcPr>
-          <w:p>
-            <w:pPr>
-              <w:spacing w:after="20" w:line="252" w:lineRule="auto"/>
-              <w:rPr>
-                <w:lang w:eastAsia="ko-KR"/>
-              </w:rPr>
-            </w:pPr>
-            <w:r>
-              <w:rPr>
-                <w:sz w:val="18"/>
-                <w:szCs w:val="18"/>
-                <w:lang w:eastAsia="ko-KR"/>
-              </w:rPr>
-              <w:t xml:space="preserve">공식 근거</w:t>
-            </w:r>
-          </w:p>
-        </w:tc>
-        <w:tc>
-          <w:tcPr>
-            <w:tcW w:w="6972" w:type="dxa"/>
-            <w:tcMar>
-              <w:top w:w="80" w:type="dxa"/>
-              <w:left w:w="110" w:type="dxa"/>
-              <w:bottom w:w="80" w:type="dxa"/>
-              <w:right w:w="110" w:type="dxa"/>
-            </w:tcMar>
-            <w:vAlign w:val="center"/>
-          </w:tcPr>
-          <w:p>
-            <w:pPr>
-              <w:spacing w:after="20" w:line="252" w:lineRule="auto"/>
-              <w:rPr>
-                <w:lang w:eastAsia="ko-KR"/>
-              </w:rPr>
-            </w:pPr>
-            <w:r>
-              <w:rPr>
-                <w:sz w:val="18"/>
-                <w:szCs w:val="18"/>
-                <w:lang w:eastAsia="ko-KR"/>
-              </w:rPr>
-              <w:t xml:space="preserve">각 수문·기상 상태, 운영행위, 승인 내용 및 운영기준을 확인할 수 있는 공식 자료 또는 근거문서는 무엇인가?</w:t>
-            </w:r>
-          </w:p>
-        </w:tc>
-      </w:tr>
-    </w:tbl>
-    <w:p>
-      <w:pPr>
-        <w:pStyle w:val="a0"/>
-        <w:spacing w:after="60"/>
-        <w:rPr>
-          <w:lang w:eastAsia="ko-KR"/>
-        </w:rPr>
-      </w:pPr>
-      <w:r>
-        <w:rPr>
-          <w:sz w:val="20"/>
-          <w:szCs w:val="20"/>
-          <w:lang w:eastAsia="ko-KR"/>
-        </w:rPr>
-        <w:t xml:space="preserve">STEP 3의 질문 유형은 CQ1~CQ6에 수치 비교용 “비슷한 과거 사례(SIMILAR)”를 더한 것이다.</w:t>
+        <w:t xml:space="preserve"> (CQ 목록은 5장 참고)</w:t>
       </w:r>
     </w:p>
     <w:p>
@@ -4771,6 +4060,834 @@
         </w:tc>
       </w:tr>
     </w:tbl>
+    <w:p>
+      <w:pPr>
+        <w:pStyle w:val="1"/>
+        <w:rPr>
+          <w:lang w:eastAsia="ko-KR"/>
+        </w:rPr>
+      </w:pPr>
+      <w:r>
+        <w:rPr>
+          <w:lang w:eastAsia="ko-KR"/>
+        </w:rPr>
+        <w:lastRenderedPageBreak/>
+        <w:t>5. CQ 목록</w:t>
+      </w:r>
+    </w:p>
+    <w:p>
+      <w:pPr>
+        <w:pStyle w:val="a0"/>
+        <w:spacing w:after="60"/>
+        <w:rPr>
+          <w:lang w:eastAsia="ko-KR"/>
+        </w:rPr>
+      </w:pPr>
+      <w:r>
+        <w:rPr>
+          <w:sz w:val="20"/>
+          <w:szCs w:val="20"/>
+          <w:lang w:eastAsia="ko-KR"/>
+        </w:rPr>
+        <w:t xml:space="preserve">CQ(Competency Question)는 Ontology가 답할 수 있어야 하는 질문으로, STEP 1에서 전체 질문 1개와 세부 질문 6개(CQ1~CQ6)를 정하였다.</w:t>
+      </w:r>
+    </w:p>
+    <w:tbl>
+      <w:tblPr>
+        <w:tblW w:w="9972" w:type="dxa"/>
+        <w:jc w:val="center"/>
+        <w:tblBorders>
+          <w:top w:val="single" w:sz="5" w:space="0" w:color="A6A6A6"/>
+          <w:left w:val="single" w:sz="5" w:space="0" w:color="A6A6A6"/>
+          <w:bottom w:val="single" w:sz="5" w:space="0" w:color="A6A6A6"/>
+          <w:right w:val="single" w:sz="5" w:space="0" w:color="A6A6A6"/>
+          <w:insideH w:val="single" w:sz="5" w:space="0" w:color="A6A6A6"/>
+          <w:insideV w:val="single" w:sz="5" w:space="0" w:color="A6A6A6"/>
+        </w:tblBorders>
+        <w:tblLayout w:type="fixed"/>
+        <w:tblLook w:val="04A0" w:firstRow="1" w:lastRow="0" w:firstColumn="1" w:lastColumn="0" w:noHBand="0" w:noVBand="1"/>
+      </w:tblPr>
+      <w:tblGrid>
+        <w:gridCol w:w="1500"/>
+        <w:gridCol w:w="2300"/>
+        <w:gridCol w:w="6172"/>
+      </w:tblGrid>
+      <w:tr>
+        <w:trPr>
+          <w:cantSplit/>
+          <w:tblHeader/>
+          <w:jc w:val="center"/>
+        </w:trPr>
+        <w:tc>
+          <w:tcPr>
+            <w:tcW w:w="1500" w:type="dxa"/>
+            <w:shd w:val="clear" w:color="auto" w:fill="D9EAF7"/>
+            <w:tcMar>
+              <w:top w:w="80" w:type="dxa"/>
+              <w:left w:w="110" w:type="dxa"/>
+              <w:bottom w:w="80" w:type="dxa"/>
+              <w:right w:w="110" w:type="dxa"/>
+            </w:tcMar>
+            <w:vAlign w:val="center"/>
+          </w:tcPr>
+          <w:p>
+            <w:pPr>
+              <w:spacing w:after="20" w:line="252" w:lineRule="auto"/>
+              <w:jc w:val="center"/>
+              <w:rPr>
+                <w:lang w:eastAsia="ko-KR"/>
+              </w:rPr>
+            </w:pPr>
+            <w:r>
+              <w:rPr>
+                <w:b/>
+                <w:sz w:val="18"/>
+                <w:szCs w:val="18"/>
+                <w:lang w:eastAsia="ko-KR"/>
+              </w:rPr>
+              <w:t xml:space="preserve">구분</w:t>
+            </w:r>
+          </w:p>
+        </w:tc>
+        <w:tc>
+          <w:tcPr>
+            <w:tcW w:w="2300" w:type="dxa"/>
+            <w:shd w:val="clear" w:color="auto" w:fill="D9EAF7"/>
+            <w:tcMar>
+              <w:top w:w="80" w:type="dxa"/>
+              <w:left w:w="110" w:type="dxa"/>
+              <w:bottom w:w="80" w:type="dxa"/>
+              <w:right w:w="110" w:type="dxa"/>
+            </w:tcMar>
+            <w:vAlign w:val="center"/>
+          </w:tcPr>
+          <w:p>
+            <w:pPr>
+              <w:spacing w:after="20" w:line="252" w:lineRule="auto"/>
+              <w:jc w:val="center"/>
+              <w:rPr>
+                <w:lang w:eastAsia="ko-KR"/>
+              </w:rPr>
+            </w:pPr>
+            <w:r>
+              <w:rPr>
+                <w:b/>
+                <w:sz w:val="18"/>
+                <w:szCs w:val="18"/>
+                <w:lang w:eastAsia="ko-KR"/>
+              </w:rPr>
+              <w:t xml:space="preserve">질문 대상</w:t>
+            </w:r>
+          </w:p>
+        </w:tc>
+        <w:tc>
+          <w:tcPr>
+            <w:tcW w:w="6172" w:type="dxa"/>
+            <w:shd w:val="clear" w:color="auto" w:fill="D9EAF7"/>
+            <w:tcMar>
+              <w:top w:w="80" w:type="dxa"/>
+              <w:left w:w="110" w:type="dxa"/>
+              <w:bottom w:w="80" w:type="dxa"/>
+              <w:right w:w="110" w:type="dxa"/>
+            </w:tcMar>
+            <w:vAlign w:val="center"/>
+          </w:tcPr>
+          <w:p>
+            <w:pPr>
+              <w:spacing w:after="20" w:line="252" w:lineRule="auto"/>
+              <w:jc w:val="center"/>
+              <w:rPr>
+                <w:lang w:eastAsia="ko-KR"/>
+              </w:rPr>
+            </w:pPr>
+            <w:r>
+              <w:rPr>
+                <w:b/>
+                <w:sz w:val="18"/>
+                <w:szCs w:val="18"/>
+                <w:lang w:eastAsia="ko-KR"/>
+              </w:rPr>
+              <w:t xml:space="preserve">질문</w:t>
+            </w:r>
+          </w:p>
+        </w:tc>
+      </w:tr>
+      <w:tr>
+        <w:trPr>
+          <w:cantSplit/>
+          <w:jc w:val="center"/>
+        </w:trPr>
+        <w:tc>
+          <w:tcPr>
+            <w:tcW w:w="1500" w:type="dxa"/>
+            <w:shd w:val="clear" w:color="auto" w:fill="EEF5FA"/>
+            <w:tcMar>
+              <w:top w:w="80" w:type="dxa"/>
+              <w:left w:w="110" w:type="dxa"/>
+              <w:bottom w:w="80" w:type="dxa"/>
+              <w:right w:w="110" w:type="dxa"/>
+            </w:tcMar>
+            <w:vAlign w:val="center"/>
+          </w:tcPr>
+          <w:p>
+            <w:pPr>
+              <w:spacing w:after="20" w:line="252" w:lineRule="auto"/>
+              <w:jc w:val="center"/>
+              <w:rPr>
+                <w:lang w:eastAsia="ko-KR"/>
+              </w:rPr>
+            </w:pPr>
+            <w:r>
+              <w:rPr>
+                <w:b/>
+                <w:color w:val="1F4E79"/>
+                <w:sz w:val="18"/>
+                <w:szCs w:val="18"/>
+                <w:lang w:eastAsia="ko-KR"/>
+              </w:rPr>
+              <w:t xml:space="preserve">전체 질문</w:t>
+            </w:r>
+          </w:p>
+        </w:tc>
+        <w:tc>
+          <w:tcPr>
+            <w:tcW w:w="2300" w:type="dxa"/>
+            <w:tcMar>
+              <w:top w:w="80" w:type="dxa"/>
+              <w:left w:w="110" w:type="dxa"/>
+              <w:bottom w:w="80" w:type="dxa"/>
+              <w:right w:w="110" w:type="dxa"/>
+            </w:tcMar>
+            <w:vAlign w:val="center"/>
+          </w:tcPr>
+          <w:p>
+            <w:pPr>
+              <w:spacing w:after="20" w:line="252" w:lineRule="auto"/>
+              <w:rPr>
+                <w:lang w:eastAsia="ko-KR"/>
+              </w:rPr>
+            </w:pPr>
+            <w:r>
+              <w:rPr>
+                <w:sz w:val="18"/>
+                <w:szCs w:val="18"/>
+                <w:lang w:eastAsia="ko-KR"/>
+              </w:rPr>
+              <w:t xml:space="preserve">현재 운영 판단 지원</w:t>
+            </w:r>
+          </w:p>
+        </w:tc>
+        <w:tc>
+          <w:tcPr>
+            <w:tcW w:w="6172" w:type="dxa"/>
+            <w:tcMar>
+              <w:top w:w="80" w:type="dxa"/>
+              <w:left w:w="110" w:type="dxa"/>
+              <w:bottom w:w="80" w:type="dxa"/>
+              <w:right w:w="110" w:type="dxa"/>
+            </w:tcMar>
+            <w:vAlign w:val="center"/>
+          </w:tcPr>
+          <w:p>
+            <w:pPr>
+              <w:spacing w:after="20" w:line="252" w:lineRule="auto"/>
+              <w:rPr>
+                <w:lang w:eastAsia="ko-KR"/>
+              </w:rPr>
+            </w:pPr>
+            <w:r>
+              <w:rPr>
+                <w:sz w:val="18"/>
+                <w:szCs w:val="18"/>
+                <w:lang w:eastAsia="ko-KR"/>
+              </w:rPr>
+              <w:t xml:space="preserve">특정 댐의 현재 수문·기상 상태와 현행 운영기준을 확인하고, 선택된 과거 시점 또는 사례의 수문·기상 상태, 운영행위, 방류 승인 내용 및 관련 근거자료를 함께 추적하여 현재 운영 판단을 지원할 수 있는가?</w:t>
+            </w:r>
+          </w:p>
+        </w:tc>
+      </w:tr>
+      <w:tr>
+        <w:trPr>
+          <w:cantSplit/>
+          <w:jc w:val="center"/>
+        </w:trPr>
+        <w:tc>
+          <w:tcPr>
+            <w:tcW w:w="1500" w:type="dxa"/>
+            <w:shd w:val="clear" w:color="auto" w:fill="EEF5FA"/>
+            <w:tcMar>
+              <w:top w:w="80" w:type="dxa"/>
+              <w:left w:w="110" w:type="dxa"/>
+              <w:bottom w:w="80" w:type="dxa"/>
+              <w:right w:w="110" w:type="dxa"/>
+            </w:tcMar>
+            <w:vAlign w:val="center"/>
+          </w:tcPr>
+          <w:p>
+            <w:pPr>
+              <w:spacing w:after="20" w:line="252" w:lineRule="auto"/>
+              <w:jc w:val="center"/>
+              <w:rPr>
+                <w:lang w:eastAsia="ko-KR"/>
+              </w:rPr>
+            </w:pPr>
+            <w:r>
+              <w:rPr>
+                <w:b/>
+                <w:color w:val="1F4E79"/>
+                <w:sz w:val="18"/>
+                <w:szCs w:val="18"/>
+                <w:lang w:eastAsia="ko-KR"/>
+              </w:rPr>
+              <w:t xml:space="preserve">CQ1</w:t>
+            </w:r>
+          </w:p>
+        </w:tc>
+        <w:tc>
+          <w:tcPr>
+            <w:tcW w:w="2300" w:type="dxa"/>
+            <w:tcMar>
+              <w:top w:w="80" w:type="dxa"/>
+              <w:left w:w="110" w:type="dxa"/>
+              <w:bottom w:w="80" w:type="dxa"/>
+              <w:right w:w="110" w:type="dxa"/>
+            </w:tcMar>
+            <w:vAlign w:val="center"/>
+          </w:tcPr>
+          <w:p>
+            <w:pPr>
+              <w:spacing w:after="20" w:line="252" w:lineRule="auto"/>
+              <w:rPr>
+                <w:lang w:eastAsia="ko-KR"/>
+              </w:rPr>
+            </w:pPr>
+            <w:r>
+              <w:rPr>
+                <w:sz w:val="18"/>
+                <w:szCs w:val="18"/>
+                <w:lang w:eastAsia="ko-KR"/>
+              </w:rPr>
+              <w:t xml:space="preserve">현재 수문기상 상태</w:t>
+            </w:r>
+          </w:p>
+        </w:tc>
+        <w:tc>
+          <w:tcPr>
+            <w:tcW w:w="6172" w:type="dxa"/>
+            <w:tcMar>
+              <w:top w:w="80" w:type="dxa"/>
+              <w:left w:w="110" w:type="dxa"/>
+              <w:bottom w:w="80" w:type="dxa"/>
+              <w:right w:w="110" w:type="dxa"/>
+            </w:tcMar>
+            <w:vAlign w:val="center"/>
+          </w:tcPr>
+          <w:p>
+            <w:pPr>
+              <w:spacing w:after="20" w:line="252" w:lineRule="auto"/>
+              <w:rPr>
+                <w:lang w:eastAsia="ko-KR"/>
+              </w:rPr>
+            </w:pPr>
+            <w:r>
+              <w:rPr>
+                <w:sz w:val="18"/>
+                <w:szCs w:val="18"/>
+                <w:lang w:eastAsia="ko-KR"/>
+              </w:rPr>
+              <w:t xml:space="preserve">대상 댐의 현재 또는 기준 시점의 강우, 수위, 유입량, 방류량 등 수문·기상 상태는 무엇인가?</w:t>
+            </w:r>
+          </w:p>
+        </w:tc>
+      </w:tr>
+      <w:tr>
+        <w:trPr>
+          <w:cantSplit/>
+          <w:jc w:val="center"/>
+        </w:trPr>
+        <w:tc>
+          <w:tcPr>
+            <w:tcW w:w="1500" w:type="dxa"/>
+            <w:shd w:val="clear" w:color="auto" w:fill="EEF5FA"/>
+            <w:tcMar>
+              <w:top w:w="80" w:type="dxa"/>
+              <w:left w:w="110" w:type="dxa"/>
+              <w:bottom w:w="80" w:type="dxa"/>
+              <w:right w:w="110" w:type="dxa"/>
+            </w:tcMar>
+            <w:vAlign w:val="center"/>
+          </w:tcPr>
+          <w:p>
+            <w:pPr>
+              <w:spacing w:after="20" w:line="252" w:lineRule="auto"/>
+              <w:jc w:val="center"/>
+              <w:rPr>
+                <w:lang w:eastAsia="ko-KR"/>
+              </w:rPr>
+            </w:pPr>
+            <w:r>
+              <w:rPr>
+                <w:b/>
+                <w:color w:val="1F4E79"/>
+                <w:sz w:val="18"/>
+                <w:szCs w:val="18"/>
+                <w:lang w:eastAsia="ko-KR"/>
+              </w:rPr>
+              <w:t xml:space="preserve">CQ2</w:t>
+            </w:r>
+          </w:p>
+        </w:tc>
+        <w:tc>
+          <w:tcPr>
+            <w:tcW w:w="2300" w:type="dxa"/>
+            <w:tcMar>
+              <w:top w:w="80" w:type="dxa"/>
+              <w:left w:w="110" w:type="dxa"/>
+              <w:bottom w:w="80" w:type="dxa"/>
+              <w:right w:w="110" w:type="dxa"/>
+            </w:tcMar>
+            <w:vAlign w:val="center"/>
+          </w:tcPr>
+          <w:p>
+            <w:pPr>
+              <w:spacing w:after="20" w:line="252" w:lineRule="auto"/>
+              <w:rPr>
+                <w:lang w:eastAsia="ko-KR"/>
+              </w:rPr>
+            </w:pPr>
+            <w:r>
+              <w:rPr>
+                <w:sz w:val="18"/>
+                <w:szCs w:val="18"/>
+                <w:lang w:eastAsia="ko-KR"/>
+              </w:rPr>
+              <w:t xml:space="preserve">과거 수문기상 상태</w:t>
+            </w:r>
+          </w:p>
+        </w:tc>
+        <w:tc>
+          <w:tcPr>
+            <w:tcW w:w="6172" w:type="dxa"/>
+            <w:tcMar>
+              <w:top w:w="80" w:type="dxa"/>
+              <w:left w:w="110" w:type="dxa"/>
+              <w:bottom w:w="80" w:type="dxa"/>
+              <w:right w:w="110" w:type="dxa"/>
+            </w:tcMar>
+            <w:vAlign w:val="center"/>
+          </w:tcPr>
+          <w:p>
+            <w:pPr>
+              <w:spacing w:after="20" w:line="252" w:lineRule="auto"/>
+              <w:rPr>
+                <w:lang w:eastAsia="ko-KR"/>
+              </w:rPr>
+            </w:pPr>
+            <w:r>
+              <w:rPr>
+                <w:sz w:val="18"/>
+                <w:szCs w:val="18"/>
+                <w:lang w:eastAsia="ko-KR"/>
+              </w:rPr>
+              <w:t xml:space="preserve">선택된 과거 시점 또는 사례에서 대상 댐의 강우, 수위, 유입량, 방류량 등 수문·기상 상태는 어떠했는가?</w:t>
+            </w:r>
+          </w:p>
+        </w:tc>
+      </w:tr>
+      <w:tr>
+        <w:trPr>
+          <w:cantSplit/>
+          <w:jc w:val="center"/>
+        </w:trPr>
+        <w:tc>
+          <w:tcPr>
+            <w:tcW w:w="1500" w:type="dxa"/>
+            <w:shd w:val="clear" w:color="auto" w:fill="EEF5FA"/>
+            <w:tcMar>
+              <w:top w:w="80" w:type="dxa"/>
+              <w:left w:w="110" w:type="dxa"/>
+              <w:bottom w:w="80" w:type="dxa"/>
+              <w:right w:w="110" w:type="dxa"/>
+            </w:tcMar>
+            <w:vAlign w:val="center"/>
+          </w:tcPr>
+          <w:p>
+            <w:pPr>
+              <w:spacing w:after="20" w:line="252" w:lineRule="auto"/>
+              <w:jc w:val="center"/>
+              <w:rPr>
+                <w:lang w:eastAsia="ko-KR"/>
+              </w:rPr>
+            </w:pPr>
+            <w:r>
+              <w:rPr>
+                <w:b/>
+                <w:color w:val="1F4E79"/>
+                <w:sz w:val="18"/>
+                <w:szCs w:val="18"/>
+                <w:lang w:eastAsia="ko-KR"/>
+              </w:rPr>
+              <w:t xml:space="preserve">CQ3</w:t>
+            </w:r>
+          </w:p>
+        </w:tc>
+        <w:tc>
+          <w:tcPr>
+            <w:tcW w:w="2300" w:type="dxa"/>
+            <w:tcMar>
+              <w:top w:w="80" w:type="dxa"/>
+              <w:left w:w="110" w:type="dxa"/>
+              <w:bottom w:w="80" w:type="dxa"/>
+              <w:right w:w="110" w:type="dxa"/>
+            </w:tcMar>
+            <w:vAlign w:val="center"/>
+          </w:tcPr>
+          <w:p>
+            <w:pPr>
+              <w:spacing w:after="20" w:line="252" w:lineRule="auto"/>
+              <w:rPr>
+                <w:lang w:eastAsia="ko-KR"/>
+              </w:rPr>
+            </w:pPr>
+            <w:r>
+              <w:rPr>
+                <w:sz w:val="18"/>
+                <w:szCs w:val="18"/>
+                <w:lang w:eastAsia="ko-KR"/>
+              </w:rPr>
+              <w:t xml:space="preserve">과거 운영행위</w:t>
+            </w:r>
+          </w:p>
+        </w:tc>
+        <w:tc>
+          <w:tcPr>
+            <w:tcW w:w="6172" w:type="dxa"/>
+            <w:tcMar>
+              <w:top w:w="80" w:type="dxa"/>
+              <w:left w:w="110" w:type="dxa"/>
+              <w:bottom w:w="80" w:type="dxa"/>
+              <w:right w:w="110" w:type="dxa"/>
+            </w:tcMar>
+            <w:vAlign w:val="center"/>
+          </w:tcPr>
+          <w:p>
+            <w:pPr>
+              <w:spacing w:after="20" w:line="252" w:lineRule="auto"/>
+              <w:rPr>
+                <w:lang w:eastAsia="ko-KR"/>
+              </w:rPr>
+            </w:pPr>
+            <w:r>
+              <w:rPr>
+                <w:sz w:val="18"/>
+                <w:szCs w:val="18"/>
+                <w:lang w:eastAsia="ko-KR"/>
+              </w:rPr>
+              <w:t xml:space="preserve">해당 과거 시점 또는 사례에서 수행된 댐 운영행위는 무엇이었는가?</w:t>
+            </w:r>
+          </w:p>
+        </w:tc>
+      </w:tr>
+      <w:tr>
+        <w:trPr>
+          <w:cantSplit/>
+          <w:jc w:val="center"/>
+        </w:trPr>
+        <w:tc>
+          <w:tcPr>
+            <w:tcW w:w="1500" w:type="dxa"/>
+            <w:shd w:val="clear" w:color="auto" w:fill="EEF5FA"/>
+            <w:tcMar>
+              <w:top w:w="80" w:type="dxa"/>
+              <w:left w:w="110" w:type="dxa"/>
+              <w:bottom w:w="80" w:type="dxa"/>
+              <w:right w:w="110" w:type="dxa"/>
+            </w:tcMar>
+            <w:vAlign w:val="center"/>
+          </w:tcPr>
+          <w:p>
+            <w:pPr>
+              <w:spacing w:after="20" w:line="252" w:lineRule="auto"/>
+              <w:jc w:val="center"/>
+              <w:rPr>
+                <w:lang w:eastAsia="ko-KR"/>
+              </w:rPr>
+            </w:pPr>
+            <w:r>
+              <w:rPr>
+                <w:b/>
+                <w:color w:val="1F4E79"/>
+                <w:sz w:val="18"/>
+                <w:szCs w:val="18"/>
+                <w:lang w:eastAsia="ko-KR"/>
+              </w:rPr>
+              <w:t xml:space="preserve">CQ4</w:t>
+            </w:r>
+          </w:p>
+        </w:tc>
+        <w:tc>
+          <w:tcPr>
+            <w:tcW w:w="2300" w:type="dxa"/>
+            <w:tcMar>
+              <w:top w:w="80" w:type="dxa"/>
+              <w:left w:w="110" w:type="dxa"/>
+              <w:bottom w:w="80" w:type="dxa"/>
+              <w:right w:w="110" w:type="dxa"/>
+            </w:tcMar>
+            <w:vAlign w:val="center"/>
+          </w:tcPr>
+          <w:p>
+            <w:pPr>
+              <w:spacing w:after="20" w:line="252" w:lineRule="auto"/>
+              <w:rPr>
+                <w:lang w:eastAsia="ko-KR"/>
+              </w:rPr>
+            </w:pPr>
+            <w:r>
+              <w:rPr>
+                <w:sz w:val="18"/>
+                <w:szCs w:val="18"/>
+                <w:lang w:eastAsia="ko-KR"/>
+              </w:rPr>
+              <w:t xml:space="preserve">과거 방류 승인</w:t>
+            </w:r>
+          </w:p>
+        </w:tc>
+        <w:tc>
+          <w:tcPr>
+            <w:tcW w:w="6172" w:type="dxa"/>
+            <w:tcMar>
+              <w:top w:w="80" w:type="dxa"/>
+              <w:left w:w="110" w:type="dxa"/>
+              <w:bottom w:w="80" w:type="dxa"/>
+              <w:right w:w="110" w:type="dxa"/>
+            </w:tcMar>
+            <w:vAlign w:val="center"/>
+          </w:tcPr>
+          <w:p>
+            <w:pPr>
+              <w:spacing w:after="20" w:line="252" w:lineRule="auto"/>
+              <w:rPr>
+                <w:lang w:eastAsia="ko-KR"/>
+              </w:rPr>
+            </w:pPr>
+            <w:r>
+              <w:rPr>
+                <w:sz w:val="18"/>
+                <w:szCs w:val="18"/>
+                <w:lang w:eastAsia="ko-KR"/>
+              </w:rPr>
+              <w:t xml:space="preserve">해당 과거 시점 또는 사례에서 어떤 방류 승인이 있었으며, 그 승인 내용은 무엇인가?</w:t>
+            </w:r>
+          </w:p>
+        </w:tc>
+      </w:tr>
+      <w:tr>
+        <w:trPr>
+          <w:cantSplit/>
+          <w:jc w:val="center"/>
+        </w:trPr>
+        <w:tc>
+          <w:tcPr>
+            <w:tcW w:w="1500" w:type="dxa"/>
+            <w:shd w:val="clear" w:color="auto" w:fill="EEF5FA"/>
+            <w:tcMar>
+              <w:top w:w="80" w:type="dxa"/>
+              <w:left w:w="110" w:type="dxa"/>
+              <w:bottom w:w="80" w:type="dxa"/>
+              <w:right w:w="110" w:type="dxa"/>
+            </w:tcMar>
+            <w:vAlign w:val="center"/>
+          </w:tcPr>
+          <w:p>
+            <w:pPr>
+              <w:spacing w:after="20" w:line="252" w:lineRule="auto"/>
+              <w:jc w:val="center"/>
+              <w:rPr>
+                <w:lang w:eastAsia="ko-KR"/>
+              </w:rPr>
+            </w:pPr>
+            <w:r>
+              <w:rPr>
+                <w:b/>
+                <w:color w:val="1F4E79"/>
+                <w:sz w:val="18"/>
+                <w:szCs w:val="18"/>
+                <w:lang w:eastAsia="ko-KR"/>
+              </w:rPr>
+              <w:t xml:space="preserve">CQ5</w:t>
+            </w:r>
+          </w:p>
+        </w:tc>
+        <w:tc>
+          <w:tcPr>
+            <w:tcW w:w="2300" w:type="dxa"/>
+            <w:tcMar>
+              <w:top w:w="80" w:type="dxa"/>
+              <w:left w:w="110" w:type="dxa"/>
+              <w:bottom w:w="80" w:type="dxa"/>
+              <w:right w:w="110" w:type="dxa"/>
+            </w:tcMar>
+            <w:vAlign w:val="center"/>
+          </w:tcPr>
+          <w:p>
+            <w:pPr>
+              <w:spacing w:after="20" w:line="252" w:lineRule="auto"/>
+              <w:rPr>
+                <w:lang w:eastAsia="ko-KR"/>
+              </w:rPr>
+            </w:pPr>
+            <w:r>
+              <w:rPr>
+                <w:sz w:val="18"/>
+                <w:szCs w:val="18"/>
+                <w:lang w:eastAsia="ko-KR"/>
+              </w:rPr>
+              <w:t xml:space="preserve">현재 운영기준</w:t>
+            </w:r>
+          </w:p>
+        </w:tc>
+        <w:tc>
+          <w:tcPr>
+            <w:tcW w:w="6172" w:type="dxa"/>
+            <w:tcMar>
+              <w:top w:w="80" w:type="dxa"/>
+              <w:left w:w="110" w:type="dxa"/>
+              <w:bottom w:w="80" w:type="dxa"/>
+              <w:right w:w="110" w:type="dxa"/>
+            </w:tcMar>
+            <w:vAlign w:val="center"/>
+          </w:tcPr>
+          <w:p>
+            <w:pPr>
+              <w:spacing w:after="20" w:line="252" w:lineRule="auto"/>
+              <w:rPr>
+                <w:lang w:eastAsia="ko-KR"/>
+              </w:rPr>
+            </w:pPr>
+            <w:r>
+              <w:rPr>
+                <w:sz w:val="18"/>
+                <w:szCs w:val="18"/>
+                <w:lang w:eastAsia="ko-KR"/>
+              </w:rPr>
+              <w:t xml:space="preserve">현재 대상 댐에 적용되는 운영기준은 무엇이며, 현재 운영 판단과 관련된 기준값은 무엇인가?</w:t>
+            </w:r>
+          </w:p>
+        </w:tc>
+      </w:tr>
+      <w:tr>
+        <w:trPr>
+          <w:cantSplit/>
+          <w:jc w:val="center"/>
+        </w:trPr>
+        <w:tc>
+          <w:tcPr>
+            <w:tcW w:w="1500" w:type="dxa"/>
+            <w:shd w:val="clear" w:color="auto" w:fill="EEF5FA"/>
+            <w:tcMar>
+              <w:top w:w="80" w:type="dxa"/>
+              <w:left w:w="110" w:type="dxa"/>
+              <w:bottom w:w="80" w:type="dxa"/>
+              <w:right w:w="110" w:type="dxa"/>
+            </w:tcMar>
+            <w:vAlign w:val="center"/>
+          </w:tcPr>
+          <w:p>
+            <w:pPr>
+              <w:spacing w:after="20" w:line="252" w:lineRule="auto"/>
+              <w:jc w:val="center"/>
+              <w:rPr>
+                <w:lang w:eastAsia="ko-KR"/>
+              </w:rPr>
+            </w:pPr>
+            <w:r>
+              <w:rPr>
+                <w:b/>
+                <w:color w:val="1F4E79"/>
+                <w:sz w:val="18"/>
+                <w:szCs w:val="18"/>
+                <w:lang w:eastAsia="ko-KR"/>
+              </w:rPr>
+              <w:t xml:space="preserve">CQ6</w:t>
+            </w:r>
+          </w:p>
+        </w:tc>
+        <w:tc>
+          <w:tcPr>
+            <w:tcW w:w="2300" w:type="dxa"/>
+            <w:tcMar>
+              <w:top w:w="80" w:type="dxa"/>
+              <w:left w:w="110" w:type="dxa"/>
+              <w:bottom w:w="80" w:type="dxa"/>
+              <w:right w:w="110" w:type="dxa"/>
+            </w:tcMar>
+            <w:vAlign w:val="center"/>
+          </w:tcPr>
+          <w:p>
+            <w:pPr>
+              <w:spacing w:after="20" w:line="252" w:lineRule="auto"/>
+              <w:rPr>
+                <w:lang w:eastAsia="ko-KR"/>
+              </w:rPr>
+            </w:pPr>
+            <w:r>
+              <w:rPr>
+                <w:sz w:val="18"/>
+                <w:szCs w:val="18"/>
+                <w:lang w:eastAsia="ko-KR"/>
+              </w:rPr>
+              <w:t xml:space="preserve">공식 근거</w:t>
+            </w:r>
+          </w:p>
+        </w:tc>
+        <w:tc>
+          <w:tcPr>
+            <w:tcW w:w="6172" w:type="dxa"/>
+            <w:tcMar>
+              <w:top w:w="80" w:type="dxa"/>
+              <w:left w:w="110" w:type="dxa"/>
+              <w:bottom w:w="80" w:type="dxa"/>
+              <w:right w:w="110" w:type="dxa"/>
+            </w:tcMar>
+            <w:vAlign w:val="center"/>
+          </w:tcPr>
+          <w:p>
+            <w:pPr>
+              <w:spacing w:after="20" w:line="252" w:lineRule="auto"/>
+              <w:rPr>
+                <w:lang w:eastAsia="ko-KR"/>
+              </w:rPr>
+            </w:pPr>
+            <w:r>
+              <w:rPr>
+                <w:sz w:val="18"/>
+                <w:szCs w:val="18"/>
+                <w:lang w:eastAsia="ko-KR"/>
+              </w:rPr>
+              <w:t xml:space="preserve">각 수문·기상 상태, 운영행위, 승인 내용 및 운영기준을 확인할 수 있는 공식 자료 또는 근거문서는 무엇인가?</w:t>
+            </w:r>
+          </w:p>
+        </w:tc>
+      </w:tr>
+    </w:tbl>
+    <w:p>
+      <w:pPr>
+        <w:pStyle w:val="a0"/>
+        <w:spacing w:after="60"/>
+        <w:rPr>
+          <w:lang w:eastAsia="ko-KR"/>
+        </w:rPr>
+      </w:pPr>
+      <w:r>
+        <w:rPr>
+          <w:sz w:val="20"/>
+          <w:szCs w:val="20"/>
+          <w:lang w:eastAsia="ko-KR"/>
+        </w:rPr>
+        <w:t xml:space="preserve">STEP 3의 질문 유형은 CQ1~CQ6에 수치 비교용 “비슷한 과거 사례(SIMILAR)”를 더한 것이다.</w:t>
+      </w:r>
+    </w:p>
     <w:p>
       <w:pPr>
         <w:pStyle w:val="a0"/>

--- a/team_brief/KG-LLM_연구팀_공유_요약_규칙추가.docx
+++ b/team_brief/KG-LLM_연구팀_공유_요약_규칙추가.docx
@@ -529,14 +529,6 @@
         </w:rPr>
         <w:t>세부 질문 6개: 현재 상태, 과거 상태, 과거 운영행위(실제 수행된 방류 같은 조작), 과거 방류 승인, 현재 운영기준, 공식 근거</w:t>
       </w:r>
-      <w:r>
-        <w:rPr>
-          <w:sz w:val="20"/>
-          <w:szCs w:val="20"/>
-          <w:lang w:eastAsia="ko-KR"/>
-        </w:rPr>
-        <w:t xml:space="preserve"> (CQ 목록은 5장 참고)</w:t>
-      </w:r>
     </w:p>
     <w:p>
       <w:pPr>
@@ -657,6 +649,2905 @@
         <w:t>⑥ 결과를 번호 붙인 “근거 모음”으로 LLM에 주면, LLM이 출처 번호를 붙여 답한다.</w:t>
       </w:r>
     </w:p>
+    <w:p>
+      <w:pPr>
+        <w:pStyle w:val="a0"/>
+        <w:spacing w:after="60"/>
+        <w:rPr>
+          <w:lang w:eastAsia="ko-KR"/>
+        </w:rPr>
+      </w:pPr>
+      <w:r>
+        <w:rPr>
+          <w:sz w:val="20"/>
+          <w:szCs w:val="20"/>
+          <w:lang w:eastAsia="ko-KR"/>
+        </w:rPr>
+        <w:t xml:space="preserve">CQ(Competency Question)는 Ontology가 답할 수 있어야 하는 질문이다. 전체 질문 1개와 세부 질문 6개(CQ1~CQ6)는 아래와 같다.</w:t>
+      </w:r>
+    </w:p>
+    <w:tbl>
+      <w:tblPr>
+        <w:tblW w:w="9972" w:type="dxa"/>
+        <w:jc w:val="center"/>
+        <w:tblBorders>
+          <w:top w:val="single" w:sz="5" w:space="0" w:color="A6A6A6"/>
+          <w:left w:val="single" w:sz="5" w:space="0" w:color="A6A6A6"/>
+          <w:bottom w:val="single" w:sz="5" w:space="0" w:color="A6A6A6"/>
+          <w:right w:val="single" w:sz="5" w:space="0" w:color="A6A6A6"/>
+          <w:insideH w:val="single" w:sz="5" w:space="0" w:color="A6A6A6"/>
+          <w:insideV w:val="single" w:sz="5" w:space="0" w:color="A6A6A6"/>
+        </w:tblBorders>
+        <w:tblLayout w:type="fixed"/>
+        <w:tblLook w:val="04A0" w:firstRow="1" w:lastRow="0" w:firstColumn="1" w:lastColumn="0" w:noHBand="0" w:noVBand="1"/>
+      </w:tblPr>
+      <w:tblGrid>
+        <w:gridCol w:w="1500"/>
+        <w:gridCol w:w="2300"/>
+        <w:gridCol w:w="6172"/>
+      </w:tblGrid>
+      <w:tr>
+        <w:trPr>
+          <w:cantSplit/>
+          <w:tblHeader/>
+          <w:jc w:val="center"/>
+        </w:trPr>
+        <w:tc>
+          <w:tcPr>
+            <w:tcW w:w="1500" w:type="dxa"/>
+            <w:shd w:val="clear" w:color="auto" w:fill="D9EAF7"/>
+            <w:tcMar>
+              <w:top w:w="80" w:type="dxa"/>
+              <w:left w:w="110" w:type="dxa"/>
+              <w:bottom w:w="80" w:type="dxa"/>
+              <w:right w:w="110" w:type="dxa"/>
+            </w:tcMar>
+            <w:vAlign w:val="center"/>
+          </w:tcPr>
+          <w:p>
+            <w:pPr>
+              <w:spacing w:after="20" w:line="252" w:lineRule="auto"/>
+              <w:jc w:val="center"/>
+              <w:rPr>
+                <w:lang w:eastAsia="ko-KR"/>
+              </w:rPr>
+            </w:pPr>
+            <w:r>
+              <w:rPr>
+                <w:b/>
+                <w:sz w:val="18"/>
+                <w:szCs w:val="18"/>
+                <w:lang w:eastAsia="ko-KR"/>
+              </w:rPr>
+              <w:t xml:space="preserve">구분</w:t>
+            </w:r>
+          </w:p>
+        </w:tc>
+        <w:tc>
+          <w:tcPr>
+            <w:tcW w:w="2300" w:type="dxa"/>
+            <w:shd w:val="clear" w:color="auto" w:fill="D9EAF7"/>
+            <w:tcMar>
+              <w:top w:w="80" w:type="dxa"/>
+              <w:left w:w="110" w:type="dxa"/>
+              <w:bottom w:w="80" w:type="dxa"/>
+              <w:right w:w="110" w:type="dxa"/>
+            </w:tcMar>
+            <w:vAlign w:val="center"/>
+          </w:tcPr>
+          <w:p>
+            <w:pPr>
+              <w:spacing w:after="20" w:line="252" w:lineRule="auto"/>
+              <w:jc w:val="center"/>
+              <w:rPr>
+                <w:lang w:eastAsia="ko-KR"/>
+              </w:rPr>
+            </w:pPr>
+            <w:r>
+              <w:rPr>
+                <w:b/>
+                <w:sz w:val="18"/>
+                <w:szCs w:val="18"/>
+                <w:lang w:eastAsia="ko-KR"/>
+              </w:rPr>
+              <w:t xml:space="preserve">질문 대상</w:t>
+            </w:r>
+          </w:p>
+        </w:tc>
+        <w:tc>
+          <w:tcPr>
+            <w:tcW w:w="6172" w:type="dxa"/>
+            <w:shd w:val="clear" w:color="auto" w:fill="D9EAF7"/>
+            <w:tcMar>
+              <w:top w:w="80" w:type="dxa"/>
+              <w:left w:w="110" w:type="dxa"/>
+              <w:bottom w:w="80" w:type="dxa"/>
+              <w:right w:w="110" w:type="dxa"/>
+            </w:tcMar>
+            <w:vAlign w:val="center"/>
+          </w:tcPr>
+          <w:p>
+            <w:pPr>
+              <w:spacing w:after="20" w:line="252" w:lineRule="auto"/>
+              <w:jc w:val="center"/>
+              <w:rPr>
+                <w:lang w:eastAsia="ko-KR"/>
+              </w:rPr>
+            </w:pPr>
+            <w:r>
+              <w:rPr>
+                <w:b/>
+                <w:sz w:val="18"/>
+                <w:szCs w:val="18"/>
+                <w:lang w:eastAsia="ko-KR"/>
+              </w:rPr>
+              <w:t xml:space="preserve">질문</w:t>
+            </w:r>
+          </w:p>
+        </w:tc>
+      </w:tr>
+      <w:tr>
+        <w:trPr>
+          <w:cantSplit/>
+          <w:jc w:val="center"/>
+        </w:trPr>
+        <w:tc>
+          <w:tcPr>
+            <w:tcW w:w="1500" w:type="dxa"/>
+            <w:shd w:val="clear" w:color="auto" w:fill="EEF5FA"/>
+            <w:tcMar>
+              <w:top w:w="80" w:type="dxa"/>
+              <w:left w:w="110" w:type="dxa"/>
+              <w:bottom w:w="80" w:type="dxa"/>
+              <w:right w:w="110" w:type="dxa"/>
+            </w:tcMar>
+            <w:vAlign w:val="center"/>
+          </w:tcPr>
+          <w:p>
+            <w:pPr>
+              <w:spacing w:after="20" w:line="252" w:lineRule="auto"/>
+              <w:jc w:val="center"/>
+              <w:rPr>
+                <w:lang w:eastAsia="ko-KR"/>
+              </w:rPr>
+            </w:pPr>
+            <w:r>
+              <w:rPr>
+                <w:b/>
+                <w:color w:val="1F4E79"/>
+                <w:sz w:val="18"/>
+                <w:szCs w:val="18"/>
+                <w:lang w:eastAsia="ko-KR"/>
+              </w:rPr>
+              <w:t xml:space="preserve">전체 질문</w:t>
+            </w:r>
+          </w:p>
+        </w:tc>
+        <w:tc>
+          <w:tcPr>
+            <w:tcW w:w="2300" w:type="dxa"/>
+            <w:tcMar>
+              <w:top w:w="80" w:type="dxa"/>
+              <w:left w:w="110" w:type="dxa"/>
+              <w:bottom w:w="80" w:type="dxa"/>
+              <w:right w:w="110" w:type="dxa"/>
+            </w:tcMar>
+            <w:vAlign w:val="center"/>
+          </w:tcPr>
+          <w:p>
+            <w:pPr>
+              <w:spacing w:after="20" w:line="252" w:lineRule="auto"/>
+              <w:rPr>
+                <w:lang w:eastAsia="ko-KR"/>
+              </w:rPr>
+            </w:pPr>
+            <w:r>
+              <w:rPr>
+                <w:sz w:val="18"/>
+                <w:szCs w:val="18"/>
+                <w:lang w:eastAsia="ko-KR"/>
+              </w:rPr>
+              <w:t xml:space="preserve">현재 운영 판단 지원</w:t>
+            </w:r>
+          </w:p>
+        </w:tc>
+        <w:tc>
+          <w:tcPr>
+            <w:tcW w:w="6172" w:type="dxa"/>
+            <w:tcMar>
+              <w:top w:w="80" w:type="dxa"/>
+              <w:left w:w="110" w:type="dxa"/>
+              <w:bottom w:w="80" w:type="dxa"/>
+              <w:right w:w="110" w:type="dxa"/>
+            </w:tcMar>
+            <w:vAlign w:val="center"/>
+          </w:tcPr>
+          <w:p>
+            <w:pPr>
+              <w:spacing w:after="20" w:line="252" w:lineRule="auto"/>
+              <w:rPr>
+                <w:lang w:eastAsia="ko-KR"/>
+              </w:rPr>
+            </w:pPr>
+            <w:r>
+              <w:rPr>
+                <w:sz w:val="18"/>
+                <w:szCs w:val="18"/>
+                <w:lang w:eastAsia="ko-KR"/>
+              </w:rPr>
+              <w:t xml:space="preserve">특정 댐의 현재 수문·기상 상태와 현행 운영기준을 확인하고, 선택된 과거 시점 또는 사례의 수문·기상 상태, 운영행위, 방류 승인 내용 및 관련 근거자료를 함께 추적하여 현재 운영 판단을 지원할 수 있는가?</w:t>
+            </w:r>
+          </w:p>
+        </w:tc>
+      </w:tr>
+      <w:tr>
+        <w:trPr>
+          <w:cantSplit/>
+          <w:jc w:val="center"/>
+        </w:trPr>
+        <w:tc>
+          <w:tcPr>
+            <w:tcW w:w="1500" w:type="dxa"/>
+            <w:shd w:val="clear" w:color="auto" w:fill="EEF5FA"/>
+            <w:tcMar>
+              <w:top w:w="80" w:type="dxa"/>
+              <w:left w:w="110" w:type="dxa"/>
+              <w:bottom w:w="80" w:type="dxa"/>
+              <w:right w:w="110" w:type="dxa"/>
+            </w:tcMar>
+            <w:vAlign w:val="center"/>
+          </w:tcPr>
+          <w:p>
+            <w:pPr>
+              <w:spacing w:after="20" w:line="252" w:lineRule="auto"/>
+              <w:jc w:val="center"/>
+              <w:rPr>
+                <w:lang w:eastAsia="ko-KR"/>
+              </w:rPr>
+            </w:pPr>
+            <w:r>
+              <w:rPr>
+                <w:b/>
+                <w:color w:val="1F4E79"/>
+                <w:sz w:val="18"/>
+                <w:szCs w:val="18"/>
+                <w:lang w:eastAsia="ko-KR"/>
+              </w:rPr>
+              <w:t xml:space="preserve">CQ1</w:t>
+            </w:r>
+          </w:p>
+        </w:tc>
+        <w:tc>
+          <w:tcPr>
+            <w:tcW w:w="2300" w:type="dxa"/>
+            <w:tcMar>
+              <w:top w:w="80" w:type="dxa"/>
+              <w:left w:w="110" w:type="dxa"/>
+              <w:bottom w:w="80" w:type="dxa"/>
+              <w:right w:w="110" w:type="dxa"/>
+            </w:tcMar>
+            <w:vAlign w:val="center"/>
+          </w:tcPr>
+          <w:p>
+            <w:pPr>
+              <w:spacing w:after="20" w:line="252" w:lineRule="auto"/>
+              <w:rPr>
+                <w:lang w:eastAsia="ko-KR"/>
+              </w:rPr>
+            </w:pPr>
+            <w:r>
+              <w:rPr>
+                <w:sz w:val="18"/>
+                <w:szCs w:val="18"/>
+                <w:lang w:eastAsia="ko-KR"/>
+              </w:rPr>
+              <w:t xml:space="preserve">현재 수문기상 상태</w:t>
+            </w:r>
+          </w:p>
+        </w:tc>
+        <w:tc>
+          <w:tcPr>
+            <w:tcW w:w="6172" w:type="dxa"/>
+            <w:tcMar>
+              <w:top w:w="80" w:type="dxa"/>
+              <w:left w:w="110" w:type="dxa"/>
+              <w:bottom w:w="80" w:type="dxa"/>
+              <w:right w:w="110" w:type="dxa"/>
+            </w:tcMar>
+            <w:vAlign w:val="center"/>
+          </w:tcPr>
+          <w:p>
+            <w:pPr>
+              <w:spacing w:after="20" w:line="252" w:lineRule="auto"/>
+              <w:rPr>
+                <w:lang w:eastAsia="ko-KR"/>
+              </w:rPr>
+            </w:pPr>
+            <w:r>
+              <w:rPr>
+                <w:sz w:val="18"/>
+                <w:szCs w:val="18"/>
+                <w:lang w:eastAsia="ko-KR"/>
+              </w:rPr>
+              <w:t xml:space="preserve">대상 댐의 현재 또는 기준 시점의 강우, 수위, 유입량, 방류량 등 수문·기상 상태는 무엇인가?</w:t>
+            </w:r>
+          </w:p>
+        </w:tc>
+      </w:tr>
+      <w:tr>
+        <w:trPr>
+          <w:cantSplit/>
+          <w:jc w:val="center"/>
+        </w:trPr>
+        <w:tc>
+          <w:tcPr>
+            <w:tcW w:w="1500" w:type="dxa"/>
+            <w:shd w:val="clear" w:color="auto" w:fill="EEF5FA"/>
+            <w:tcMar>
+              <w:top w:w="80" w:type="dxa"/>
+              <w:left w:w="110" w:type="dxa"/>
+              <w:bottom w:w="80" w:type="dxa"/>
+              <w:right w:w="110" w:type="dxa"/>
+            </w:tcMar>
+            <w:vAlign w:val="center"/>
+          </w:tcPr>
+          <w:p>
+            <w:pPr>
+              <w:spacing w:after="20" w:line="252" w:lineRule="auto"/>
+              <w:jc w:val="center"/>
+              <w:rPr>
+                <w:lang w:eastAsia="ko-KR"/>
+              </w:rPr>
+            </w:pPr>
+            <w:r>
+              <w:rPr>
+                <w:b/>
+                <w:color w:val="1F4E79"/>
+                <w:sz w:val="18"/>
+                <w:szCs w:val="18"/>
+                <w:lang w:eastAsia="ko-KR"/>
+              </w:rPr>
+              <w:t xml:space="preserve">CQ2</w:t>
+            </w:r>
+          </w:p>
+        </w:tc>
+        <w:tc>
+          <w:tcPr>
+            <w:tcW w:w="2300" w:type="dxa"/>
+            <w:tcMar>
+              <w:top w:w="80" w:type="dxa"/>
+              <w:left w:w="110" w:type="dxa"/>
+              <w:bottom w:w="80" w:type="dxa"/>
+              <w:right w:w="110" w:type="dxa"/>
+            </w:tcMar>
+            <w:vAlign w:val="center"/>
+          </w:tcPr>
+          <w:p>
+            <w:pPr>
+              <w:spacing w:after="20" w:line="252" w:lineRule="auto"/>
+              <w:rPr>
+                <w:lang w:eastAsia="ko-KR"/>
+              </w:rPr>
+            </w:pPr>
+            <w:r>
+              <w:rPr>
+                <w:sz w:val="18"/>
+                <w:szCs w:val="18"/>
+                <w:lang w:eastAsia="ko-KR"/>
+              </w:rPr>
+              <w:t xml:space="preserve">과거 수문기상 상태</w:t>
+            </w:r>
+          </w:p>
+        </w:tc>
+        <w:tc>
+          <w:tcPr>
+            <w:tcW w:w="6172" w:type="dxa"/>
+            <w:tcMar>
+              <w:top w:w="80" w:type="dxa"/>
+              <w:left w:w="110" w:type="dxa"/>
+              <w:bottom w:w="80" w:type="dxa"/>
+              <w:right w:w="110" w:type="dxa"/>
+            </w:tcMar>
+            <w:vAlign w:val="center"/>
+          </w:tcPr>
+          <w:p>
+            <w:pPr>
+              <w:spacing w:after="20" w:line="252" w:lineRule="auto"/>
+              <w:rPr>
+                <w:lang w:eastAsia="ko-KR"/>
+              </w:rPr>
+            </w:pPr>
+            <w:r>
+              <w:rPr>
+                <w:sz w:val="18"/>
+                <w:szCs w:val="18"/>
+                <w:lang w:eastAsia="ko-KR"/>
+              </w:rPr>
+              <w:t xml:space="preserve">선택된 과거 시점 또는 사례에서 대상 댐의 강우, 수위, 유입량, 방류량 등 수문·기상 상태는 어떠했는가?</w:t>
+            </w:r>
+          </w:p>
+        </w:tc>
+      </w:tr>
+      <w:tr>
+        <w:trPr>
+          <w:cantSplit/>
+          <w:jc w:val="center"/>
+        </w:trPr>
+        <w:tc>
+          <w:tcPr>
+            <w:tcW w:w="1500" w:type="dxa"/>
+            <w:shd w:val="clear" w:color="auto" w:fill="EEF5FA"/>
+            <w:tcMar>
+              <w:top w:w="80" w:type="dxa"/>
+              <w:left w:w="110" w:type="dxa"/>
+              <w:bottom w:w="80" w:type="dxa"/>
+              <w:right w:w="110" w:type="dxa"/>
+            </w:tcMar>
+            <w:vAlign w:val="center"/>
+          </w:tcPr>
+          <w:p>
+            <w:pPr>
+              <w:spacing w:after="20" w:line="252" w:lineRule="auto"/>
+              <w:jc w:val="center"/>
+              <w:rPr>
+                <w:lang w:eastAsia="ko-KR"/>
+              </w:rPr>
+            </w:pPr>
+            <w:r>
+              <w:rPr>
+                <w:b/>
+                <w:color w:val="1F4E79"/>
+                <w:sz w:val="18"/>
+                <w:szCs w:val="18"/>
+                <w:lang w:eastAsia="ko-KR"/>
+              </w:rPr>
+              <w:t xml:space="preserve">CQ3</w:t>
+            </w:r>
+          </w:p>
+        </w:tc>
+        <w:tc>
+          <w:tcPr>
+            <w:tcW w:w="2300" w:type="dxa"/>
+            <w:tcMar>
+              <w:top w:w="80" w:type="dxa"/>
+              <w:left w:w="110" w:type="dxa"/>
+              <w:bottom w:w="80" w:type="dxa"/>
+              <w:right w:w="110" w:type="dxa"/>
+            </w:tcMar>
+            <w:vAlign w:val="center"/>
+          </w:tcPr>
+          <w:p>
+            <w:pPr>
+              <w:spacing w:after="20" w:line="252" w:lineRule="auto"/>
+              <w:rPr>
+                <w:lang w:eastAsia="ko-KR"/>
+              </w:rPr>
+            </w:pPr>
+            <w:r>
+              <w:rPr>
+                <w:sz w:val="18"/>
+                <w:szCs w:val="18"/>
+                <w:lang w:eastAsia="ko-KR"/>
+              </w:rPr>
+              <w:t xml:space="preserve">과거 운영행위</w:t>
+            </w:r>
+          </w:p>
+        </w:tc>
+        <w:tc>
+          <w:tcPr>
+            <w:tcW w:w="6172" w:type="dxa"/>
+            <w:tcMar>
+              <w:top w:w="80" w:type="dxa"/>
+              <w:left w:w="110" w:type="dxa"/>
+              <w:bottom w:w="80" w:type="dxa"/>
+              <w:right w:w="110" w:type="dxa"/>
+            </w:tcMar>
+            <w:vAlign w:val="center"/>
+          </w:tcPr>
+          <w:p>
+            <w:pPr>
+              <w:spacing w:after="20" w:line="252" w:lineRule="auto"/>
+              <w:rPr>
+                <w:lang w:eastAsia="ko-KR"/>
+              </w:rPr>
+            </w:pPr>
+            <w:r>
+              <w:rPr>
+                <w:sz w:val="18"/>
+                <w:szCs w:val="18"/>
+                <w:lang w:eastAsia="ko-KR"/>
+              </w:rPr>
+              <w:t xml:space="preserve">해당 과거 시점 또는 사례에서 수행된 댐 운영행위는 무엇이었는가?</w:t>
+            </w:r>
+          </w:p>
+        </w:tc>
+      </w:tr>
+      <w:tr>
+        <w:trPr>
+          <w:cantSplit/>
+          <w:jc w:val="center"/>
+        </w:trPr>
+        <w:tc>
+          <w:tcPr>
+            <w:tcW w:w="1500" w:type="dxa"/>
+            <w:shd w:val="clear" w:color="auto" w:fill="EEF5FA"/>
+            <w:tcMar>
+              <w:top w:w="80" w:type="dxa"/>
+              <w:left w:w="110" w:type="dxa"/>
+              <w:bottom w:w="80" w:type="dxa"/>
+              <w:right w:w="110" w:type="dxa"/>
+            </w:tcMar>
+            <w:vAlign w:val="center"/>
+          </w:tcPr>
+          <w:p>
+            <w:pPr>
+              <w:spacing w:after="20" w:line="252" w:lineRule="auto"/>
+              <w:jc w:val="center"/>
+              <w:rPr>
+                <w:lang w:eastAsia="ko-KR"/>
+              </w:rPr>
+            </w:pPr>
+            <w:r>
+              <w:rPr>
+                <w:b/>
+                <w:color w:val="1F4E79"/>
+                <w:sz w:val="18"/>
+                <w:szCs w:val="18"/>
+                <w:lang w:eastAsia="ko-KR"/>
+              </w:rPr>
+              <w:t xml:space="preserve">CQ4</w:t>
+            </w:r>
+          </w:p>
+        </w:tc>
+        <w:tc>
+          <w:tcPr>
+            <w:tcW w:w="2300" w:type="dxa"/>
+            <w:tcMar>
+              <w:top w:w="80" w:type="dxa"/>
+              <w:left w:w="110" w:type="dxa"/>
+              <w:bottom w:w="80" w:type="dxa"/>
+              <w:right w:w="110" w:type="dxa"/>
+            </w:tcMar>
+            <w:vAlign w:val="center"/>
+          </w:tcPr>
+          <w:p>
+            <w:pPr>
+              <w:spacing w:after="20" w:line="252" w:lineRule="auto"/>
+              <w:rPr>
+                <w:lang w:eastAsia="ko-KR"/>
+              </w:rPr>
+            </w:pPr>
+            <w:r>
+              <w:rPr>
+                <w:sz w:val="18"/>
+                <w:szCs w:val="18"/>
+                <w:lang w:eastAsia="ko-KR"/>
+              </w:rPr>
+              <w:t xml:space="preserve">과거 방류 승인</w:t>
+            </w:r>
+          </w:p>
+        </w:tc>
+        <w:tc>
+          <w:tcPr>
+            <w:tcW w:w="6172" w:type="dxa"/>
+            <w:tcMar>
+              <w:top w:w="80" w:type="dxa"/>
+              <w:left w:w="110" w:type="dxa"/>
+              <w:bottom w:w="80" w:type="dxa"/>
+              <w:right w:w="110" w:type="dxa"/>
+            </w:tcMar>
+            <w:vAlign w:val="center"/>
+          </w:tcPr>
+          <w:p>
+            <w:pPr>
+              <w:spacing w:after="20" w:line="252" w:lineRule="auto"/>
+              <w:rPr>
+                <w:lang w:eastAsia="ko-KR"/>
+              </w:rPr>
+            </w:pPr>
+            <w:r>
+              <w:rPr>
+                <w:sz w:val="18"/>
+                <w:szCs w:val="18"/>
+                <w:lang w:eastAsia="ko-KR"/>
+              </w:rPr>
+              <w:t xml:space="preserve">해당 과거 시점 또는 사례에서 어떤 방류 승인이 있었으며, 그 승인 내용은 무엇인가?</w:t>
+            </w:r>
+          </w:p>
+        </w:tc>
+      </w:tr>
+      <w:tr>
+        <w:trPr>
+          <w:cantSplit/>
+          <w:jc w:val="center"/>
+        </w:trPr>
+        <w:tc>
+          <w:tcPr>
+            <w:tcW w:w="1500" w:type="dxa"/>
+            <w:shd w:val="clear" w:color="auto" w:fill="EEF5FA"/>
+            <w:tcMar>
+              <w:top w:w="80" w:type="dxa"/>
+              <w:left w:w="110" w:type="dxa"/>
+              <w:bottom w:w="80" w:type="dxa"/>
+              <w:right w:w="110" w:type="dxa"/>
+            </w:tcMar>
+            <w:vAlign w:val="center"/>
+          </w:tcPr>
+          <w:p>
+            <w:pPr>
+              <w:spacing w:after="20" w:line="252" w:lineRule="auto"/>
+              <w:jc w:val="center"/>
+              <w:rPr>
+                <w:lang w:eastAsia="ko-KR"/>
+              </w:rPr>
+            </w:pPr>
+            <w:r>
+              <w:rPr>
+                <w:b/>
+                <w:color w:val="1F4E79"/>
+                <w:sz w:val="18"/>
+                <w:szCs w:val="18"/>
+                <w:lang w:eastAsia="ko-KR"/>
+              </w:rPr>
+              <w:t xml:space="preserve">CQ5</w:t>
+            </w:r>
+          </w:p>
+        </w:tc>
+        <w:tc>
+          <w:tcPr>
+            <w:tcW w:w="2300" w:type="dxa"/>
+            <w:tcMar>
+              <w:top w:w="80" w:type="dxa"/>
+              <w:left w:w="110" w:type="dxa"/>
+              <w:bottom w:w="80" w:type="dxa"/>
+              <w:right w:w="110" w:type="dxa"/>
+            </w:tcMar>
+            <w:vAlign w:val="center"/>
+          </w:tcPr>
+          <w:p>
+            <w:pPr>
+              <w:spacing w:after="20" w:line="252" w:lineRule="auto"/>
+              <w:rPr>
+                <w:lang w:eastAsia="ko-KR"/>
+              </w:rPr>
+            </w:pPr>
+            <w:r>
+              <w:rPr>
+                <w:sz w:val="18"/>
+                <w:szCs w:val="18"/>
+                <w:lang w:eastAsia="ko-KR"/>
+              </w:rPr>
+              <w:t xml:space="preserve">현재 운영기준</w:t>
+            </w:r>
+          </w:p>
+        </w:tc>
+        <w:tc>
+          <w:tcPr>
+            <w:tcW w:w="6172" w:type="dxa"/>
+            <w:tcMar>
+              <w:top w:w="80" w:type="dxa"/>
+              <w:left w:w="110" w:type="dxa"/>
+              <w:bottom w:w="80" w:type="dxa"/>
+              <w:right w:w="110" w:type="dxa"/>
+            </w:tcMar>
+            <w:vAlign w:val="center"/>
+          </w:tcPr>
+          <w:p>
+            <w:pPr>
+              <w:spacing w:after="20" w:line="252" w:lineRule="auto"/>
+              <w:rPr>
+                <w:lang w:eastAsia="ko-KR"/>
+              </w:rPr>
+            </w:pPr>
+            <w:r>
+              <w:rPr>
+                <w:sz w:val="18"/>
+                <w:szCs w:val="18"/>
+                <w:lang w:eastAsia="ko-KR"/>
+              </w:rPr>
+              <w:t xml:space="preserve">현재 대상 댐에 적용되는 운영기준은 무엇이며, 현재 운영 판단과 관련된 기준값은 무엇인가?</w:t>
+            </w:r>
+          </w:p>
+        </w:tc>
+      </w:tr>
+      <w:tr>
+        <w:trPr>
+          <w:cantSplit/>
+          <w:jc w:val="center"/>
+        </w:trPr>
+        <w:tc>
+          <w:tcPr>
+            <w:tcW w:w="1500" w:type="dxa"/>
+            <w:shd w:val="clear" w:color="auto" w:fill="EEF5FA"/>
+            <w:tcMar>
+              <w:top w:w="80" w:type="dxa"/>
+              <w:left w:w="110" w:type="dxa"/>
+              <w:bottom w:w="80" w:type="dxa"/>
+              <w:right w:w="110" w:type="dxa"/>
+            </w:tcMar>
+            <w:vAlign w:val="center"/>
+          </w:tcPr>
+          <w:p>
+            <w:pPr>
+              <w:spacing w:after="20" w:line="252" w:lineRule="auto"/>
+              <w:jc w:val="center"/>
+              <w:rPr>
+                <w:lang w:eastAsia="ko-KR"/>
+              </w:rPr>
+            </w:pPr>
+            <w:r>
+              <w:rPr>
+                <w:b/>
+                <w:color w:val="1F4E79"/>
+                <w:sz w:val="18"/>
+                <w:szCs w:val="18"/>
+                <w:lang w:eastAsia="ko-KR"/>
+              </w:rPr>
+              <w:t xml:space="preserve">CQ6</w:t>
+            </w:r>
+          </w:p>
+        </w:tc>
+        <w:tc>
+          <w:tcPr>
+            <w:tcW w:w="2300" w:type="dxa"/>
+            <w:tcMar>
+              <w:top w:w="80" w:type="dxa"/>
+              <w:left w:w="110" w:type="dxa"/>
+              <w:bottom w:w="80" w:type="dxa"/>
+              <w:right w:w="110" w:type="dxa"/>
+            </w:tcMar>
+            <w:vAlign w:val="center"/>
+          </w:tcPr>
+          <w:p>
+            <w:pPr>
+              <w:spacing w:after="20" w:line="252" w:lineRule="auto"/>
+              <w:rPr>
+                <w:lang w:eastAsia="ko-KR"/>
+              </w:rPr>
+            </w:pPr>
+            <w:r>
+              <w:rPr>
+                <w:sz w:val="18"/>
+                <w:szCs w:val="18"/>
+                <w:lang w:eastAsia="ko-KR"/>
+              </w:rPr>
+              <w:t xml:space="preserve">공식 근거</w:t>
+            </w:r>
+          </w:p>
+        </w:tc>
+        <w:tc>
+          <w:tcPr>
+            <w:tcW w:w="6172" w:type="dxa"/>
+            <w:tcMar>
+              <w:top w:w="80" w:type="dxa"/>
+              <w:left w:w="110" w:type="dxa"/>
+              <w:bottom w:w="80" w:type="dxa"/>
+              <w:right w:w="110" w:type="dxa"/>
+            </w:tcMar>
+            <w:vAlign w:val="center"/>
+          </w:tcPr>
+          <w:p>
+            <w:pPr>
+              <w:spacing w:after="20" w:line="252" w:lineRule="auto"/>
+              <w:rPr>
+                <w:lang w:eastAsia="ko-KR"/>
+              </w:rPr>
+            </w:pPr>
+            <w:r>
+              <w:rPr>
+                <w:sz w:val="18"/>
+                <w:szCs w:val="18"/>
+                <w:lang w:eastAsia="ko-KR"/>
+              </w:rPr>
+              <w:t xml:space="preserve">각 수문·기상 상태, 운영행위, 승인 내용 및 운영기준을 확인할 수 있는 공식 자료 또는 근거문서는 무엇인가?</w:t>
+            </w:r>
+          </w:p>
+        </w:tc>
+      </w:tr>
+    </w:tbl>
+    <w:p>
+      <w:pPr>
+        <w:pStyle w:val="a0"/>
+        <w:spacing w:after="60"/>
+        <w:rPr>
+          <w:lang w:eastAsia="ko-KR"/>
+        </w:rPr>
+      </w:pPr>
+      <w:r>
+        <w:rPr>
+          <w:sz w:val="20"/>
+          <w:szCs w:val="20"/>
+          <w:lang w:eastAsia="ko-KR"/>
+        </w:rPr>
+        <w:t xml:space="preserve">STEP 3의 질문 유형은 CQ1~CQ6에 수치 비교용 “비슷한 과거 사례(SIMILAR)”를 더한 것이다.</w:t>
+      </w:r>
+    </w:p>
+    <w:p>
+      <w:pPr>
+        <w:pStyle w:val="a0"/>
+        <w:spacing w:after="60"/>
+        <w:rPr>
+          <w:lang w:eastAsia="ko-KR"/>
+        </w:rPr>
+      </w:pPr>
+      <w:r>
+        <w:rPr>
+          <w:sz w:val="20"/>
+          <w:szCs w:val="20"/>
+          <w:lang w:eastAsia="ko-KR"/>
+        </w:rPr>
+        <w:t xml:space="preserve">개체 6종류는 아래와 같다.</w:t>
+      </w:r>
+    </w:p>
+    <w:tbl>
+      <w:tblPr>
+        <w:tblW w:w="9972" w:type="dxa"/>
+        <w:jc w:val="center"/>
+        <w:tblBorders>
+          <w:top w:val="single" w:sz="5" w:space="0" w:color="A6A6A6"/>
+          <w:left w:val="single" w:sz="5" w:space="0" w:color="A6A6A6"/>
+          <w:bottom w:val="single" w:sz="5" w:space="0" w:color="A6A6A6"/>
+          <w:right w:val="single" w:sz="5" w:space="0" w:color="A6A6A6"/>
+          <w:insideH w:val="single" w:sz="5" w:space="0" w:color="A6A6A6"/>
+          <w:insideV w:val="single" w:sz="5" w:space="0" w:color="A6A6A6"/>
+        </w:tblBorders>
+        <w:tblLayout w:type="fixed"/>
+        <w:tblLook w:val="04A0" w:firstRow="1" w:lastRow="0" w:firstColumn="1" w:lastColumn="0" w:noHBand="0" w:noVBand="1"/>
+      </w:tblPr>
+      <w:tblGrid>
+        <w:gridCol w:w="2300"/>
+        <w:gridCol w:w="2800"/>
+        <w:gridCol w:w="2000"/>
+        <w:gridCol w:w="1900"/>
+        <w:gridCol w:w="972"/>
+      </w:tblGrid>
+      <w:tr>
+        <w:trPr>
+          <w:cantSplit/>
+          <w:tblHeader/>
+          <w:jc w:val="center"/>
+        </w:trPr>
+        <w:tc>
+          <w:tcPr>
+            <w:tcW w:w="2300" w:type="dxa"/>
+            <w:shd w:val="clear" w:color="auto" w:fill="D9EAF7"/>
+            <w:tcMar>
+              <w:top w:w="80" w:type="dxa"/>
+              <w:left w:w="110" w:type="dxa"/>
+              <w:bottom w:w="80" w:type="dxa"/>
+              <w:right w:w="110" w:type="dxa"/>
+            </w:tcMar>
+            <w:vAlign w:val="center"/>
+          </w:tcPr>
+          <w:p>
+            <w:pPr>
+              <w:spacing w:after="20" w:line="252" w:lineRule="auto"/>
+              <w:jc w:val="center"/>
+              <w:rPr>
+                <w:lang w:eastAsia="ko-KR"/>
+              </w:rPr>
+            </w:pPr>
+            <w:r>
+              <w:rPr>
+                <w:b/>
+                <w:sz w:val="18"/>
+                <w:szCs w:val="18"/>
+                <w:lang w:eastAsia="ko-KR"/>
+              </w:rPr>
+              <w:t xml:space="preserve">개체 종류</w:t>
+            </w:r>
+          </w:p>
+        </w:tc>
+        <w:tc>
+          <w:tcPr>
+            <w:tcW w:w="2800" w:type="dxa"/>
+            <w:shd w:val="clear" w:color="auto" w:fill="D9EAF7"/>
+            <w:tcMar>
+              <w:top w:w="80" w:type="dxa"/>
+              <w:left w:w="110" w:type="dxa"/>
+              <w:bottom w:w="80" w:type="dxa"/>
+              <w:right w:w="110" w:type="dxa"/>
+            </w:tcMar>
+            <w:vAlign w:val="center"/>
+          </w:tcPr>
+          <w:p>
+            <w:pPr>
+              <w:spacing w:after="20" w:line="252" w:lineRule="auto"/>
+              <w:jc w:val="center"/>
+              <w:rPr>
+                <w:lang w:eastAsia="ko-KR"/>
+              </w:rPr>
+            </w:pPr>
+            <w:r>
+              <w:rPr>
+                <w:b/>
+                <w:sz w:val="18"/>
+                <w:szCs w:val="18"/>
+                <w:lang w:eastAsia="ko-KR"/>
+              </w:rPr>
+              <w:t xml:space="preserve">뜻</w:t>
+            </w:r>
+          </w:p>
+        </w:tc>
+        <w:tc>
+          <w:tcPr>
+            <w:tcW w:w="2000" w:type="dxa"/>
+            <w:shd w:val="clear" w:color="auto" w:fill="D9EAF7"/>
+            <w:tcMar>
+              <w:top w:w="80" w:type="dxa"/>
+              <w:left w:w="110" w:type="dxa"/>
+              <w:bottom w:w="80" w:type="dxa"/>
+              <w:right w:w="110" w:type="dxa"/>
+            </w:tcMar>
+            <w:vAlign w:val="center"/>
+          </w:tcPr>
+          <w:p>
+            <w:pPr>
+              <w:spacing w:after="20" w:line="252" w:lineRule="auto"/>
+              <w:jc w:val="center"/>
+              <w:rPr>
+                <w:lang w:eastAsia="ko-KR"/>
+              </w:rPr>
+            </w:pPr>
+            <w:r>
+              <w:rPr>
+                <w:b/>
+                <w:sz w:val="18"/>
+                <w:szCs w:val="18"/>
+                <w:lang w:eastAsia="ko-KR"/>
+              </w:rPr>
+              <w:t xml:space="preserve">예</w:t>
+            </w:r>
+          </w:p>
+        </w:tc>
+        <w:tc>
+          <w:tcPr>
+            <w:tcW w:w="1900" w:type="dxa"/>
+            <w:shd w:val="clear" w:color="auto" w:fill="D9EAF7"/>
+            <w:tcMar>
+              <w:top w:w="80" w:type="dxa"/>
+              <w:left w:w="110" w:type="dxa"/>
+              <w:bottom w:w="80" w:type="dxa"/>
+              <w:right w:w="110" w:type="dxa"/>
+            </w:tcMar>
+            <w:vAlign w:val="center"/>
+          </w:tcPr>
+          <w:p>
+            <w:pPr>
+              <w:spacing w:after="20" w:line="252" w:lineRule="auto"/>
+              <w:jc w:val="center"/>
+              <w:rPr>
+                <w:lang w:eastAsia="ko-KR"/>
+              </w:rPr>
+            </w:pPr>
+            <w:r>
+              <w:rPr>
+                <w:b/>
+                <w:sz w:val="18"/>
+                <w:szCs w:val="18"/>
+                <w:lang w:eastAsia="ko-KR"/>
+              </w:rPr>
+              <w:t xml:space="preserve">주요 속성</w:t>
+            </w:r>
+          </w:p>
+        </w:tc>
+        <w:tc>
+          <w:tcPr>
+            <w:tcW w:w="972" w:type="dxa"/>
+            <w:shd w:val="clear" w:color="auto" w:fill="D9EAF7"/>
+            <w:tcMar>
+              <w:top w:w="80" w:type="dxa"/>
+              <w:left w:w="110" w:type="dxa"/>
+              <w:bottom w:w="80" w:type="dxa"/>
+              <w:right w:w="110" w:type="dxa"/>
+            </w:tcMar>
+            <w:vAlign w:val="center"/>
+          </w:tcPr>
+          <w:p>
+            <w:pPr>
+              <w:spacing w:after="20" w:line="252" w:lineRule="auto"/>
+              <w:jc w:val="center"/>
+              <w:rPr>
+                <w:lang w:eastAsia="ko-KR"/>
+              </w:rPr>
+            </w:pPr>
+            <w:r>
+              <w:rPr>
+                <w:b/>
+                <w:sz w:val="18"/>
+                <w:szCs w:val="18"/>
+                <w:lang w:eastAsia="ko-KR"/>
+              </w:rPr>
+              <w:t xml:space="preserve">ID 약어</w:t>
+            </w:r>
+          </w:p>
+        </w:tc>
+      </w:tr>
+      <w:tr>
+        <w:trPr>
+          <w:cantSplit/>
+          <w:jc w:val="center"/>
+        </w:trPr>
+        <w:tc>
+          <w:tcPr>
+            <w:tcW w:w="2300" w:type="dxa"/>
+            <w:shd w:val="clear" w:color="auto" w:fill="EEF5FA"/>
+            <w:tcMar>
+              <w:top w:w="80" w:type="dxa"/>
+              <w:left w:w="110" w:type="dxa"/>
+              <w:bottom w:w="80" w:type="dxa"/>
+              <w:right w:w="110" w:type="dxa"/>
+            </w:tcMar>
+            <w:vAlign w:val="center"/>
+          </w:tcPr>
+          <w:p>
+            <w:pPr>
+              <w:spacing w:after="20" w:line="252" w:lineRule="auto"/>
+              <w:jc w:val="center"/>
+              <w:rPr>
+                <w:lang w:eastAsia="ko-KR"/>
+              </w:rPr>
+            </w:pPr>
+            <w:r>
+              <w:rPr>
+                <w:b/>
+                <w:color w:val="1F4E79"/>
+                <w:sz w:val="18"/>
+                <w:szCs w:val="18"/>
+                <w:lang w:eastAsia="ko-KR"/>
+              </w:rPr>
+              <w:t xml:space="preserve">댐 (Dam)</w:t>
+            </w:r>
+          </w:p>
+        </w:tc>
+        <w:tc>
+          <w:tcPr>
+            <w:tcW w:w="2800" w:type="dxa"/>
+            <w:tcMar>
+              <w:top w:w="80" w:type="dxa"/>
+              <w:left w:w="110" w:type="dxa"/>
+              <w:bottom w:w="80" w:type="dxa"/>
+              <w:right w:w="110" w:type="dxa"/>
+            </w:tcMar>
+            <w:vAlign w:val="center"/>
+          </w:tcPr>
+          <w:p>
+            <w:pPr>
+              <w:spacing w:after="20" w:line="252" w:lineRule="auto"/>
+              <w:rPr>
+                <w:lang w:eastAsia="ko-KR"/>
+              </w:rPr>
+            </w:pPr>
+            <w:r>
+              <w:rPr>
+                <w:sz w:val="18"/>
+                <w:szCs w:val="18"/>
+                <w:lang w:eastAsia="ko-KR"/>
+              </w:rPr>
+              <w:t xml:space="preserve">운영 판단의 대상이 되는 댐</w:t>
+            </w:r>
+          </w:p>
+        </w:tc>
+        <w:tc>
+          <w:tcPr>
+            <w:tcW w:w="2000" w:type="dxa"/>
+            <w:tcMar>
+              <w:top w:w="80" w:type="dxa"/>
+              <w:left w:w="110" w:type="dxa"/>
+              <w:bottom w:w="80" w:type="dxa"/>
+              <w:right w:w="110" w:type="dxa"/>
+            </w:tcMar>
+            <w:vAlign w:val="center"/>
+          </w:tcPr>
+          <w:p>
+            <w:pPr>
+              <w:spacing w:after="20" w:line="252" w:lineRule="auto"/>
+              <w:rPr>
+                <w:lang w:eastAsia="ko-KR"/>
+              </w:rPr>
+            </w:pPr>
+            <w:r>
+              <w:rPr>
+                <w:sz w:val="18"/>
+                <w:szCs w:val="18"/>
+                <w:lang w:eastAsia="ko-KR"/>
+              </w:rPr>
+              <w:t xml:space="preserve">충주댐, 소양강댐</w:t>
+            </w:r>
+          </w:p>
+        </w:tc>
+        <w:tc>
+          <w:tcPr>
+            <w:tcW w:w="1900" w:type="dxa"/>
+            <w:tcMar>
+              <w:top w:w="80" w:type="dxa"/>
+              <w:left w:w="110" w:type="dxa"/>
+              <w:bottom w:w="80" w:type="dxa"/>
+              <w:right w:w="110" w:type="dxa"/>
+            </w:tcMar>
+            <w:vAlign w:val="center"/>
+          </w:tcPr>
+          <w:p>
+            <w:pPr>
+              <w:spacing w:after="20" w:line="252" w:lineRule="auto"/>
+              <w:rPr>
+                <w:lang w:eastAsia="ko-KR"/>
+              </w:rPr>
+            </w:pPr>
+            <w:r>
+              <w:rPr>
+                <w:sz w:val="18"/>
+                <w:szCs w:val="18"/>
+                <w:lang w:eastAsia="ko-KR"/>
+              </w:rPr>
+              <w:t xml:space="preserve">댐 이름, 댐 유형</w:t>
+            </w:r>
+          </w:p>
+        </w:tc>
+        <w:tc>
+          <w:tcPr>
+            <w:tcW w:w="972" w:type="dxa"/>
+            <w:tcMar>
+              <w:top w:w="80" w:type="dxa"/>
+              <w:left w:w="110" w:type="dxa"/>
+              <w:bottom w:w="80" w:type="dxa"/>
+              <w:right w:w="110" w:type="dxa"/>
+            </w:tcMar>
+            <w:vAlign w:val="center"/>
+          </w:tcPr>
+          <w:p>
+            <w:pPr>
+              <w:spacing w:after="20" w:line="252" w:lineRule="auto"/>
+              <w:rPr>
+                <w:lang w:eastAsia="ko-KR"/>
+              </w:rPr>
+            </w:pPr>
+            <w:r>
+              <w:rPr>
+                <w:sz w:val="18"/>
+                <w:szCs w:val="18"/>
+                <w:lang w:eastAsia="ko-KR"/>
+              </w:rPr>
+              <w:t xml:space="preserve">DAM</w:t>
+            </w:r>
+          </w:p>
+        </w:tc>
+      </w:tr>
+      <w:tr>
+        <w:trPr>
+          <w:cantSplit/>
+          <w:jc w:val="center"/>
+        </w:trPr>
+        <w:tc>
+          <w:tcPr>
+            <w:tcW w:w="2300" w:type="dxa"/>
+            <w:shd w:val="clear" w:color="auto" w:fill="EEF5FA"/>
+            <w:tcMar>
+              <w:top w:w="80" w:type="dxa"/>
+              <w:left w:w="110" w:type="dxa"/>
+              <w:bottom w:w="80" w:type="dxa"/>
+              <w:right w:w="110" w:type="dxa"/>
+            </w:tcMar>
+            <w:vAlign w:val="center"/>
+          </w:tcPr>
+          <w:p>
+            <w:pPr>
+              <w:spacing w:after="20" w:line="252" w:lineRule="auto"/>
+              <w:jc w:val="center"/>
+              <w:rPr>
+                <w:lang w:eastAsia="ko-KR"/>
+              </w:rPr>
+            </w:pPr>
+            <w:r>
+              <w:rPr>
+                <w:b/>
+                <w:color w:val="1F4E79"/>
+                <w:sz w:val="18"/>
+                <w:szCs w:val="18"/>
+                <w:lang w:eastAsia="ko-KR"/>
+              </w:rPr>
+              <w:t xml:space="preserve">수문기상 상태 (HydrometeorologicalState)</w:t>
+            </w:r>
+          </w:p>
+        </w:tc>
+        <w:tc>
+          <w:tcPr>
+            <w:tcW w:w="2800" w:type="dxa"/>
+            <w:tcMar>
+              <w:top w:w="80" w:type="dxa"/>
+              <w:left w:w="110" w:type="dxa"/>
+              <w:bottom w:w="80" w:type="dxa"/>
+              <w:right w:w="110" w:type="dxa"/>
+            </w:tcMar>
+            <w:vAlign w:val="center"/>
+          </w:tcPr>
+          <w:p>
+            <w:pPr>
+              <w:spacing w:after="20" w:line="252" w:lineRule="auto"/>
+              <w:rPr>
+                <w:lang w:eastAsia="ko-KR"/>
+              </w:rPr>
+            </w:pPr>
+            <w:r>
+              <w:rPr>
+                <w:sz w:val="18"/>
+                <w:szCs w:val="18"/>
+                <w:lang w:eastAsia="ko-KR"/>
+              </w:rPr>
+              <w:t xml:space="preserve">댐에서 측정하는 수문·기상 변수(수위, 유입량 등) 하나</w:t>
+            </w:r>
+          </w:p>
+        </w:tc>
+        <w:tc>
+          <w:tcPr>
+            <w:tcW w:w="2000" w:type="dxa"/>
+            <w:tcMar>
+              <w:top w:w="80" w:type="dxa"/>
+              <w:left w:w="110" w:type="dxa"/>
+              <w:bottom w:w="80" w:type="dxa"/>
+              <w:right w:w="110" w:type="dxa"/>
+            </w:tcMar>
+            <w:vAlign w:val="center"/>
+          </w:tcPr>
+          <w:p>
+            <w:pPr>
+              <w:spacing w:after="20" w:line="252" w:lineRule="auto"/>
+              <w:rPr>
+                <w:lang w:eastAsia="ko-KR"/>
+              </w:rPr>
+            </w:pPr>
+            <w:r>
+              <w:rPr>
+                <w:sz w:val="18"/>
+                <w:szCs w:val="18"/>
+                <w:lang w:eastAsia="ko-KR"/>
+              </w:rPr>
+              <w:t xml:space="preserve">충주댐_수위</w:t>
+            </w:r>
+          </w:p>
+        </w:tc>
+        <w:tc>
+          <w:tcPr>
+            <w:tcW w:w="1900" w:type="dxa"/>
+            <w:tcMar>
+              <w:top w:w="80" w:type="dxa"/>
+              <w:left w:w="110" w:type="dxa"/>
+              <w:bottom w:w="80" w:type="dxa"/>
+              <w:right w:w="110" w:type="dxa"/>
+            </w:tcMar>
+            <w:vAlign w:val="center"/>
+          </w:tcPr>
+          <w:p>
+            <w:pPr>
+              <w:spacing w:after="20" w:line="252" w:lineRule="auto"/>
+              <w:rPr>
+                <w:lang w:eastAsia="ko-KR"/>
+              </w:rPr>
+            </w:pPr>
+            <w:r>
+              <w:rPr>
+                <w:sz w:val="18"/>
+                <w:szCs w:val="18"/>
+                <w:lang w:eastAsia="ko-KR"/>
+              </w:rPr>
+              <w:t xml:space="preserve">변수 종류, 측정소 코드</w:t>
+            </w:r>
+          </w:p>
+        </w:tc>
+        <w:tc>
+          <w:tcPr>
+            <w:tcW w:w="972" w:type="dxa"/>
+            <w:tcMar>
+              <w:top w:w="80" w:type="dxa"/>
+              <w:left w:w="110" w:type="dxa"/>
+              <w:bottom w:w="80" w:type="dxa"/>
+              <w:right w:w="110" w:type="dxa"/>
+            </w:tcMar>
+            <w:vAlign w:val="center"/>
+          </w:tcPr>
+          <w:p>
+            <w:pPr>
+              <w:spacing w:after="20" w:line="252" w:lineRule="auto"/>
+              <w:rPr>
+                <w:lang w:eastAsia="ko-KR"/>
+              </w:rPr>
+            </w:pPr>
+            <w:r>
+              <w:rPr>
+                <w:sz w:val="18"/>
+                <w:szCs w:val="18"/>
+                <w:lang w:eastAsia="ko-KR"/>
+              </w:rPr>
+              <w:t xml:space="preserve">HMS</w:t>
+            </w:r>
+          </w:p>
+        </w:tc>
+      </w:tr>
+      <w:tr>
+        <w:trPr>
+          <w:cantSplit/>
+          <w:jc w:val="center"/>
+        </w:trPr>
+        <w:tc>
+          <w:tcPr>
+            <w:tcW w:w="2300" w:type="dxa"/>
+            <w:shd w:val="clear" w:color="auto" w:fill="EEF5FA"/>
+            <w:tcMar>
+              <w:top w:w="80" w:type="dxa"/>
+              <w:left w:w="110" w:type="dxa"/>
+              <w:bottom w:w="80" w:type="dxa"/>
+              <w:right w:w="110" w:type="dxa"/>
+            </w:tcMar>
+            <w:vAlign w:val="center"/>
+          </w:tcPr>
+          <w:p>
+            <w:pPr>
+              <w:spacing w:after="20" w:line="252" w:lineRule="auto"/>
+              <w:jc w:val="center"/>
+              <w:rPr>
+                <w:lang w:eastAsia="ko-KR"/>
+              </w:rPr>
+            </w:pPr>
+            <w:r>
+              <w:rPr>
+                <w:b/>
+                <w:color w:val="1F4E79"/>
+                <w:sz w:val="18"/>
+                <w:szCs w:val="18"/>
+                <w:lang w:eastAsia="ko-KR"/>
+              </w:rPr>
+              <w:t xml:space="preserve">방류 승인 (Approval)</w:t>
+            </w:r>
+          </w:p>
+        </w:tc>
+        <w:tc>
+          <w:tcPr>
+            <w:tcW w:w="2800" w:type="dxa"/>
+            <w:tcMar>
+              <w:top w:w="80" w:type="dxa"/>
+              <w:left w:w="110" w:type="dxa"/>
+              <w:bottom w:w="80" w:type="dxa"/>
+              <w:right w:w="110" w:type="dxa"/>
+            </w:tcMar>
+            <w:vAlign w:val="center"/>
+          </w:tcPr>
+          <w:p>
+            <w:pPr>
+              <w:spacing w:after="20" w:line="252" w:lineRule="auto"/>
+              <w:rPr>
+                <w:lang w:eastAsia="ko-KR"/>
+              </w:rPr>
+            </w:pPr>
+            <w:r>
+              <w:rPr>
+                <w:sz w:val="18"/>
+                <w:szCs w:val="18"/>
+                <w:lang w:eastAsia="ko-KR"/>
+              </w:rPr>
+              <w:t xml:space="preserve">방류에 대한 승인 한 건</w:t>
+            </w:r>
+          </w:p>
+        </w:tc>
+        <w:tc>
+          <w:tcPr>
+            <w:tcW w:w="2000" w:type="dxa"/>
+            <w:tcMar>
+              <w:top w:w="80" w:type="dxa"/>
+              <w:left w:w="110" w:type="dxa"/>
+              <w:bottom w:w="80" w:type="dxa"/>
+              <w:right w:w="110" w:type="dxa"/>
+            </w:tcMar>
+            <w:vAlign w:val="center"/>
+          </w:tcPr>
+          <w:p>
+            <w:pPr>
+              <w:spacing w:after="20" w:line="252" w:lineRule="auto"/>
+              <w:rPr>
+                <w:lang w:eastAsia="ko-KR"/>
+              </w:rPr>
+            </w:pPr>
+            <w:r>
+              <w:rPr>
+                <w:sz w:val="18"/>
+                <w:szCs w:val="18"/>
+                <w:lang w:eastAsia="ko-KR"/>
+              </w:rPr>
+              <w:t xml:space="preserve">승인 1368</w:t>
+            </w:r>
+          </w:p>
+        </w:tc>
+        <w:tc>
+          <w:tcPr>
+            <w:tcW w:w="1900" w:type="dxa"/>
+            <w:tcMar>
+              <w:top w:w="80" w:type="dxa"/>
+              <w:left w:w="110" w:type="dxa"/>
+              <w:bottom w:w="80" w:type="dxa"/>
+              <w:right w:w="110" w:type="dxa"/>
+            </w:tcMar>
+            <w:vAlign w:val="center"/>
+          </w:tcPr>
+          <w:p>
+            <w:pPr>
+              <w:spacing w:after="20" w:line="252" w:lineRule="auto"/>
+              <w:rPr>
+                <w:lang w:eastAsia="ko-KR"/>
+              </w:rPr>
+            </w:pPr>
+            <w:r>
+              <w:rPr>
+                <w:sz w:val="18"/>
+                <w:szCs w:val="18"/>
+                <w:lang w:eastAsia="ko-KR"/>
+              </w:rPr>
+              <w:t xml:space="preserve">승인일, 승인 내용</w:t>
+            </w:r>
+          </w:p>
+        </w:tc>
+        <w:tc>
+          <w:tcPr>
+            <w:tcW w:w="972" w:type="dxa"/>
+            <w:tcMar>
+              <w:top w:w="80" w:type="dxa"/>
+              <w:left w:w="110" w:type="dxa"/>
+              <w:bottom w:w="80" w:type="dxa"/>
+              <w:right w:w="110" w:type="dxa"/>
+            </w:tcMar>
+            <w:vAlign w:val="center"/>
+          </w:tcPr>
+          <w:p>
+            <w:pPr>
+              <w:spacing w:after="20" w:line="252" w:lineRule="auto"/>
+              <w:rPr>
+                <w:lang w:eastAsia="ko-KR"/>
+              </w:rPr>
+            </w:pPr>
+            <w:r>
+              <w:rPr>
+                <w:sz w:val="18"/>
+                <w:szCs w:val="18"/>
+                <w:lang w:eastAsia="ko-KR"/>
+              </w:rPr>
+              <w:t xml:space="preserve">APR</w:t>
+            </w:r>
+          </w:p>
+        </w:tc>
+      </w:tr>
+      <w:tr>
+        <w:trPr>
+          <w:cantSplit/>
+          <w:jc w:val="center"/>
+        </w:trPr>
+        <w:tc>
+          <w:tcPr>
+            <w:tcW w:w="2300" w:type="dxa"/>
+            <w:shd w:val="clear" w:color="auto" w:fill="EEF5FA"/>
+            <w:tcMar>
+              <w:top w:w="80" w:type="dxa"/>
+              <w:left w:w="110" w:type="dxa"/>
+              <w:bottom w:w="80" w:type="dxa"/>
+              <w:right w:w="110" w:type="dxa"/>
+            </w:tcMar>
+            <w:vAlign w:val="center"/>
+          </w:tcPr>
+          <w:p>
+            <w:pPr>
+              <w:spacing w:after="20" w:line="252" w:lineRule="auto"/>
+              <w:jc w:val="center"/>
+              <w:rPr>
+                <w:lang w:eastAsia="ko-KR"/>
+              </w:rPr>
+            </w:pPr>
+            <w:r>
+              <w:rPr>
+                <w:b/>
+                <w:color w:val="1F4E79"/>
+                <w:sz w:val="18"/>
+                <w:szCs w:val="18"/>
+                <w:lang w:eastAsia="ko-KR"/>
+              </w:rPr>
+              <w:t xml:space="preserve">운영행위 (Operation)</w:t>
+            </w:r>
+          </w:p>
+        </w:tc>
+        <w:tc>
+          <w:tcPr>
+            <w:tcW w:w="2800" w:type="dxa"/>
+            <w:tcMar>
+              <w:top w:w="80" w:type="dxa"/>
+              <w:left w:w="110" w:type="dxa"/>
+              <w:bottom w:w="80" w:type="dxa"/>
+              <w:right w:w="110" w:type="dxa"/>
+            </w:tcMar>
+            <w:vAlign w:val="center"/>
+          </w:tcPr>
+          <w:p>
+            <w:pPr>
+              <w:spacing w:after="20" w:line="252" w:lineRule="auto"/>
+              <w:rPr>
+                <w:lang w:eastAsia="ko-KR"/>
+              </w:rPr>
+            </w:pPr>
+            <w:r>
+              <w:rPr>
+                <w:sz w:val="18"/>
+                <w:szCs w:val="18"/>
+                <w:lang w:eastAsia="ko-KR"/>
+              </w:rPr>
+              <w:t xml:space="preserve">승인에서 구성한 댐의 운영 조작(방류, 탄력적 방류 등)</w:t>
+            </w:r>
+          </w:p>
+        </w:tc>
+        <w:tc>
+          <w:tcPr>
+            <w:tcW w:w="2000" w:type="dxa"/>
+            <w:tcMar>
+              <w:top w:w="80" w:type="dxa"/>
+              <w:left w:w="110" w:type="dxa"/>
+              <w:bottom w:w="80" w:type="dxa"/>
+              <w:right w:w="110" w:type="dxa"/>
+            </w:tcMar>
+            <w:vAlign w:val="center"/>
+          </w:tcPr>
+          <w:p>
+            <w:pPr>
+              <w:spacing w:after="20" w:line="252" w:lineRule="auto"/>
+              <w:rPr>
+                <w:lang w:eastAsia="ko-KR"/>
+              </w:rPr>
+            </w:pPr>
+            <w:r>
+              <w:rPr>
+                <w:sz w:val="18"/>
+                <w:szCs w:val="18"/>
+                <w:lang w:eastAsia="ko-KR"/>
+              </w:rPr>
+              <w:t xml:space="preserve">탄력적 방류</w:t>
+            </w:r>
+          </w:p>
+        </w:tc>
+        <w:tc>
+          <w:tcPr>
+            <w:tcW w:w="1900" w:type="dxa"/>
+            <w:tcMar>
+              <w:top w:w="80" w:type="dxa"/>
+              <w:left w:w="110" w:type="dxa"/>
+              <w:bottom w:w="80" w:type="dxa"/>
+              <w:right w:w="110" w:type="dxa"/>
+            </w:tcMar>
+            <w:vAlign w:val="center"/>
+          </w:tcPr>
+          <w:p>
+            <w:pPr>
+              <w:spacing w:after="20" w:line="252" w:lineRule="auto"/>
+              <w:rPr>
+                <w:lang w:eastAsia="ko-KR"/>
+              </w:rPr>
+            </w:pPr>
+            <w:r>
+              <w:rPr>
+                <w:sz w:val="18"/>
+                <w:szCs w:val="18"/>
+                <w:lang w:eastAsia="ko-KR"/>
+              </w:rPr>
+              <w:t xml:space="preserve">운영행위 종류, 시각</w:t>
+            </w:r>
+          </w:p>
+        </w:tc>
+        <w:tc>
+          <w:tcPr>
+            <w:tcW w:w="972" w:type="dxa"/>
+            <w:tcMar>
+              <w:top w:w="80" w:type="dxa"/>
+              <w:left w:w="110" w:type="dxa"/>
+              <w:bottom w:w="80" w:type="dxa"/>
+              <w:right w:w="110" w:type="dxa"/>
+            </w:tcMar>
+            <w:vAlign w:val="center"/>
+          </w:tcPr>
+          <w:p>
+            <w:pPr>
+              <w:spacing w:after="20" w:line="252" w:lineRule="auto"/>
+              <w:rPr>
+                <w:lang w:eastAsia="ko-KR"/>
+              </w:rPr>
+            </w:pPr>
+            <w:r>
+              <w:rPr>
+                <w:sz w:val="18"/>
+                <w:szCs w:val="18"/>
+                <w:lang w:eastAsia="ko-KR"/>
+              </w:rPr>
+              <w:t xml:space="preserve">OPR</w:t>
+            </w:r>
+          </w:p>
+        </w:tc>
+      </w:tr>
+      <w:tr>
+        <w:trPr>
+          <w:cantSplit/>
+          <w:jc w:val="center"/>
+        </w:trPr>
+        <w:tc>
+          <w:tcPr>
+            <w:tcW w:w="2300" w:type="dxa"/>
+            <w:shd w:val="clear" w:color="auto" w:fill="EEF5FA"/>
+            <w:tcMar>
+              <w:top w:w="80" w:type="dxa"/>
+              <w:left w:w="110" w:type="dxa"/>
+              <w:bottom w:w="80" w:type="dxa"/>
+              <w:right w:w="110" w:type="dxa"/>
+            </w:tcMar>
+            <w:vAlign w:val="center"/>
+          </w:tcPr>
+          <w:p>
+            <w:pPr>
+              <w:spacing w:after="20" w:line="252" w:lineRule="auto"/>
+              <w:jc w:val="center"/>
+              <w:rPr>
+                <w:lang w:eastAsia="ko-KR"/>
+              </w:rPr>
+            </w:pPr>
+            <w:r>
+              <w:rPr>
+                <w:b/>
+                <w:color w:val="1F4E79"/>
+                <w:sz w:val="18"/>
+                <w:szCs w:val="18"/>
+                <w:lang w:eastAsia="ko-KR"/>
+              </w:rPr>
+              <w:t xml:space="preserve">운영기준 (Criterion)</w:t>
+            </w:r>
+          </w:p>
+        </w:tc>
+        <w:tc>
+          <w:tcPr>
+            <w:tcW w:w="2800" w:type="dxa"/>
+            <w:tcMar>
+              <w:top w:w="80" w:type="dxa"/>
+              <w:left w:w="110" w:type="dxa"/>
+              <w:bottom w:w="80" w:type="dxa"/>
+              <w:right w:w="110" w:type="dxa"/>
+            </w:tcMar>
+            <w:vAlign w:val="center"/>
+          </w:tcPr>
+          <w:p>
+            <w:pPr>
+              <w:spacing w:after="20" w:line="252" w:lineRule="auto"/>
+              <w:rPr>
+                <w:lang w:eastAsia="ko-KR"/>
+              </w:rPr>
+            </w:pPr>
+            <w:r>
+              <w:rPr>
+                <w:sz w:val="18"/>
+                <w:szCs w:val="18"/>
+                <w:lang w:eastAsia="ko-KR"/>
+              </w:rPr>
+              <w:t xml:space="preserve">댐에 적용되는 운영기준</w:t>
+            </w:r>
+          </w:p>
+        </w:tc>
+        <w:tc>
+          <w:tcPr>
+            <w:tcW w:w="2000" w:type="dxa"/>
+            <w:tcMar>
+              <w:top w:w="80" w:type="dxa"/>
+              <w:left w:w="110" w:type="dxa"/>
+              <w:bottom w:w="80" w:type="dxa"/>
+              <w:right w:w="110" w:type="dxa"/>
+            </w:tcMar>
+            <w:vAlign w:val="center"/>
+          </w:tcPr>
+          <w:p>
+            <w:pPr>
+              <w:spacing w:after="20" w:line="252" w:lineRule="auto"/>
+              <w:rPr>
+                <w:lang w:eastAsia="ko-KR"/>
+              </w:rPr>
+            </w:pPr>
+            <w:r>
+              <w:rPr>
+                <w:sz w:val="18"/>
+                <w:szCs w:val="18"/>
+                <w:lang w:eastAsia="ko-KR"/>
+              </w:rPr>
+              <w:t xml:space="preserve">소양강댐 홍수기 제한수위 190.3 EL.m</w:t>
+            </w:r>
+          </w:p>
+        </w:tc>
+        <w:tc>
+          <w:tcPr>
+            <w:tcW w:w="1900" w:type="dxa"/>
+            <w:tcMar>
+              <w:top w:w="80" w:type="dxa"/>
+              <w:left w:w="110" w:type="dxa"/>
+              <w:bottom w:w="80" w:type="dxa"/>
+              <w:right w:w="110" w:type="dxa"/>
+            </w:tcMar>
+            <w:vAlign w:val="center"/>
+          </w:tcPr>
+          <w:p>
+            <w:pPr>
+              <w:spacing w:after="20" w:line="252" w:lineRule="auto"/>
+              <w:rPr>
+                <w:lang w:eastAsia="ko-KR"/>
+              </w:rPr>
+            </w:pPr>
+            <w:r>
+              <w:rPr>
+                <w:sz w:val="18"/>
+                <w:szCs w:val="18"/>
+                <w:lang w:eastAsia="ko-KR"/>
+              </w:rPr>
+              <w:t xml:space="preserve">기준 종류, 기준값, 단위</w:t>
+            </w:r>
+          </w:p>
+        </w:tc>
+        <w:tc>
+          <w:tcPr>
+            <w:tcW w:w="972" w:type="dxa"/>
+            <w:tcMar>
+              <w:top w:w="80" w:type="dxa"/>
+              <w:left w:w="110" w:type="dxa"/>
+              <w:bottom w:w="80" w:type="dxa"/>
+              <w:right w:w="110" w:type="dxa"/>
+            </w:tcMar>
+            <w:vAlign w:val="center"/>
+          </w:tcPr>
+          <w:p>
+            <w:pPr>
+              <w:spacing w:after="20" w:line="252" w:lineRule="auto"/>
+              <w:rPr>
+                <w:lang w:eastAsia="ko-KR"/>
+              </w:rPr>
+            </w:pPr>
+            <w:r>
+              <w:rPr>
+                <w:sz w:val="18"/>
+                <w:szCs w:val="18"/>
+                <w:lang w:eastAsia="ko-KR"/>
+              </w:rPr>
+              <w:t xml:space="preserve">CRI</w:t>
+            </w:r>
+          </w:p>
+        </w:tc>
+      </w:tr>
+      <w:tr>
+        <w:trPr>
+          <w:cantSplit/>
+          <w:jc w:val="center"/>
+        </w:trPr>
+        <w:tc>
+          <w:tcPr>
+            <w:tcW w:w="2300" w:type="dxa"/>
+            <w:shd w:val="clear" w:color="auto" w:fill="EEF5FA"/>
+            <w:tcMar>
+              <w:top w:w="80" w:type="dxa"/>
+              <w:left w:w="110" w:type="dxa"/>
+              <w:bottom w:w="80" w:type="dxa"/>
+              <w:right w:w="110" w:type="dxa"/>
+            </w:tcMar>
+            <w:vAlign w:val="center"/>
+          </w:tcPr>
+          <w:p>
+            <w:pPr>
+              <w:spacing w:after="20" w:line="252" w:lineRule="auto"/>
+              <w:jc w:val="center"/>
+              <w:rPr>
+                <w:lang w:eastAsia="ko-KR"/>
+              </w:rPr>
+            </w:pPr>
+            <w:r>
+              <w:rPr>
+                <w:b/>
+                <w:color w:val="1F4E79"/>
+                <w:sz w:val="18"/>
+                <w:szCs w:val="18"/>
+                <w:lang w:eastAsia="ko-KR"/>
+              </w:rPr>
+              <w:t xml:space="preserve">근거자료 (EvidenceSource)</w:t>
+            </w:r>
+          </w:p>
+        </w:tc>
+        <w:tc>
+          <w:tcPr>
+            <w:tcW w:w="2800" w:type="dxa"/>
+            <w:tcMar>
+              <w:top w:w="80" w:type="dxa"/>
+              <w:left w:w="110" w:type="dxa"/>
+              <w:bottom w:w="80" w:type="dxa"/>
+              <w:right w:w="110" w:type="dxa"/>
+            </w:tcMar>
+            <w:vAlign w:val="center"/>
+          </w:tcPr>
+          <w:p>
+            <w:pPr>
+              <w:spacing w:after="20" w:line="252" w:lineRule="auto"/>
+              <w:rPr>
+                <w:lang w:eastAsia="ko-KR"/>
+              </w:rPr>
+            </w:pPr>
+            <w:r>
+              <w:rPr>
+                <w:sz w:val="18"/>
+                <w:szCs w:val="18"/>
+                <w:lang w:eastAsia="ko-KR"/>
+              </w:rPr>
+              <w:t xml:space="preserve">상태·운영행위·승인·기준을 확인할 수 있는 자료</w:t>
+            </w:r>
+          </w:p>
+        </w:tc>
+        <w:tc>
+          <w:tcPr>
+            <w:tcW w:w="2000" w:type="dxa"/>
+            <w:tcMar>
+              <w:top w:w="80" w:type="dxa"/>
+              <w:left w:w="110" w:type="dxa"/>
+              <w:bottom w:w="80" w:type="dxa"/>
+              <w:right w:w="110" w:type="dxa"/>
+            </w:tcMar>
+            <w:vAlign w:val="center"/>
+          </w:tcPr>
+          <w:p>
+            <w:pPr>
+              <w:spacing w:after="20" w:line="252" w:lineRule="auto"/>
+              <w:rPr>
+                <w:lang w:eastAsia="ko-KR"/>
+              </w:rPr>
+            </w:pPr>
+            <w:r>
+              <w:rPr>
+                <w:sz w:val="18"/>
+                <w:szCs w:val="18"/>
+                <w:lang w:eastAsia="ko-KR"/>
+              </w:rPr>
+              <w:t xml:space="preserve">승인 기록, 측정자료, 규정 별표3</w:t>
+            </w:r>
+          </w:p>
+        </w:tc>
+        <w:tc>
+          <w:tcPr>
+            <w:tcW w:w="1900" w:type="dxa"/>
+            <w:tcMar>
+              <w:top w:w="80" w:type="dxa"/>
+              <w:left w:w="110" w:type="dxa"/>
+              <w:bottom w:w="80" w:type="dxa"/>
+              <w:right w:w="110" w:type="dxa"/>
+            </w:tcMar>
+            <w:vAlign w:val="center"/>
+          </w:tcPr>
+          <w:p>
+            <w:pPr>
+              <w:spacing w:after="20" w:line="252" w:lineRule="auto"/>
+              <w:rPr>
+                <w:lang w:eastAsia="ko-KR"/>
+              </w:rPr>
+            </w:pPr>
+            <w:r>
+              <w:rPr>
+                <w:sz w:val="18"/>
+                <w:szCs w:val="18"/>
+                <w:lang w:eastAsia="ko-KR"/>
+              </w:rPr>
+              <w:t xml:space="preserve">제목, 유형, 자료 안의 위치</w:t>
+            </w:r>
+          </w:p>
+        </w:tc>
+        <w:tc>
+          <w:tcPr>
+            <w:tcW w:w="972" w:type="dxa"/>
+            <w:tcMar>
+              <w:top w:w="80" w:type="dxa"/>
+              <w:left w:w="110" w:type="dxa"/>
+              <w:bottom w:w="80" w:type="dxa"/>
+              <w:right w:w="110" w:type="dxa"/>
+            </w:tcMar>
+            <w:vAlign w:val="center"/>
+          </w:tcPr>
+          <w:p>
+            <w:pPr>
+              <w:spacing w:after="20" w:line="252" w:lineRule="auto"/>
+              <w:rPr>
+                <w:lang w:eastAsia="ko-KR"/>
+              </w:rPr>
+            </w:pPr>
+            <w:r>
+              <w:rPr>
+                <w:sz w:val="18"/>
+                <w:szCs w:val="18"/>
+                <w:lang w:eastAsia="ko-KR"/>
+              </w:rPr>
+              <w:t xml:space="preserve">EVI</w:t>
+            </w:r>
+          </w:p>
+        </w:tc>
+      </w:tr>
+    </w:tbl>
+    <w:p>
+      <w:pPr>
+        <w:pStyle w:val="a0"/>
+        <w:spacing w:after="60"/>
+        <w:rPr>
+          <w:lang w:eastAsia="ko-KR"/>
+        </w:rPr>
+      </w:pPr>
+      <w:r>
+        <w:rPr>
+          <w:sz w:val="20"/>
+          <w:szCs w:val="20"/>
+          <w:lang w:eastAsia="ko-KR"/>
+        </w:rPr>
+        <w:t xml:space="preserve">개체 사이의 관계 9종류는 아래와 같다.</w:t>
+      </w:r>
+    </w:p>
+    <w:tbl>
+      <w:tblPr>
+        <w:tblW w:w="9972" w:type="dxa"/>
+        <w:jc w:val="center"/>
+        <w:tblBorders>
+          <w:top w:val="single" w:sz="5" w:space="0" w:color="A6A6A6"/>
+          <w:left w:val="single" w:sz="5" w:space="0" w:color="A6A6A6"/>
+          <w:bottom w:val="single" w:sz="5" w:space="0" w:color="A6A6A6"/>
+          <w:right w:val="single" w:sz="5" w:space="0" w:color="A6A6A6"/>
+          <w:insideH w:val="single" w:sz="5" w:space="0" w:color="A6A6A6"/>
+          <w:insideV w:val="single" w:sz="5" w:space="0" w:color="A6A6A6"/>
+        </w:tblBorders>
+        <w:tblLayout w:type="fixed"/>
+        <w:tblLook w:val="04A0" w:firstRow="1" w:lastRow="0" w:firstColumn="1" w:lastColumn="0" w:noHBand="0" w:noVBand="1"/>
+      </w:tblPr>
+      <w:tblGrid>
+        <w:gridCol w:w="2300"/>
+        <w:gridCol w:w="3000"/>
+        <w:gridCol w:w="4672"/>
+      </w:tblGrid>
+      <w:tr>
+        <w:trPr>
+          <w:cantSplit/>
+          <w:tblHeader/>
+          <w:jc w:val="center"/>
+        </w:trPr>
+        <w:tc>
+          <w:tcPr>
+            <w:tcW w:w="2300" w:type="dxa"/>
+            <w:shd w:val="clear" w:color="auto" w:fill="D9EAF7"/>
+            <w:tcMar>
+              <w:top w:w="80" w:type="dxa"/>
+              <w:left w:w="110" w:type="dxa"/>
+              <w:bottom w:w="80" w:type="dxa"/>
+              <w:right w:w="110" w:type="dxa"/>
+            </w:tcMar>
+            <w:vAlign w:val="center"/>
+          </w:tcPr>
+          <w:p>
+            <w:pPr>
+              <w:spacing w:after="20" w:line="252" w:lineRule="auto"/>
+              <w:jc w:val="center"/>
+              <w:rPr>
+                <w:lang w:eastAsia="ko-KR"/>
+              </w:rPr>
+            </w:pPr>
+            <w:r>
+              <w:rPr>
+                <w:b/>
+                <w:sz w:val="18"/>
+                <w:szCs w:val="18"/>
+                <w:lang w:eastAsia="ko-KR"/>
+              </w:rPr>
+              <w:t xml:space="preserve">연결</w:t>
+            </w:r>
+          </w:p>
+        </w:tc>
+        <w:tc>
+          <w:tcPr>
+            <w:tcW w:w="3000" w:type="dxa"/>
+            <w:shd w:val="clear" w:color="auto" w:fill="D9EAF7"/>
+            <w:tcMar>
+              <w:top w:w="80" w:type="dxa"/>
+              <w:left w:w="110" w:type="dxa"/>
+              <w:bottom w:w="80" w:type="dxa"/>
+              <w:right w:w="110" w:type="dxa"/>
+            </w:tcMar>
+            <w:vAlign w:val="center"/>
+          </w:tcPr>
+          <w:p>
+            <w:pPr>
+              <w:spacing w:after="20" w:line="252" w:lineRule="auto"/>
+              <w:jc w:val="center"/>
+              <w:rPr>
+                <w:lang w:eastAsia="ko-KR"/>
+              </w:rPr>
+            </w:pPr>
+            <w:r>
+              <w:rPr>
+                <w:b/>
+                <w:sz w:val="18"/>
+                <w:szCs w:val="18"/>
+                <w:lang w:eastAsia="ko-KR"/>
+              </w:rPr>
+              <w:t xml:space="preserve">관계 이름</w:t>
+            </w:r>
+          </w:p>
+        </w:tc>
+        <w:tc>
+          <w:tcPr>
+            <w:tcW w:w="4672" w:type="dxa"/>
+            <w:shd w:val="clear" w:color="auto" w:fill="D9EAF7"/>
+            <w:tcMar>
+              <w:top w:w="80" w:type="dxa"/>
+              <w:left w:w="110" w:type="dxa"/>
+              <w:bottom w:w="80" w:type="dxa"/>
+              <w:right w:w="110" w:type="dxa"/>
+            </w:tcMar>
+            <w:vAlign w:val="center"/>
+          </w:tcPr>
+          <w:p>
+            <w:pPr>
+              <w:spacing w:after="20" w:line="252" w:lineRule="auto"/>
+              <w:jc w:val="center"/>
+              <w:rPr>
+                <w:lang w:eastAsia="ko-KR"/>
+              </w:rPr>
+            </w:pPr>
+            <w:r>
+              <w:rPr>
+                <w:b/>
+                <w:sz w:val="18"/>
+                <w:szCs w:val="18"/>
+                <w:lang w:eastAsia="ko-KR"/>
+              </w:rPr>
+              <w:t xml:space="preserve">뜻</w:t>
+            </w:r>
+          </w:p>
+        </w:tc>
+      </w:tr>
+      <w:tr>
+        <w:trPr>
+          <w:cantSplit/>
+          <w:jc w:val="center"/>
+        </w:trPr>
+        <w:tc>
+          <w:tcPr>
+            <w:tcW w:w="2300" w:type="dxa"/>
+            <w:shd w:val="clear" w:color="auto" w:fill="EEF5FA"/>
+            <w:tcMar>
+              <w:top w:w="80" w:type="dxa"/>
+              <w:left w:w="110" w:type="dxa"/>
+              <w:bottom w:w="80" w:type="dxa"/>
+              <w:right w:w="110" w:type="dxa"/>
+            </w:tcMar>
+            <w:vAlign w:val="center"/>
+          </w:tcPr>
+          <w:p>
+            <w:pPr>
+              <w:spacing w:after="20" w:line="252" w:lineRule="auto"/>
+              <w:jc w:val="center"/>
+              <w:rPr>
+                <w:lang w:eastAsia="ko-KR"/>
+              </w:rPr>
+            </w:pPr>
+            <w:r>
+              <w:rPr>
+                <w:b/>
+                <w:color w:val="1F4E79"/>
+                <w:sz w:val="18"/>
+                <w:szCs w:val="18"/>
+                <w:lang w:eastAsia="ko-KR"/>
+              </w:rPr>
+              <w:t xml:space="preserve">승인 → 운영행위</w:t>
+            </w:r>
+          </w:p>
+        </w:tc>
+        <w:tc>
+          <w:tcPr>
+            <w:tcW w:w="3000" w:type="dxa"/>
+            <w:tcMar>
+              <w:top w:w="80" w:type="dxa"/>
+              <w:left w:w="110" w:type="dxa"/>
+              <w:bottom w:w="80" w:type="dxa"/>
+              <w:right w:w="110" w:type="dxa"/>
+            </w:tcMar>
+            <w:vAlign w:val="center"/>
+          </w:tcPr>
+          <w:p>
+            <w:pPr>
+              <w:spacing w:after="20" w:line="252" w:lineRule="auto"/>
+              <w:rPr>
+                <w:lang w:eastAsia="ko-KR"/>
+              </w:rPr>
+            </w:pPr>
+            <w:r>
+              <w:rPr>
+                <w:sz w:val="18"/>
+                <w:szCs w:val="18"/>
+                <w:lang w:eastAsia="ko-KR"/>
+              </w:rPr>
+              <w:t xml:space="preserve">허가한다 (authorizes)</w:t>
+            </w:r>
+          </w:p>
+        </w:tc>
+        <w:tc>
+          <w:tcPr>
+            <w:tcW w:w="4672" w:type="dxa"/>
+            <w:tcMar>
+              <w:top w:w="80" w:type="dxa"/>
+              <w:left w:w="110" w:type="dxa"/>
+              <w:bottom w:w="80" w:type="dxa"/>
+              <w:right w:w="110" w:type="dxa"/>
+            </w:tcMar>
+            <w:vAlign w:val="center"/>
+          </w:tcPr>
+          <w:p>
+            <w:pPr>
+              <w:spacing w:after="20" w:line="252" w:lineRule="auto"/>
+              <w:rPr>
+                <w:lang w:eastAsia="ko-KR"/>
+              </w:rPr>
+            </w:pPr>
+            <w:r>
+              <w:rPr>
+                <w:sz w:val="18"/>
+                <w:szCs w:val="18"/>
+                <w:lang w:eastAsia="ko-KR"/>
+              </w:rPr>
+              <w:t xml:space="preserve">승인이 어떤 운영행위를 허가하는지</w:t>
+            </w:r>
+          </w:p>
+        </w:tc>
+      </w:tr>
+      <w:tr>
+        <w:trPr>
+          <w:cantSplit/>
+          <w:jc w:val="center"/>
+        </w:trPr>
+        <w:tc>
+          <w:tcPr>
+            <w:tcW w:w="2300" w:type="dxa"/>
+            <w:shd w:val="clear" w:color="auto" w:fill="EEF5FA"/>
+            <w:tcMar>
+              <w:top w:w="80" w:type="dxa"/>
+              <w:left w:w="110" w:type="dxa"/>
+              <w:bottom w:w="80" w:type="dxa"/>
+              <w:right w:w="110" w:type="dxa"/>
+            </w:tcMar>
+            <w:vAlign w:val="center"/>
+          </w:tcPr>
+          <w:p>
+            <w:pPr>
+              <w:spacing w:after="20" w:line="252" w:lineRule="auto"/>
+              <w:jc w:val="center"/>
+              <w:rPr>
+                <w:lang w:eastAsia="ko-KR"/>
+              </w:rPr>
+            </w:pPr>
+            <w:r>
+              <w:rPr>
+                <w:b/>
+                <w:color w:val="1F4E79"/>
+                <w:sz w:val="18"/>
+                <w:szCs w:val="18"/>
+                <w:lang w:eastAsia="ko-KR"/>
+              </w:rPr>
+              <w:t xml:space="preserve">승인 → 댐</w:t>
+            </w:r>
+          </w:p>
+        </w:tc>
+        <w:tc>
+          <w:tcPr>
+            <w:tcW w:w="3000" w:type="dxa"/>
+            <w:tcMar>
+              <w:top w:w="80" w:type="dxa"/>
+              <w:left w:w="110" w:type="dxa"/>
+              <w:bottom w:w="80" w:type="dxa"/>
+              <w:right w:w="110" w:type="dxa"/>
+            </w:tcMar>
+            <w:vAlign w:val="center"/>
+          </w:tcPr>
+          <w:p>
+            <w:pPr>
+              <w:spacing w:after="20" w:line="252" w:lineRule="auto"/>
+              <w:rPr>
+                <w:lang w:eastAsia="ko-KR"/>
+              </w:rPr>
+            </w:pPr>
+            <w:r>
+              <w:rPr>
+                <w:sz w:val="18"/>
+                <w:szCs w:val="18"/>
+                <w:lang w:eastAsia="ko-KR"/>
+              </w:rPr>
+              <w:t xml:space="preserve">대상 댐 (concernsDam)</w:t>
+            </w:r>
+          </w:p>
+        </w:tc>
+        <w:tc>
+          <w:tcPr>
+            <w:tcW w:w="4672" w:type="dxa"/>
+            <w:tcMar>
+              <w:top w:w="80" w:type="dxa"/>
+              <w:left w:w="110" w:type="dxa"/>
+              <w:bottom w:w="80" w:type="dxa"/>
+              <w:right w:w="110" w:type="dxa"/>
+            </w:tcMar>
+            <w:vAlign w:val="center"/>
+          </w:tcPr>
+          <w:p>
+            <w:pPr>
+              <w:spacing w:after="20" w:line="252" w:lineRule="auto"/>
+              <w:rPr>
+                <w:lang w:eastAsia="ko-KR"/>
+              </w:rPr>
+            </w:pPr>
+            <w:r>
+              <w:rPr>
+                <w:sz w:val="18"/>
+                <w:szCs w:val="18"/>
+                <w:lang w:eastAsia="ko-KR"/>
+              </w:rPr>
+              <w:t xml:space="preserve">승인이 어느 댐에 대한 것인지 (구조 점검 중 추가한 관계)</w:t>
+            </w:r>
+          </w:p>
+        </w:tc>
+      </w:tr>
+      <w:tr>
+        <w:trPr>
+          <w:cantSplit/>
+          <w:jc w:val="center"/>
+        </w:trPr>
+        <w:tc>
+          <w:tcPr>
+            <w:tcW w:w="2300" w:type="dxa"/>
+            <w:shd w:val="clear" w:color="auto" w:fill="EEF5FA"/>
+            <w:tcMar>
+              <w:top w:w="80" w:type="dxa"/>
+              <w:left w:w="110" w:type="dxa"/>
+              <w:bottom w:w="80" w:type="dxa"/>
+              <w:right w:w="110" w:type="dxa"/>
+            </w:tcMar>
+            <w:vAlign w:val="center"/>
+          </w:tcPr>
+          <w:p>
+            <w:pPr>
+              <w:spacing w:after="20" w:line="252" w:lineRule="auto"/>
+              <w:jc w:val="center"/>
+              <w:rPr>
+                <w:lang w:eastAsia="ko-KR"/>
+              </w:rPr>
+            </w:pPr>
+            <w:r>
+              <w:rPr>
+                <w:b/>
+                <w:color w:val="1F4E79"/>
+                <w:sz w:val="18"/>
+                <w:szCs w:val="18"/>
+                <w:lang w:eastAsia="ko-KR"/>
+              </w:rPr>
+              <w:t xml:space="preserve">운영행위 → 댐</w:t>
+            </w:r>
+          </w:p>
+        </w:tc>
+        <w:tc>
+          <w:tcPr>
+            <w:tcW w:w="3000" w:type="dxa"/>
+            <w:tcMar>
+              <w:top w:w="80" w:type="dxa"/>
+              <w:left w:w="110" w:type="dxa"/>
+              <w:bottom w:w="80" w:type="dxa"/>
+              <w:right w:w="110" w:type="dxa"/>
+            </w:tcMar>
+            <w:vAlign w:val="center"/>
+          </w:tcPr>
+          <w:p>
+            <w:pPr>
+              <w:spacing w:after="20" w:line="252" w:lineRule="auto"/>
+              <w:rPr>
+                <w:lang w:eastAsia="ko-KR"/>
+              </w:rPr>
+            </w:pPr>
+            <w:r>
+              <w:rPr>
+                <w:sz w:val="18"/>
+                <w:szCs w:val="18"/>
+                <w:lang w:eastAsia="ko-KR"/>
+              </w:rPr>
+              <w:t xml:space="preserve">수행된 댐 (performedOnDam)</w:t>
+            </w:r>
+          </w:p>
+        </w:tc>
+        <w:tc>
+          <w:tcPr>
+            <w:tcW w:w="4672" w:type="dxa"/>
+            <w:tcMar>
+              <w:top w:w="80" w:type="dxa"/>
+              <w:left w:w="110" w:type="dxa"/>
+              <w:bottom w:w="80" w:type="dxa"/>
+              <w:right w:w="110" w:type="dxa"/>
+            </w:tcMar>
+            <w:vAlign w:val="center"/>
+          </w:tcPr>
+          <w:p>
+            <w:pPr>
+              <w:spacing w:after="20" w:line="252" w:lineRule="auto"/>
+              <w:rPr>
+                <w:lang w:eastAsia="ko-KR"/>
+              </w:rPr>
+            </w:pPr>
+            <w:r>
+              <w:rPr>
+                <w:sz w:val="18"/>
+                <w:szCs w:val="18"/>
+                <w:lang w:eastAsia="ko-KR"/>
+              </w:rPr>
+              <w:t xml:space="preserve">운영행위가 어느 댐에서 수행되었는지</w:t>
+            </w:r>
+          </w:p>
+        </w:tc>
+      </w:tr>
+      <w:tr>
+        <w:trPr>
+          <w:cantSplit/>
+          <w:jc w:val="center"/>
+        </w:trPr>
+        <w:tc>
+          <w:tcPr>
+            <w:tcW w:w="2300" w:type="dxa"/>
+            <w:shd w:val="clear" w:color="auto" w:fill="EEF5FA"/>
+            <w:tcMar>
+              <w:top w:w="80" w:type="dxa"/>
+              <w:left w:w="110" w:type="dxa"/>
+              <w:bottom w:w="80" w:type="dxa"/>
+              <w:right w:w="110" w:type="dxa"/>
+            </w:tcMar>
+            <w:vAlign w:val="center"/>
+          </w:tcPr>
+          <w:p>
+            <w:pPr>
+              <w:spacing w:after="20" w:line="252" w:lineRule="auto"/>
+              <w:jc w:val="center"/>
+              <w:rPr>
+                <w:lang w:eastAsia="ko-KR"/>
+              </w:rPr>
+            </w:pPr>
+            <w:r>
+              <w:rPr>
+                <w:b/>
+                <w:color w:val="1F4E79"/>
+                <w:sz w:val="18"/>
+                <w:szCs w:val="18"/>
+                <w:lang w:eastAsia="ko-KR"/>
+              </w:rPr>
+              <w:t xml:space="preserve">댐 → 수문기상 상태</w:t>
+            </w:r>
+          </w:p>
+        </w:tc>
+        <w:tc>
+          <w:tcPr>
+            <w:tcW w:w="3000" w:type="dxa"/>
+            <w:tcMar>
+              <w:top w:w="80" w:type="dxa"/>
+              <w:left w:w="110" w:type="dxa"/>
+              <w:bottom w:w="80" w:type="dxa"/>
+              <w:right w:w="110" w:type="dxa"/>
+            </w:tcMar>
+            <w:vAlign w:val="center"/>
+          </w:tcPr>
+          <w:p>
+            <w:pPr>
+              <w:spacing w:after="20" w:line="252" w:lineRule="auto"/>
+              <w:rPr>
+                <w:lang w:eastAsia="ko-KR"/>
+              </w:rPr>
+            </w:pPr>
+            <w:r>
+              <w:rPr>
+                <w:sz w:val="18"/>
+                <w:szCs w:val="18"/>
+                <w:lang w:eastAsia="ko-KR"/>
+              </w:rPr>
+              <w:t xml:space="preserve">상태 보유 (hasHydrometeorologicalState)</w:t>
+            </w:r>
+          </w:p>
+        </w:tc>
+        <w:tc>
+          <w:tcPr>
+            <w:tcW w:w="4672" w:type="dxa"/>
+            <w:tcMar>
+              <w:top w:w="80" w:type="dxa"/>
+              <w:left w:w="110" w:type="dxa"/>
+              <w:bottom w:w="80" w:type="dxa"/>
+              <w:right w:w="110" w:type="dxa"/>
+            </w:tcMar>
+            <w:vAlign w:val="center"/>
+          </w:tcPr>
+          <w:p>
+            <w:pPr>
+              <w:spacing w:after="20" w:line="252" w:lineRule="auto"/>
+              <w:rPr>
+                <w:lang w:eastAsia="ko-KR"/>
+              </w:rPr>
+            </w:pPr>
+            <w:r>
+              <w:rPr>
+                <w:sz w:val="18"/>
+                <w:szCs w:val="18"/>
+                <w:lang w:eastAsia="ko-KR"/>
+              </w:rPr>
+              <w:t xml:space="preserve">댐이 어떤 수위·유입량 등의 상태를 가지는지</w:t>
+            </w:r>
+          </w:p>
+        </w:tc>
+      </w:tr>
+      <w:tr>
+        <w:trPr>
+          <w:cantSplit/>
+          <w:jc w:val="center"/>
+        </w:trPr>
+        <w:tc>
+          <w:tcPr>
+            <w:tcW w:w="2300" w:type="dxa"/>
+            <w:shd w:val="clear" w:color="auto" w:fill="EEF5FA"/>
+            <w:tcMar>
+              <w:top w:w="80" w:type="dxa"/>
+              <w:left w:w="110" w:type="dxa"/>
+              <w:bottom w:w="80" w:type="dxa"/>
+              <w:right w:w="110" w:type="dxa"/>
+            </w:tcMar>
+            <w:vAlign w:val="center"/>
+          </w:tcPr>
+          <w:p>
+            <w:pPr>
+              <w:spacing w:after="20" w:line="252" w:lineRule="auto"/>
+              <w:jc w:val="center"/>
+              <w:rPr>
+                <w:lang w:eastAsia="ko-KR"/>
+              </w:rPr>
+            </w:pPr>
+            <w:r>
+              <w:rPr>
+                <w:b/>
+                <w:color w:val="1F4E79"/>
+                <w:sz w:val="18"/>
+                <w:szCs w:val="18"/>
+                <w:lang w:eastAsia="ko-KR"/>
+              </w:rPr>
+              <w:t xml:space="preserve">운영기준 → 댐</w:t>
+            </w:r>
+          </w:p>
+        </w:tc>
+        <w:tc>
+          <w:tcPr>
+            <w:tcW w:w="3000" w:type="dxa"/>
+            <w:tcMar>
+              <w:top w:w="80" w:type="dxa"/>
+              <w:left w:w="110" w:type="dxa"/>
+              <w:bottom w:w="80" w:type="dxa"/>
+              <w:right w:w="110" w:type="dxa"/>
+            </w:tcMar>
+            <w:vAlign w:val="center"/>
+          </w:tcPr>
+          <w:p>
+            <w:pPr>
+              <w:spacing w:after="20" w:line="252" w:lineRule="auto"/>
+              <w:rPr>
+                <w:lang w:eastAsia="ko-KR"/>
+              </w:rPr>
+            </w:pPr>
+            <w:r>
+              <w:rPr>
+                <w:sz w:val="18"/>
+                <w:szCs w:val="18"/>
+                <w:lang w:eastAsia="ko-KR"/>
+              </w:rPr>
+              <w:t xml:space="preserve">적용되는 댐 (appliesToDam)</w:t>
+            </w:r>
+          </w:p>
+        </w:tc>
+        <w:tc>
+          <w:tcPr>
+            <w:tcW w:w="4672" w:type="dxa"/>
+            <w:tcMar>
+              <w:top w:w="80" w:type="dxa"/>
+              <w:left w:w="110" w:type="dxa"/>
+              <w:bottom w:w="80" w:type="dxa"/>
+              <w:right w:w="110" w:type="dxa"/>
+            </w:tcMar>
+            <w:vAlign w:val="center"/>
+          </w:tcPr>
+          <w:p>
+            <w:pPr>
+              <w:spacing w:after="20" w:line="252" w:lineRule="auto"/>
+              <w:rPr>
+                <w:lang w:eastAsia="ko-KR"/>
+              </w:rPr>
+            </w:pPr>
+            <w:r>
+              <w:rPr>
+                <w:sz w:val="18"/>
+                <w:szCs w:val="18"/>
+                <w:lang w:eastAsia="ko-KR"/>
+              </w:rPr>
+              <w:t xml:space="preserve">운영기준이 어느 댐에 적용되는지</w:t>
+            </w:r>
+          </w:p>
+        </w:tc>
+      </w:tr>
+      <w:tr>
+        <w:trPr>
+          <w:cantSplit/>
+          <w:jc w:val="center"/>
+        </w:trPr>
+        <w:tc>
+          <w:tcPr>
+            <w:tcW w:w="2300" w:type="dxa"/>
+            <w:shd w:val="clear" w:color="auto" w:fill="EEF5FA"/>
+            <w:tcMar>
+              <w:top w:w="80" w:type="dxa"/>
+              <w:left w:w="110" w:type="dxa"/>
+              <w:bottom w:w="80" w:type="dxa"/>
+              <w:right w:w="110" w:type="dxa"/>
+            </w:tcMar>
+            <w:vAlign w:val="center"/>
+          </w:tcPr>
+          <w:p>
+            <w:pPr>
+              <w:spacing w:after="20" w:line="252" w:lineRule="auto"/>
+              <w:jc w:val="center"/>
+              <w:rPr>
+                <w:lang w:eastAsia="ko-KR"/>
+              </w:rPr>
+            </w:pPr>
+            <w:r>
+              <w:rPr>
+                <w:b/>
+                <w:color w:val="1F4E79"/>
+                <w:sz w:val="18"/>
+                <w:szCs w:val="18"/>
+                <w:lang w:eastAsia="ko-KR"/>
+              </w:rPr>
+              <w:t xml:space="preserve">수문기상 상태 → 근거자료</w:t>
+            </w:r>
+          </w:p>
+        </w:tc>
+        <w:tc>
+          <w:tcPr>
+            <w:tcW w:w="3000" w:type="dxa"/>
+            <w:tcMar>
+              <w:top w:w="80" w:type="dxa"/>
+              <w:left w:w="110" w:type="dxa"/>
+              <w:bottom w:w="80" w:type="dxa"/>
+              <w:right w:w="110" w:type="dxa"/>
+            </w:tcMar>
+            <w:vAlign w:val="center"/>
+          </w:tcPr>
+          <w:p>
+            <w:pPr>
+              <w:spacing w:after="20" w:line="252" w:lineRule="auto"/>
+              <w:rPr>
+                <w:lang w:eastAsia="ko-KR"/>
+              </w:rPr>
+            </w:pPr>
+            <w:r>
+              <w:rPr>
+                <w:sz w:val="18"/>
+                <w:szCs w:val="18"/>
+                <w:lang w:eastAsia="ko-KR"/>
+              </w:rPr>
+              <w:t xml:space="preserve">근거 (supportedBy)</w:t>
+            </w:r>
+          </w:p>
+        </w:tc>
+        <w:tc>
+          <w:tcPr>
+            <w:tcW w:w="4672" w:type="dxa"/>
+            <w:tcMar>
+              <w:top w:w="80" w:type="dxa"/>
+              <w:left w:w="110" w:type="dxa"/>
+              <w:bottom w:w="80" w:type="dxa"/>
+              <w:right w:w="110" w:type="dxa"/>
+            </w:tcMar>
+            <w:vAlign w:val="center"/>
+          </w:tcPr>
+          <w:p>
+            <w:pPr>
+              <w:spacing w:after="20" w:line="252" w:lineRule="auto"/>
+              <w:rPr>
+                <w:lang w:eastAsia="ko-KR"/>
+              </w:rPr>
+            </w:pPr>
+            <w:r>
+              <w:rPr>
+                <w:sz w:val="18"/>
+                <w:szCs w:val="18"/>
+                <w:lang w:eastAsia="ko-KR"/>
+              </w:rPr>
+              <w:t xml:space="preserve">상태를 확인할 수 있는 근거자료</w:t>
+            </w:r>
+          </w:p>
+        </w:tc>
+      </w:tr>
+      <w:tr>
+        <w:trPr>
+          <w:cantSplit/>
+          <w:jc w:val="center"/>
+        </w:trPr>
+        <w:tc>
+          <w:tcPr>
+            <w:tcW w:w="2300" w:type="dxa"/>
+            <w:shd w:val="clear" w:color="auto" w:fill="EEF5FA"/>
+            <w:tcMar>
+              <w:top w:w="80" w:type="dxa"/>
+              <w:left w:w="110" w:type="dxa"/>
+              <w:bottom w:w="80" w:type="dxa"/>
+              <w:right w:w="110" w:type="dxa"/>
+            </w:tcMar>
+            <w:vAlign w:val="center"/>
+          </w:tcPr>
+          <w:p>
+            <w:pPr>
+              <w:spacing w:after="20" w:line="252" w:lineRule="auto"/>
+              <w:jc w:val="center"/>
+              <w:rPr>
+                <w:lang w:eastAsia="ko-KR"/>
+              </w:rPr>
+            </w:pPr>
+            <w:r>
+              <w:rPr>
+                <w:b/>
+                <w:color w:val="1F4E79"/>
+                <w:sz w:val="18"/>
+                <w:szCs w:val="18"/>
+                <w:lang w:eastAsia="ko-KR"/>
+              </w:rPr>
+              <w:t xml:space="preserve">운영행위 → 근거자료</w:t>
+            </w:r>
+          </w:p>
+        </w:tc>
+        <w:tc>
+          <w:tcPr>
+            <w:tcW w:w="3000" w:type="dxa"/>
+            <w:tcMar>
+              <w:top w:w="80" w:type="dxa"/>
+              <w:left w:w="110" w:type="dxa"/>
+              <w:bottom w:w="80" w:type="dxa"/>
+              <w:right w:w="110" w:type="dxa"/>
+            </w:tcMar>
+            <w:vAlign w:val="center"/>
+          </w:tcPr>
+          <w:p>
+            <w:pPr>
+              <w:spacing w:after="20" w:line="252" w:lineRule="auto"/>
+              <w:rPr>
+                <w:lang w:eastAsia="ko-KR"/>
+              </w:rPr>
+            </w:pPr>
+            <w:r>
+              <w:rPr>
+                <w:sz w:val="18"/>
+                <w:szCs w:val="18"/>
+                <w:lang w:eastAsia="ko-KR"/>
+              </w:rPr>
+              <w:t xml:space="preserve">근거 (supportedBy)</w:t>
+            </w:r>
+          </w:p>
+        </w:tc>
+        <w:tc>
+          <w:tcPr>
+            <w:tcW w:w="4672" w:type="dxa"/>
+            <w:tcMar>
+              <w:top w:w="80" w:type="dxa"/>
+              <w:left w:w="110" w:type="dxa"/>
+              <w:bottom w:w="80" w:type="dxa"/>
+              <w:right w:w="110" w:type="dxa"/>
+            </w:tcMar>
+            <w:vAlign w:val="center"/>
+          </w:tcPr>
+          <w:p>
+            <w:pPr>
+              <w:spacing w:after="20" w:line="252" w:lineRule="auto"/>
+              <w:rPr>
+                <w:lang w:eastAsia="ko-KR"/>
+              </w:rPr>
+            </w:pPr>
+            <w:r>
+              <w:rPr>
+                <w:sz w:val="18"/>
+                <w:szCs w:val="18"/>
+                <w:lang w:eastAsia="ko-KR"/>
+              </w:rPr>
+              <w:t xml:space="preserve">운영행위를 확인할 수 있는 근거자료</w:t>
+            </w:r>
+          </w:p>
+        </w:tc>
+      </w:tr>
+      <w:tr>
+        <w:trPr>
+          <w:cantSplit/>
+          <w:jc w:val="center"/>
+        </w:trPr>
+        <w:tc>
+          <w:tcPr>
+            <w:tcW w:w="2300" w:type="dxa"/>
+            <w:shd w:val="clear" w:color="auto" w:fill="EEF5FA"/>
+            <w:tcMar>
+              <w:top w:w="80" w:type="dxa"/>
+              <w:left w:w="110" w:type="dxa"/>
+              <w:bottom w:w="80" w:type="dxa"/>
+              <w:right w:w="110" w:type="dxa"/>
+            </w:tcMar>
+            <w:vAlign w:val="center"/>
+          </w:tcPr>
+          <w:p>
+            <w:pPr>
+              <w:spacing w:after="20" w:line="252" w:lineRule="auto"/>
+              <w:jc w:val="center"/>
+              <w:rPr>
+                <w:lang w:eastAsia="ko-KR"/>
+              </w:rPr>
+            </w:pPr>
+            <w:r>
+              <w:rPr>
+                <w:b/>
+                <w:color w:val="1F4E79"/>
+                <w:sz w:val="18"/>
+                <w:szCs w:val="18"/>
+                <w:lang w:eastAsia="ko-KR"/>
+              </w:rPr>
+              <w:t xml:space="preserve">승인 → 근거자료</w:t>
+            </w:r>
+          </w:p>
+        </w:tc>
+        <w:tc>
+          <w:tcPr>
+            <w:tcW w:w="3000" w:type="dxa"/>
+            <w:tcMar>
+              <w:top w:w="80" w:type="dxa"/>
+              <w:left w:w="110" w:type="dxa"/>
+              <w:bottom w:w="80" w:type="dxa"/>
+              <w:right w:w="110" w:type="dxa"/>
+            </w:tcMar>
+            <w:vAlign w:val="center"/>
+          </w:tcPr>
+          <w:p>
+            <w:pPr>
+              <w:spacing w:after="20" w:line="252" w:lineRule="auto"/>
+              <w:rPr>
+                <w:lang w:eastAsia="ko-KR"/>
+              </w:rPr>
+            </w:pPr>
+            <w:r>
+              <w:rPr>
+                <w:sz w:val="18"/>
+                <w:szCs w:val="18"/>
+                <w:lang w:eastAsia="ko-KR"/>
+              </w:rPr>
+              <w:t xml:space="preserve">근거 (supportedBy)</w:t>
+            </w:r>
+          </w:p>
+        </w:tc>
+        <w:tc>
+          <w:tcPr>
+            <w:tcW w:w="4672" w:type="dxa"/>
+            <w:tcMar>
+              <w:top w:w="80" w:type="dxa"/>
+              <w:left w:w="110" w:type="dxa"/>
+              <w:bottom w:w="80" w:type="dxa"/>
+              <w:right w:w="110" w:type="dxa"/>
+            </w:tcMar>
+            <w:vAlign w:val="center"/>
+          </w:tcPr>
+          <w:p>
+            <w:pPr>
+              <w:spacing w:after="20" w:line="252" w:lineRule="auto"/>
+              <w:rPr>
+                <w:lang w:eastAsia="ko-KR"/>
+              </w:rPr>
+            </w:pPr>
+            <w:r>
+              <w:rPr>
+                <w:sz w:val="18"/>
+                <w:szCs w:val="18"/>
+                <w:lang w:eastAsia="ko-KR"/>
+              </w:rPr>
+              <w:t xml:space="preserve">승인을 확인할 수 있는 근거자료</w:t>
+            </w:r>
+          </w:p>
+        </w:tc>
+      </w:tr>
+      <w:tr>
+        <w:trPr>
+          <w:cantSplit/>
+          <w:jc w:val="center"/>
+        </w:trPr>
+        <w:tc>
+          <w:tcPr>
+            <w:tcW w:w="2300" w:type="dxa"/>
+            <w:shd w:val="clear" w:color="auto" w:fill="EEF5FA"/>
+            <w:tcMar>
+              <w:top w:w="80" w:type="dxa"/>
+              <w:left w:w="110" w:type="dxa"/>
+              <w:bottom w:w="80" w:type="dxa"/>
+              <w:right w:w="110" w:type="dxa"/>
+            </w:tcMar>
+            <w:vAlign w:val="center"/>
+          </w:tcPr>
+          <w:p>
+            <w:pPr>
+              <w:spacing w:after="20" w:line="252" w:lineRule="auto"/>
+              <w:jc w:val="center"/>
+              <w:rPr>
+                <w:lang w:eastAsia="ko-KR"/>
+              </w:rPr>
+            </w:pPr>
+            <w:r>
+              <w:rPr>
+                <w:b/>
+                <w:color w:val="1F4E79"/>
+                <w:sz w:val="18"/>
+                <w:szCs w:val="18"/>
+                <w:lang w:eastAsia="ko-KR"/>
+              </w:rPr>
+              <w:t xml:space="preserve">운영기준 → 근거자료</w:t>
+            </w:r>
+          </w:p>
+        </w:tc>
+        <w:tc>
+          <w:tcPr>
+            <w:tcW w:w="3000" w:type="dxa"/>
+            <w:tcMar>
+              <w:top w:w="80" w:type="dxa"/>
+              <w:left w:w="110" w:type="dxa"/>
+              <w:bottom w:w="80" w:type="dxa"/>
+              <w:right w:w="110" w:type="dxa"/>
+            </w:tcMar>
+            <w:vAlign w:val="center"/>
+          </w:tcPr>
+          <w:p>
+            <w:pPr>
+              <w:spacing w:after="20" w:line="252" w:lineRule="auto"/>
+              <w:rPr>
+                <w:lang w:eastAsia="ko-KR"/>
+              </w:rPr>
+            </w:pPr>
+            <w:r>
+              <w:rPr>
+                <w:sz w:val="18"/>
+                <w:szCs w:val="18"/>
+                <w:lang w:eastAsia="ko-KR"/>
+              </w:rPr>
+              <w:t xml:space="preserve">근거 (supportedBy)</w:t>
+            </w:r>
+          </w:p>
+        </w:tc>
+        <w:tc>
+          <w:tcPr>
+            <w:tcW w:w="4672" w:type="dxa"/>
+            <w:tcMar>
+              <w:top w:w="80" w:type="dxa"/>
+              <w:left w:w="110" w:type="dxa"/>
+              <w:bottom w:w="80" w:type="dxa"/>
+              <w:right w:w="110" w:type="dxa"/>
+            </w:tcMar>
+            <w:vAlign w:val="center"/>
+          </w:tcPr>
+          <w:p>
+            <w:pPr>
+              <w:spacing w:after="20" w:line="252" w:lineRule="auto"/>
+              <w:rPr>
+                <w:lang w:eastAsia="ko-KR"/>
+              </w:rPr>
+            </w:pPr>
+            <w:r>
+              <w:rPr>
+                <w:sz w:val="18"/>
+                <w:szCs w:val="18"/>
+                <w:lang w:eastAsia="ko-KR"/>
+              </w:rPr>
+              <w:t xml:space="preserve">운영기준을 확인할 수 있는 근거자료</w:t>
+            </w:r>
+          </w:p>
+        </w:tc>
+      </w:tr>
+    </w:tbl>
     <w:p>
       <w:pPr>
         <w:pStyle w:val="a0"/>
@@ -4060,834 +6951,6 @@
         </w:tc>
       </w:tr>
     </w:tbl>
-    <w:p>
-      <w:pPr>
-        <w:pStyle w:val="1"/>
-        <w:rPr>
-          <w:lang w:eastAsia="ko-KR"/>
-        </w:rPr>
-      </w:pPr>
-      <w:r>
-        <w:rPr>
-          <w:lang w:eastAsia="ko-KR"/>
-        </w:rPr>
-        <w:lastRenderedPageBreak/>
-        <w:t>5. CQ 목록</w:t>
-      </w:r>
-    </w:p>
-    <w:p>
-      <w:pPr>
-        <w:pStyle w:val="a0"/>
-        <w:spacing w:after="60"/>
-        <w:rPr>
-          <w:lang w:eastAsia="ko-KR"/>
-        </w:rPr>
-      </w:pPr>
-      <w:r>
-        <w:rPr>
-          <w:sz w:val="20"/>
-          <w:szCs w:val="20"/>
-          <w:lang w:eastAsia="ko-KR"/>
-        </w:rPr>
-        <w:t xml:space="preserve">CQ(Competency Question)는 Ontology가 답할 수 있어야 하는 질문으로, STEP 1에서 전체 질문 1개와 세부 질문 6개(CQ1~CQ6)를 정하였다.</w:t>
-      </w:r>
-    </w:p>
-    <w:tbl>
-      <w:tblPr>
-        <w:tblW w:w="9972" w:type="dxa"/>
-        <w:jc w:val="center"/>
-        <w:tblBorders>
-          <w:top w:val="single" w:sz="5" w:space="0" w:color="A6A6A6"/>
-          <w:left w:val="single" w:sz="5" w:space="0" w:color="A6A6A6"/>
-          <w:bottom w:val="single" w:sz="5" w:space="0" w:color="A6A6A6"/>
-          <w:right w:val="single" w:sz="5" w:space="0" w:color="A6A6A6"/>
-          <w:insideH w:val="single" w:sz="5" w:space="0" w:color="A6A6A6"/>
-          <w:insideV w:val="single" w:sz="5" w:space="0" w:color="A6A6A6"/>
-        </w:tblBorders>
-        <w:tblLayout w:type="fixed"/>
-        <w:tblLook w:val="04A0" w:firstRow="1" w:lastRow="0" w:firstColumn="1" w:lastColumn="0" w:noHBand="0" w:noVBand="1"/>
-      </w:tblPr>
-      <w:tblGrid>
-        <w:gridCol w:w="1500"/>
-        <w:gridCol w:w="2300"/>
-        <w:gridCol w:w="6172"/>
-      </w:tblGrid>
-      <w:tr>
-        <w:trPr>
-          <w:cantSplit/>
-          <w:tblHeader/>
-          <w:jc w:val="center"/>
-        </w:trPr>
-        <w:tc>
-          <w:tcPr>
-            <w:tcW w:w="1500" w:type="dxa"/>
-            <w:shd w:val="clear" w:color="auto" w:fill="D9EAF7"/>
-            <w:tcMar>
-              <w:top w:w="80" w:type="dxa"/>
-              <w:left w:w="110" w:type="dxa"/>
-              <w:bottom w:w="80" w:type="dxa"/>
-              <w:right w:w="110" w:type="dxa"/>
-            </w:tcMar>
-            <w:vAlign w:val="center"/>
-          </w:tcPr>
-          <w:p>
-            <w:pPr>
-              <w:spacing w:after="20" w:line="252" w:lineRule="auto"/>
-              <w:jc w:val="center"/>
-              <w:rPr>
-                <w:lang w:eastAsia="ko-KR"/>
-              </w:rPr>
-            </w:pPr>
-            <w:r>
-              <w:rPr>
-                <w:b/>
-                <w:sz w:val="18"/>
-                <w:szCs w:val="18"/>
-                <w:lang w:eastAsia="ko-KR"/>
-              </w:rPr>
-              <w:t xml:space="preserve">구분</w:t>
-            </w:r>
-          </w:p>
-        </w:tc>
-        <w:tc>
-          <w:tcPr>
-            <w:tcW w:w="2300" w:type="dxa"/>
-            <w:shd w:val="clear" w:color="auto" w:fill="D9EAF7"/>
-            <w:tcMar>
-              <w:top w:w="80" w:type="dxa"/>
-              <w:left w:w="110" w:type="dxa"/>
-              <w:bottom w:w="80" w:type="dxa"/>
-              <w:right w:w="110" w:type="dxa"/>
-            </w:tcMar>
-            <w:vAlign w:val="center"/>
-          </w:tcPr>
-          <w:p>
-            <w:pPr>
-              <w:spacing w:after="20" w:line="252" w:lineRule="auto"/>
-              <w:jc w:val="center"/>
-              <w:rPr>
-                <w:lang w:eastAsia="ko-KR"/>
-              </w:rPr>
-            </w:pPr>
-            <w:r>
-              <w:rPr>
-                <w:b/>
-                <w:sz w:val="18"/>
-                <w:szCs w:val="18"/>
-                <w:lang w:eastAsia="ko-KR"/>
-              </w:rPr>
-              <w:t xml:space="preserve">질문 대상</w:t>
-            </w:r>
-          </w:p>
-        </w:tc>
-        <w:tc>
-          <w:tcPr>
-            <w:tcW w:w="6172" w:type="dxa"/>
-            <w:shd w:val="clear" w:color="auto" w:fill="D9EAF7"/>
-            <w:tcMar>
-              <w:top w:w="80" w:type="dxa"/>
-              <w:left w:w="110" w:type="dxa"/>
-              <w:bottom w:w="80" w:type="dxa"/>
-              <w:right w:w="110" w:type="dxa"/>
-            </w:tcMar>
-            <w:vAlign w:val="center"/>
-          </w:tcPr>
-          <w:p>
-            <w:pPr>
-              <w:spacing w:after="20" w:line="252" w:lineRule="auto"/>
-              <w:jc w:val="center"/>
-              <w:rPr>
-                <w:lang w:eastAsia="ko-KR"/>
-              </w:rPr>
-            </w:pPr>
-            <w:r>
-              <w:rPr>
-                <w:b/>
-                <w:sz w:val="18"/>
-                <w:szCs w:val="18"/>
-                <w:lang w:eastAsia="ko-KR"/>
-              </w:rPr>
-              <w:t xml:space="preserve">질문</w:t>
-            </w:r>
-          </w:p>
-        </w:tc>
-      </w:tr>
-      <w:tr>
-        <w:trPr>
-          <w:cantSplit/>
-          <w:jc w:val="center"/>
-        </w:trPr>
-        <w:tc>
-          <w:tcPr>
-            <w:tcW w:w="1500" w:type="dxa"/>
-            <w:shd w:val="clear" w:color="auto" w:fill="EEF5FA"/>
-            <w:tcMar>
-              <w:top w:w="80" w:type="dxa"/>
-              <w:left w:w="110" w:type="dxa"/>
-              <w:bottom w:w="80" w:type="dxa"/>
-              <w:right w:w="110" w:type="dxa"/>
-            </w:tcMar>
-            <w:vAlign w:val="center"/>
-          </w:tcPr>
-          <w:p>
-            <w:pPr>
-              <w:spacing w:after="20" w:line="252" w:lineRule="auto"/>
-              <w:jc w:val="center"/>
-              <w:rPr>
-                <w:lang w:eastAsia="ko-KR"/>
-              </w:rPr>
-            </w:pPr>
-            <w:r>
-              <w:rPr>
-                <w:b/>
-                <w:color w:val="1F4E79"/>
-                <w:sz w:val="18"/>
-                <w:szCs w:val="18"/>
-                <w:lang w:eastAsia="ko-KR"/>
-              </w:rPr>
-              <w:t xml:space="preserve">전체 질문</w:t>
-            </w:r>
-          </w:p>
-        </w:tc>
-        <w:tc>
-          <w:tcPr>
-            <w:tcW w:w="2300" w:type="dxa"/>
-            <w:tcMar>
-              <w:top w:w="80" w:type="dxa"/>
-              <w:left w:w="110" w:type="dxa"/>
-              <w:bottom w:w="80" w:type="dxa"/>
-              <w:right w:w="110" w:type="dxa"/>
-            </w:tcMar>
-            <w:vAlign w:val="center"/>
-          </w:tcPr>
-          <w:p>
-            <w:pPr>
-              <w:spacing w:after="20" w:line="252" w:lineRule="auto"/>
-              <w:rPr>
-                <w:lang w:eastAsia="ko-KR"/>
-              </w:rPr>
-            </w:pPr>
-            <w:r>
-              <w:rPr>
-                <w:sz w:val="18"/>
-                <w:szCs w:val="18"/>
-                <w:lang w:eastAsia="ko-KR"/>
-              </w:rPr>
-              <w:t xml:space="preserve">현재 운영 판단 지원</w:t>
-            </w:r>
-          </w:p>
-        </w:tc>
-        <w:tc>
-          <w:tcPr>
-            <w:tcW w:w="6172" w:type="dxa"/>
-            <w:tcMar>
-              <w:top w:w="80" w:type="dxa"/>
-              <w:left w:w="110" w:type="dxa"/>
-              <w:bottom w:w="80" w:type="dxa"/>
-              <w:right w:w="110" w:type="dxa"/>
-            </w:tcMar>
-            <w:vAlign w:val="center"/>
-          </w:tcPr>
-          <w:p>
-            <w:pPr>
-              <w:spacing w:after="20" w:line="252" w:lineRule="auto"/>
-              <w:rPr>
-                <w:lang w:eastAsia="ko-KR"/>
-              </w:rPr>
-            </w:pPr>
-            <w:r>
-              <w:rPr>
-                <w:sz w:val="18"/>
-                <w:szCs w:val="18"/>
-                <w:lang w:eastAsia="ko-KR"/>
-              </w:rPr>
-              <w:t xml:space="preserve">특정 댐의 현재 수문·기상 상태와 현행 운영기준을 확인하고, 선택된 과거 시점 또는 사례의 수문·기상 상태, 운영행위, 방류 승인 내용 및 관련 근거자료를 함께 추적하여 현재 운영 판단을 지원할 수 있는가?</w:t>
-            </w:r>
-          </w:p>
-        </w:tc>
-      </w:tr>
-      <w:tr>
-        <w:trPr>
-          <w:cantSplit/>
-          <w:jc w:val="center"/>
-        </w:trPr>
-        <w:tc>
-          <w:tcPr>
-            <w:tcW w:w="1500" w:type="dxa"/>
-            <w:shd w:val="clear" w:color="auto" w:fill="EEF5FA"/>
-            <w:tcMar>
-              <w:top w:w="80" w:type="dxa"/>
-              <w:left w:w="110" w:type="dxa"/>
-              <w:bottom w:w="80" w:type="dxa"/>
-              <w:right w:w="110" w:type="dxa"/>
-            </w:tcMar>
-            <w:vAlign w:val="center"/>
-          </w:tcPr>
-          <w:p>
-            <w:pPr>
-              <w:spacing w:after="20" w:line="252" w:lineRule="auto"/>
-              <w:jc w:val="center"/>
-              <w:rPr>
-                <w:lang w:eastAsia="ko-KR"/>
-              </w:rPr>
-            </w:pPr>
-            <w:r>
-              <w:rPr>
-                <w:b/>
-                <w:color w:val="1F4E79"/>
-                <w:sz w:val="18"/>
-                <w:szCs w:val="18"/>
-                <w:lang w:eastAsia="ko-KR"/>
-              </w:rPr>
-              <w:t xml:space="preserve">CQ1</w:t>
-            </w:r>
-          </w:p>
-        </w:tc>
-        <w:tc>
-          <w:tcPr>
-            <w:tcW w:w="2300" w:type="dxa"/>
-            <w:tcMar>
-              <w:top w:w="80" w:type="dxa"/>
-              <w:left w:w="110" w:type="dxa"/>
-              <w:bottom w:w="80" w:type="dxa"/>
-              <w:right w:w="110" w:type="dxa"/>
-            </w:tcMar>
-            <w:vAlign w:val="center"/>
-          </w:tcPr>
-          <w:p>
-            <w:pPr>
-              <w:spacing w:after="20" w:line="252" w:lineRule="auto"/>
-              <w:rPr>
-                <w:lang w:eastAsia="ko-KR"/>
-              </w:rPr>
-            </w:pPr>
-            <w:r>
-              <w:rPr>
-                <w:sz w:val="18"/>
-                <w:szCs w:val="18"/>
-                <w:lang w:eastAsia="ko-KR"/>
-              </w:rPr>
-              <w:t xml:space="preserve">현재 수문기상 상태</w:t>
-            </w:r>
-          </w:p>
-        </w:tc>
-        <w:tc>
-          <w:tcPr>
-            <w:tcW w:w="6172" w:type="dxa"/>
-            <w:tcMar>
-              <w:top w:w="80" w:type="dxa"/>
-              <w:left w:w="110" w:type="dxa"/>
-              <w:bottom w:w="80" w:type="dxa"/>
-              <w:right w:w="110" w:type="dxa"/>
-            </w:tcMar>
-            <w:vAlign w:val="center"/>
-          </w:tcPr>
-          <w:p>
-            <w:pPr>
-              <w:spacing w:after="20" w:line="252" w:lineRule="auto"/>
-              <w:rPr>
-                <w:lang w:eastAsia="ko-KR"/>
-              </w:rPr>
-            </w:pPr>
-            <w:r>
-              <w:rPr>
-                <w:sz w:val="18"/>
-                <w:szCs w:val="18"/>
-                <w:lang w:eastAsia="ko-KR"/>
-              </w:rPr>
-              <w:t xml:space="preserve">대상 댐의 현재 또는 기준 시점의 강우, 수위, 유입량, 방류량 등 수문·기상 상태는 무엇인가?</w:t>
-            </w:r>
-          </w:p>
-        </w:tc>
-      </w:tr>
-      <w:tr>
-        <w:trPr>
-          <w:cantSplit/>
-          <w:jc w:val="center"/>
-        </w:trPr>
-        <w:tc>
-          <w:tcPr>
-            <w:tcW w:w="1500" w:type="dxa"/>
-            <w:shd w:val="clear" w:color="auto" w:fill="EEF5FA"/>
-            <w:tcMar>
-              <w:top w:w="80" w:type="dxa"/>
-              <w:left w:w="110" w:type="dxa"/>
-              <w:bottom w:w="80" w:type="dxa"/>
-              <w:right w:w="110" w:type="dxa"/>
-            </w:tcMar>
-            <w:vAlign w:val="center"/>
-          </w:tcPr>
-          <w:p>
-            <w:pPr>
-              <w:spacing w:after="20" w:line="252" w:lineRule="auto"/>
-              <w:jc w:val="center"/>
-              <w:rPr>
-                <w:lang w:eastAsia="ko-KR"/>
-              </w:rPr>
-            </w:pPr>
-            <w:r>
-              <w:rPr>
-                <w:b/>
-                <w:color w:val="1F4E79"/>
-                <w:sz w:val="18"/>
-                <w:szCs w:val="18"/>
-                <w:lang w:eastAsia="ko-KR"/>
-              </w:rPr>
-              <w:t xml:space="preserve">CQ2</w:t>
-            </w:r>
-          </w:p>
-        </w:tc>
-        <w:tc>
-          <w:tcPr>
-            <w:tcW w:w="2300" w:type="dxa"/>
-            <w:tcMar>
-              <w:top w:w="80" w:type="dxa"/>
-              <w:left w:w="110" w:type="dxa"/>
-              <w:bottom w:w="80" w:type="dxa"/>
-              <w:right w:w="110" w:type="dxa"/>
-            </w:tcMar>
-            <w:vAlign w:val="center"/>
-          </w:tcPr>
-          <w:p>
-            <w:pPr>
-              <w:spacing w:after="20" w:line="252" w:lineRule="auto"/>
-              <w:rPr>
-                <w:lang w:eastAsia="ko-KR"/>
-              </w:rPr>
-            </w:pPr>
-            <w:r>
-              <w:rPr>
-                <w:sz w:val="18"/>
-                <w:szCs w:val="18"/>
-                <w:lang w:eastAsia="ko-KR"/>
-              </w:rPr>
-              <w:t xml:space="preserve">과거 수문기상 상태</w:t>
-            </w:r>
-          </w:p>
-        </w:tc>
-        <w:tc>
-          <w:tcPr>
-            <w:tcW w:w="6172" w:type="dxa"/>
-            <w:tcMar>
-              <w:top w:w="80" w:type="dxa"/>
-              <w:left w:w="110" w:type="dxa"/>
-              <w:bottom w:w="80" w:type="dxa"/>
-              <w:right w:w="110" w:type="dxa"/>
-            </w:tcMar>
-            <w:vAlign w:val="center"/>
-          </w:tcPr>
-          <w:p>
-            <w:pPr>
-              <w:spacing w:after="20" w:line="252" w:lineRule="auto"/>
-              <w:rPr>
-                <w:lang w:eastAsia="ko-KR"/>
-              </w:rPr>
-            </w:pPr>
-            <w:r>
-              <w:rPr>
-                <w:sz w:val="18"/>
-                <w:szCs w:val="18"/>
-                <w:lang w:eastAsia="ko-KR"/>
-              </w:rPr>
-              <w:t xml:space="preserve">선택된 과거 시점 또는 사례에서 대상 댐의 강우, 수위, 유입량, 방류량 등 수문·기상 상태는 어떠했는가?</w:t>
-            </w:r>
-          </w:p>
-        </w:tc>
-      </w:tr>
-      <w:tr>
-        <w:trPr>
-          <w:cantSplit/>
-          <w:jc w:val="center"/>
-        </w:trPr>
-        <w:tc>
-          <w:tcPr>
-            <w:tcW w:w="1500" w:type="dxa"/>
-            <w:shd w:val="clear" w:color="auto" w:fill="EEF5FA"/>
-            <w:tcMar>
-              <w:top w:w="80" w:type="dxa"/>
-              <w:left w:w="110" w:type="dxa"/>
-              <w:bottom w:w="80" w:type="dxa"/>
-              <w:right w:w="110" w:type="dxa"/>
-            </w:tcMar>
-            <w:vAlign w:val="center"/>
-          </w:tcPr>
-          <w:p>
-            <w:pPr>
-              <w:spacing w:after="20" w:line="252" w:lineRule="auto"/>
-              <w:jc w:val="center"/>
-              <w:rPr>
-                <w:lang w:eastAsia="ko-KR"/>
-              </w:rPr>
-            </w:pPr>
-            <w:r>
-              <w:rPr>
-                <w:b/>
-                <w:color w:val="1F4E79"/>
-                <w:sz w:val="18"/>
-                <w:szCs w:val="18"/>
-                <w:lang w:eastAsia="ko-KR"/>
-              </w:rPr>
-              <w:t xml:space="preserve">CQ3</w:t>
-            </w:r>
-          </w:p>
-        </w:tc>
-        <w:tc>
-          <w:tcPr>
-            <w:tcW w:w="2300" w:type="dxa"/>
-            <w:tcMar>
-              <w:top w:w="80" w:type="dxa"/>
-              <w:left w:w="110" w:type="dxa"/>
-              <w:bottom w:w="80" w:type="dxa"/>
-              <w:right w:w="110" w:type="dxa"/>
-            </w:tcMar>
-            <w:vAlign w:val="center"/>
-          </w:tcPr>
-          <w:p>
-            <w:pPr>
-              <w:spacing w:after="20" w:line="252" w:lineRule="auto"/>
-              <w:rPr>
-                <w:lang w:eastAsia="ko-KR"/>
-              </w:rPr>
-            </w:pPr>
-            <w:r>
-              <w:rPr>
-                <w:sz w:val="18"/>
-                <w:szCs w:val="18"/>
-                <w:lang w:eastAsia="ko-KR"/>
-              </w:rPr>
-              <w:t xml:space="preserve">과거 운영행위</w:t>
-            </w:r>
-          </w:p>
-        </w:tc>
-        <w:tc>
-          <w:tcPr>
-            <w:tcW w:w="6172" w:type="dxa"/>
-            <w:tcMar>
-              <w:top w:w="80" w:type="dxa"/>
-              <w:left w:w="110" w:type="dxa"/>
-              <w:bottom w:w="80" w:type="dxa"/>
-              <w:right w:w="110" w:type="dxa"/>
-            </w:tcMar>
-            <w:vAlign w:val="center"/>
-          </w:tcPr>
-          <w:p>
-            <w:pPr>
-              <w:spacing w:after="20" w:line="252" w:lineRule="auto"/>
-              <w:rPr>
-                <w:lang w:eastAsia="ko-KR"/>
-              </w:rPr>
-            </w:pPr>
-            <w:r>
-              <w:rPr>
-                <w:sz w:val="18"/>
-                <w:szCs w:val="18"/>
-                <w:lang w:eastAsia="ko-KR"/>
-              </w:rPr>
-              <w:t xml:space="preserve">해당 과거 시점 또는 사례에서 수행된 댐 운영행위는 무엇이었는가?</w:t>
-            </w:r>
-          </w:p>
-        </w:tc>
-      </w:tr>
-      <w:tr>
-        <w:trPr>
-          <w:cantSplit/>
-          <w:jc w:val="center"/>
-        </w:trPr>
-        <w:tc>
-          <w:tcPr>
-            <w:tcW w:w="1500" w:type="dxa"/>
-            <w:shd w:val="clear" w:color="auto" w:fill="EEF5FA"/>
-            <w:tcMar>
-              <w:top w:w="80" w:type="dxa"/>
-              <w:left w:w="110" w:type="dxa"/>
-              <w:bottom w:w="80" w:type="dxa"/>
-              <w:right w:w="110" w:type="dxa"/>
-            </w:tcMar>
-            <w:vAlign w:val="center"/>
-          </w:tcPr>
-          <w:p>
-            <w:pPr>
-              <w:spacing w:after="20" w:line="252" w:lineRule="auto"/>
-              <w:jc w:val="center"/>
-              <w:rPr>
-                <w:lang w:eastAsia="ko-KR"/>
-              </w:rPr>
-            </w:pPr>
-            <w:r>
-              <w:rPr>
-                <w:b/>
-                <w:color w:val="1F4E79"/>
-                <w:sz w:val="18"/>
-                <w:szCs w:val="18"/>
-                <w:lang w:eastAsia="ko-KR"/>
-              </w:rPr>
-              <w:t xml:space="preserve">CQ4</w:t>
-            </w:r>
-          </w:p>
-        </w:tc>
-        <w:tc>
-          <w:tcPr>
-            <w:tcW w:w="2300" w:type="dxa"/>
-            <w:tcMar>
-              <w:top w:w="80" w:type="dxa"/>
-              <w:left w:w="110" w:type="dxa"/>
-              <w:bottom w:w="80" w:type="dxa"/>
-              <w:right w:w="110" w:type="dxa"/>
-            </w:tcMar>
-            <w:vAlign w:val="center"/>
-          </w:tcPr>
-          <w:p>
-            <w:pPr>
-              <w:spacing w:after="20" w:line="252" w:lineRule="auto"/>
-              <w:rPr>
-                <w:lang w:eastAsia="ko-KR"/>
-              </w:rPr>
-            </w:pPr>
-            <w:r>
-              <w:rPr>
-                <w:sz w:val="18"/>
-                <w:szCs w:val="18"/>
-                <w:lang w:eastAsia="ko-KR"/>
-              </w:rPr>
-              <w:t xml:space="preserve">과거 방류 승인</w:t>
-            </w:r>
-          </w:p>
-        </w:tc>
-        <w:tc>
-          <w:tcPr>
-            <w:tcW w:w="6172" w:type="dxa"/>
-            <w:tcMar>
-              <w:top w:w="80" w:type="dxa"/>
-              <w:left w:w="110" w:type="dxa"/>
-              <w:bottom w:w="80" w:type="dxa"/>
-              <w:right w:w="110" w:type="dxa"/>
-            </w:tcMar>
-            <w:vAlign w:val="center"/>
-          </w:tcPr>
-          <w:p>
-            <w:pPr>
-              <w:spacing w:after="20" w:line="252" w:lineRule="auto"/>
-              <w:rPr>
-                <w:lang w:eastAsia="ko-KR"/>
-              </w:rPr>
-            </w:pPr>
-            <w:r>
-              <w:rPr>
-                <w:sz w:val="18"/>
-                <w:szCs w:val="18"/>
-                <w:lang w:eastAsia="ko-KR"/>
-              </w:rPr>
-              <w:t xml:space="preserve">해당 과거 시점 또는 사례에서 어떤 방류 승인이 있었으며, 그 승인 내용은 무엇인가?</w:t>
-            </w:r>
-          </w:p>
-        </w:tc>
-      </w:tr>
-      <w:tr>
-        <w:trPr>
-          <w:cantSplit/>
-          <w:jc w:val="center"/>
-        </w:trPr>
-        <w:tc>
-          <w:tcPr>
-            <w:tcW w:w="1500" w:type="dxa"/>
-            <w:shd w:val="clear" w:color="auto" w:fill="EEF5FA"/>
-            <w:tcMar>
-              <w:top w:w="80" w:type="dxa"/>
-              <w:left w:w="110" w:type="dxa"/>
-              <w:bottom w:w="80" w:type="dxa"/>
-              <w:right w:w="110" w:type="dxa"/>
-            </w:tcMar>
-            <w:vAlign w:val="center"/>
-          </w:tcPr>
-          <w:p>
-            <w:pPr>
-              <w:spacing w:after="20" w:line="252" w:lineRule="auto"/>
-              <w:jc w:val="center"/>
-              <w:rPr>
-                <w:lang w:eastAsia="ko-KR"/>
-              </w:rPr>
-            </w:pPr>
-            <w:r>
-              <w:rPr>
-                <w:b/>
-                <w:color w:val="1F4E79"/>
-                <w:sz w:val="18"/>
-                <w:szCs w:val="18"/>
-                <w:lang w:eastAsia="ko-KR"/>
-              </w:rPr>
-              <w:t xml:space="preserve">CQ5</w:t>
-            </w:r>
-          </w:p>
-        </w:tc>
-        <w:tc>
-          <w:tcPr>
-            <w:tcW w:w="2300" w:type="dxa"/>
-            <w:tcMar>
-              <w:top w:w="80" w:type="dxa"/>
-              <w:left w:w="110" w:type="dxa"/>
-              <w:bottom w:w="80" w:type="dxa"/>
-              <w:right w:w="110" w:type="dxa"/>
-            </w:tcMar>
-            <w:vAlign w:val="center"/>
-          </w:tcPr>
-          <w:p>
-            <w:pPr>
-              <w:spacing w:after="20" w:line="252" w:lineRule="auto"/>
-              <w:rPr>
-                <w:lang w:eastAsia="ko-KR"/>
-              </w:rPr>
-            </w:pPr>
-            <w:r>
-              <w:rPr>
-                <w:sz w:val="18"/>
-                <w:szCs w:val="18"/>
-                <w:lang w:eastAsia="ko-KR"/>
-              </w:rPr>
-              <w:t xml:space="preserve">현재 운영기준</w:t>
-            </w:r>
-          </w:p>
-        </w:tc>
-        <w:tc>
-          <w:tcPr>
-            <w:tcW w:w="6172" w:type="dxa"/>
-            <w:tcMar>
-              <w:top w:w="80" w:type="dxa"/>
-              <w:left w:w="110" w:type="dxa"/>
-              <w:bottom w:w="80" w:type="dxa"/>
-              <w:right w:w="110" w:type="dxa"/>
-            </w:tcMar>
-            <w:vAlign w:val="center"/>
-          </w:tcPr>
-          <w:p>
-            <w:pPr>
-              <w:spacing w:after="20" w:line="252" w:lineRule="auto"/>
-              <w:rPr>
-                <w:lang w:eastAsia="ko-KR"/>
-              </w:rPr>
-            </w:pPr>
-            <w:r>
-              <w:rPr>
-                <w:sz w:val="18"/>
-                <w:szCs w:val="18"/>
-                <w:lang w:eastAsia="ko-KR"/>
-              </w:rPr>
-              <w:t xml:space="preserve">현재 대상 댐에 적용되는 운영기준은 무엇이며, 현재 운영 판단과 관련된 기준값은 무엇인가?</w:t>
-            </w:r>
-          </w:p>
-        </w:tc>
-      </w:tr>
-      <w:tr>
-        <w:trPr>
-          <w:cantSplit/>
-          <w:jc w:val="center"/>
-        </w:trPr>
-        <w:tc>
-          <w:tcPr>
-            <w:tcW w:w="1500" w:type="dxa"/>
-            <w:shd w:val="clear" w:color="auto" w:fill="EEF5FA"/>
-            <w:tcMar>
-              <w:top w:w="80" w:type="dxa"/>
-              <w:left w:w="110" w:type="dxa"/>
-              <w:bottom w:w="80" w:type="dxa"/>
-              <w:right w:w="110" w:type="dxa"/>
-            </w:tcMar>
-            <w:vAlign w:val="center"/>
-          </w:tcPr>
-          <w:p>
-            <w:pPr>
-              <w:spacing w:after="20" w:line="252" w:lineRule="auto"/>
-              <w:jc w:val="center"/>
-              <w:rPr>
-                <w:lang w:eastAsia="ko-KR"/>
-              </w:rPr>
-            </w:pPr>
-            <w:r>
-              <w:rPr>
-                <w:b/>
-                <w:color w:val="1F4E79"/>
-                <w:sz w:val="18"/>
-                <w:szCs w:val="18"/>
-                <w:lang w:eastAsia="ko-KR"/>
-              </w:rPr>
-              <w:t xml:space="preserve">CQ6</w:t>
-            </w:r>
-          </w:p>
-        </w:tc>
-        <w:tc>
-          <w:tcPr>
-            <w:tcW w:w="2300" w:type="dxa"/>
-            <w:tcMar>
-              <w:top w:w="80" w:type="dxa"/>
-              <w:left w:w="110" w:type="dxa"/>
-              <w:bottom w:w="80" w:type="dxa"/>
-              <w:right w:w="110" w:type="dxa"/>
-            </w:tcMar>
-            <w:vAlign w:val="center"/>
-          </w:tcPr>
-          <w:p>
-            <w:pPr>
-              <w:spacing w:after="20" w:line="252" w:lineRule="auto"/>
-              <w:rPr>
-                <w:lang w:eastAsia="ko-KR"/>
-              </w:rPr>
-            </w:pPr>
-            <w:r>
-              <w:rPr>
-                <w:sz w:val="18"/>
-                <w:szCs w:val="18"/>
-                <w:lang w:eastAsia="ko-KR"/>
-              </w:rPr>
-              <w:t xml:space="preserve">공식 근거</w:t>
-            </w:r>
-          </w:p>
-        </w:tc>
-        <w:tc>
-          <w:tcPr>
-            <w:tcW w:w="6172" w:type="dxa"/>
-            <w:tcMar>
-              <w:top w:w="80" w:type="dxa"/>
-              <w:left w:w="110" w:type="dxa"/>
-              <w:bottom w:w="80" w:type="dxa"/>
-              <w:right w:w="110" w:type="dxa"/>
-            </w:tcMar>
-            <w:vAlign w:val="center"/>
-          </w:tcPr>
-          <w:p>
-            <w:pPr>
-              <w:spacing w:after="20" w:line="252" w:lineRule="auto"/>
-              <w:rPr>
-                <w:lang w:eastAsia="ko-KR"/>
-              </w:rPr>
-            </w:pPr>
-            <w:r>
-              <w:rPr>
-                <w:sz w:val="18"/>
-                <w:szCs w:val="18"/>
-                <w:lang w:eastAsia="ko-KR"/>
-              </w:rPr>
-              <w:t xml:space="preserve">각 수문·기상 상태, 운영행위, 승인 내용 및 운영기준을 확인할 수 있는 공식 자료 또는 근거문서는 무엇인가?</w:t>
-            </w:r>
-          </w:p>
-        </w:tc>
-      </w:tr>
-    </w:tbl>
-    <w:p>
-      <w:pPr>
-        <w:pStyle w:val="a0"/>
-        <w:spacing w:after="60"/>
-        <w:rPr>
-          <w:lang w:eastAsia="ko-KR"/>
-        </w:rPr>
-      </w:pPr>
-      <w:r>
-        <w:rPr>
-          <w:sz w:val="20"/>
-          <w:szCs w:val="20"/>
-          <w:lang w:eastAsia="ko-KR"/>
-        </w:rPr>
-        <w:t xml:space="preserve">STEP 3의 질문 유형은 CQ1~CQ6에 수치 비교용 “비슷한 과거 사례(SIMILAR)”를 더한 것이다.</w:t>
-      </w:r>
-    </w:p>
     <w:p>
       <w:pPr>
         <w:pStyle w:val="a0"/>
